--- a/barlow/docs/finesst_proposal_v9_tracked.docx
+++ b/barlow/docs/finesst_proposal_v9_tracked.docx
@@ -1,6 +1,6 @@
 
 <file path=word/document.xml><?xml version="1.0" encoding="utf-8"?>
-<w:document xmlns:wpc="http://schemas.microsoft.com/office/word/2010/wordprocessingCanvas" xmlns:cx="http://schemas.microsoft.com/office/drawing/2014/chartex" xmlns:cx1="http://schemas.microsoft.com/office/drawing/2015/9/8/chartex" xmlns:cx2="http://schemas.microsoft.com/office/drawing/2015/10/21/chartex" xmlns:cx3="http://schemas.microsoft.com/office/drawing/2016/5/9/chartex" xmlns:cx4="http://schemas.microsoft.com/office/drawing/2016/5/10/chartex" xmlns:cx5="http://schemas.microsoft.com/office/drawing/2016/5/11/chartex" xmlns:cx6="http://schemas.microsoft.com/office/drawing/2016/5/12/chartex" xmlns:cx7="http://schemas.microsoft.com/office/drawing/2016/5/13/chartex" xmlns:cx8="http://schemas.microsoft.com/office/drawing/2016/5/14/chartex" xmlns:mc="http://schemas.openxmlformats.org/markup-compatibility/2006" xmlns:aink="http://schemas.microsoft.com/office/drawing/2016/ink" xmlns:am3d="http://schemas.microsoft.com/office/drawing/2017/model3d" xmlns:o="urn:schemas-microsoft-com:office:office" xmlns:oel="http://schemas.microsoft.com/office/2019/extlst" xmlns:r="http://schemas.openxmlformats.org/officeDocument/2006/relationships" xmlns:m="http://schemas.openxmlformats.org/officeDocument/2006/math" xmlns:v="urn:schemas-microsoft-com:vml" xmlns:wp14="http://schemas.microsoft.com/office/word/2010/wordprocessingDrawing" xmlns:wp="http://schemas.openxmlformats.org/drawingml/2006/wordprocessingDrawing" xmlns:w10="urn:schemas-microsoft-com:office:word" xmlns:w="http://schemas.openxmlformats.org/wordprocessingml/2006/main" xmlns:w14="http://schemas.microsoft.com/office/word/2010/wordml" xmlns:w15="http://schemas.microsoft.com/office/word/2012/wordml" xmlns:w16cex="http://schemas.microsoft.com/office/word/2018/wordml/cex" xmlns:w16cid="http://schemas.microsoft.com/office/word/2016/wordml/cid" xmlns:w16="http://schemas.microsoft.com/office/word/2018/wordml" xmlns:w16du="http://schemas.microsoft.com/office/word/2023/wordml/word16du" xmlns:w16sdtdh="http://schemas.microsoft.com/office/word/2020/wordml/sdtdatahash" xmlns:w16sdtfl="http://schemas.microsoft.com/office/word/2024/wordml/sdtformatlock" xmlns:w16se="http://schemas.microsoft.com/office/word/2015/wordml/symex" xmlns:wpg="http://schemas.microsoft.com/office/word/2010/wordprocessingGroup" xmlns:wpi="http://schemas.microsoft.com/office/word/2010/wordprocessingInk" xmlns:wne="http://schemas.microsoft.com/office/word/2006/wordml" xmlns:wps="http://schemas.microsoft.com/office/word/2010/wordprocessingShape" mc:Ignorable="w14 w15 w16se w16cid w16 w16cex w16sdtdh w16sdtfl w16du wp14">
+<w:document xmlns:wpc="http://schemas.microsoft.com/office/word/2010/wordprocessingCanvas" xmlns:mc="http://schemas.openxmlformats.org/markup-compatibility/2006" xmlns:o="urn:schemas-microsoft-com:office:office" xmlns:r="http://schemas.openxmlformats.org/officeDocument/2006/relationships" xmlns:m="http://schemas.openxmlformats.org/officeDocument/2006/math" xmlns:v="urn:schemas-microsoft-com:vml" xmlns:wp14="http://schemas.microsoft.com/office/word/2010/wordprocessingDrawing" xmlns:wp="http://schemas.openxmlformats.org/drawingml/2006/wordprocessingDrawing" xmlns:w10="urn:schemas-microsoft-com:office:word" xmlns:w="http://schemas.openxmlformats.org/wordprocessingml/2006/main" xmlns:w14="http://schemas.microsoft.com/office/word/2010/wordml" xmlns:w15="http://schemas.microsoft.com/office/word/2012/wordml" xmlns:wpg="http://schemas.microsoft.com/office/word/2010/wordprocessingGroup" xmlns:wpi="http://schemas.microsoft.com/office/word/2010/wordprocessingInk" xmlns:wne="http://schemas.microsoft.com/office/word/2006/wordml" xmlns:wps="http://schemas.microsoft.com/office/word/2010/wordprocessingShape" mc:Ignorable="w14 w15 wp14">
   <w:body>
     <w:p>
       <w:pPr>
@@ -21,51 +21,32 @@
       <w:r>
         <w:t xml:space="preserve">Summary: Previous work [1] has identified places where Antarctic Dry Valley streams are reshaping the land, but it stops at location and doesn’t examine the causes of stream migration. This project attempts to elucidate the drivers of channel migration. Using remote sensing and machine learning, it links the measured changes to the driving processes (heat, melt, thawing ground), </w:t>
       </w:r>
-      <w:del w:id="1001" w:author="Colton Goodrich" w:date="2026-07-09T12:00:00Z">
-        <w:r>
-          <w:delText xml:space="preserve">widens</w:delText>
+      <w:del w:id="0" w:author="Colton Goodrich" w:date="2026-07-09T12:00:00Z">
+        <w:r>
+          <w:delText>widens</w:delText>
         </w:r>
       </w:del>
-      <w:ins w:id="1002" w:author="Colton Goodrich" w:date="2026-07-09T12:00:00Z">
-        <w:r>
-          <w:t xml:space="preserve">extends</w:t>
+      <w:ins w:id="1" w:author="Colton Goodrich" w:date="2026-07-09T12:00:00Z">
+        <w:r>
+          <w:t>extends</w:t>
         </w:r>
       </w:ins>
       <w:r>
         <w:t xml:space="preserve"> the measurement from the </w:t>
       </w:r>
-      <w:del w:id="1003" w:author="Colton Goodrich" w:date="2026-07-09T12:00:00Z">
-        <w:r>
-          <w:delText xml:space="preserve">stream channels to the whole valley floor,</w:delText>
+      <w:del w:id="2" w:author="Colton Goodrich" w:date="2026-07-09T12:00:00Z">
+        <w:r>
+          <w:delText>stream channels to the whole valley floor,</w:delText>
         </w:r>
       </w:del>
-      <w:ins w:id="1004" w:author="Colton Goodrich" w:date="2026-07-09T12:00:00Z">
-        <w:r>
-          <w:t xml:space="preserve">channel centerline into the near-channel corridor,</w:t>
+      <w:ins w:id="3" w:author="Colton Goodrich" w:date="2026-07-09T12:00:00Z">
+        <w:r>
+          <w:t>channel centerline into the near-channel corridor,</w:t>
         </w:r>
       </w:ins>
       <w:r>
         <w:t xml:space="preserve"> and attaches a real uncertainty value to every pixel.</w:t>
       </w:r>
-      <w:r/>
-      <w:r/>
-      <w:r/>
-      <w:r/>
-      <w:r/>
-      <w:r/>
-      <w:r/>
-      <w:r/>
-      <w:r/>
-      <w:r/>
-      <w:r/>
-      <w:r/>
-      <w:r/>
-      <w:r/>
-      <w:r/>
-      <w:r/>
-      <w:r/>
-      <w:r/>
-      <w:r/>
     </w:p>
     <w:p>
       <w:pPr>
@@ -90,11 +71,6 @@
       <w:r>
         <w:t>The McMurdo Dry Valleys (MDVs) are the largest ice-free region of Antarctica. For most of a century they were treated as one of Earth's most stable landscapes, lacking strong erosive forces. That view is now an open question. The valleys are energy-limited: ice is everywhere, and there is barely enough summer heat to melt much of it [9]. A small warming produces a measurable response — ephemeral streams (channels that flow only during a brief melt season) carry more water, move sediment, and reshape the terrain.</w:t>
       </w:r>
-      <w:r/>
-      <w:r/>
-      <w:r/>
-      <w:r/>
-      <w:r/>
     </w:p>
     <w:p>
       <w:pPr>
@@ -151,7 +127,71 @@
           <w:color w:val="404040"/>
           <w:sz w:val="18"/>
         </w:rPr>
-        <w:t xml:space="preserve">Figure 1. Study area. (A) The McMurdo Dry Valleys within Antarctica (coastline: Natural Earth). (B) Hillshade of the study-area lidar DEM (1 m), showing the incised valley-floor channels this project measures; </w:t>
+        <w:t xml:space="preserve">Figure 1. Study area. (A) The McMurdo Dry Valleys within Antarctica (coastline: Natural Earth). (B) </w:t>
+      </w:r>
+      <w:proofErr w:type="spellStart"/>
+      <w:r>
+        <w:rPr>
+          <w:i/>
+          <w:color w:val="404040"/>
+          <w:sz w:val="18"/>
+        </w:rPr>
+        <w:t>Hillshade</w:t>
+      </w:r>
+      <w:proofErr w:type="spellEnd"/>
+      <w:r>
+        <w:rPr>
+          <w:i/>
+          <w:color w:val="404040"/>
+          <w:sz w:val="18"/>
+        </w:rPr>
+        <w:t xml:space="preserve"> of the study-area </w:t>
+      </w:r>
+      <w:proofErr w:type="spellStart"/>
+      <w:r>
+        <w:rPr>
+          <w:i/>
+          <w:color w:val="404040"/>
+          <w:sz w:val="18"/>
+        </w:rPr>
+        <w:t>lidar</w:t>
+      </w:r>
+      <w:proofErr w:type="spellEnd"/>
+      <w:r>
+        <w:rPr>
+          <w:i/>
+          <w:color w:val="404040"/>
+          <w:sz w:val="18"/>
+        </w:rPr>
+        <w:t xml:space="preserve"> DEM (1 m), showing the incised valley-floor channels this project measures</w:t>
+      </w:r>
+      <w:del w:id="200" w:author="Colton Goodrich" w:date="2026-07-09T12:00:00Z">
+        <w:r>
+          <w:rPr>
+            <w:i/>
+            <w:color w:val="404040"/>
+            <w:sz w:val="18"/>
+          </w:rPr>
+          <w:delText xml:space="preserve">;</w:delText>
+        </w:r>
+      </w:del>
+      <w:ins w:id="202" w:author="Colton Goodrich" w:date="2026-07-09T12:00:00Z">
+        <w:r>
+          <w:rPr>
+            <w:i/>
+            <w:color w:val="404040"/>
+            <w:sz w:val="18"/>
+          </w:rPr>
+          <w:t xml:space="preserve">.</w:t>
+        </w:r>
+      </w:ins>
+      <w:r>
+        <w:rPr>
+          <w:i/>
+          <w:color w:val="404040"/>
+          <w:sz w:val="18"/>
+        </w:rPr>
+        <w:t xml:space="preserve"> </w:t>
       </w:r>
     </w:p>
     <w:p>
@@ -177,10 +217,6 @@
       <w:r>
         <w:t>The prior dissertation and related publications [1, 2] laid the foundation for this study by providing the following initial data products:</w:t>
       </w:r>
-      <w:r/>
-      <w:r/>
-      <w:r/>
-      <w:r/>
     </w:p>
     <w:p>
       <w:pPr>
@@ -194,23 +230,37 @@
         </w:rPr>
       </w:pPr>
       <w:r>
-        <w:lastRenderedPageBreak/>
         <w:t xml:space="preserve">A U-Net </w:t>
       </w:r>
       <w:r>
         <w:t xml:space="preserve">ML methodology </w:t>
       </w:r>
+      <w:ins w:id="222" w:author="Colton Goodrich" w:date="2026-07-09T12:00:00Z">
+        <w:r>
+          <w:t xml:space="preserve">[5] </w:t>
+        </w:r>
+      </w:ins>
       <w:r>
         <w:t xml:space="preserve">that finds stream channels </w:t>
       </w:r>
       <w:r>
-        <w:t>using high resolution terrain</w:t>
-      </w:r>
-      <w:r>
-        <w:t xml:space="preserve"> (elevation, slope, aspect)</w:t>
-      </w:r>
-      <w:r>
-        <w:t xml:space="preserve">. </w:t>
+        <w:t xml:space="preserve">using high</w:t>
+      </w:r>
+      <w:del w:id="224" w:author="Colton Goodrich" w:date="2026-07-09T12:00:00Z">
+        <w:r>
+          <w:delText xml:space="preserve"> </w:delText>
+        </w:r>
+      </w:del>
+      <w:ins w:id="226" w:author="Colton Goodrich" w:date="2026-07-09T12:00:00Z">
+        <w:r>
+          <w:t xml:space="preserve">-</w:t>
+        </w:r>
+      </w:ins>
+      <w:r>
+        <w:t xml:space="preserve">resolution terrain</w:t>
+      </w:r>
+      <w:r>
+        <w:t xml:space="preserve"> (elevation, slope, aspect). </w:t>
       </w:r>
     </w:p>
     <w:p>
@@ -225,26 +275,21 @@
         </w:rPr>
       </w:pPr>
       <w:r>
-        <w:t>Initial verification that repeat acquisition and valley wide REMA (Reference Elevation Model of Antarctica) satellite DEMs [4] are precise and high-resolution enough to detect stream-corridor change once aligned to external control.</w:t>
-      </w:r>
-      <w:r/>
-      <w:r/>
-      <w:r/>
-      <w:r/>
-      <w:r/>
-      <w:r/>
-      <w:r/>
-      <w:r/>
-      <w:r/>
-      <w:r/>
-      <w:r/>
-      <w:r/>
-      <w:r/>
-      <w:r/>
-      <w:r/>
-      <w:r/>
-      <w:r/>
-      <w:r/>
+        <w:t xml:space="preserve">Initial verification that repeat</w:t>
+      </w:r>
+      <w:del w:id="234" w:author="Colton Goodrich" w:date="2026-07-09T12:00:00Z">
+        <w:r>
+          <w:delText xml:space="preserve"> acquisition and valley </w:delText>
+        </w:r>
+      </w:del>
+      <w:ins w:id="236" w:author="Colton Goodrich" w:date="2026-07-09T12:00:00Z">
+        <w:r>
+          <w:t xml:space="preserve">-acquisition airborne lidar and valley-</w:t>
+        </w:r>
+      </w:ins>
+      <w:r>
+        <w:t xml:space="preserve">wide REMA (Reference Elevation Model of Antarctica) satellite DEMs [4] are precise and high-resolution enough to detect stream-corridor change once aligned to external control.</w:t>
+      </w:r>
     </w:p>
     <w:p>
       <w:pPr>
@@ -273,22 +318,22 @@
           <w:b/>
         </w:rPr>
       </w:pPr>
-      <w:del w:id="1005" w:author="Colton Goodrich" w:date="2026-07-09T12:00:00Z">
+      <w:del w:id="4" w:author="Colton Goodrich" w:date="2026-07-09T12:00:00Z">
         <w:r>
           <w:rPr>
             <w:b/>
             <w:sz w:val="24"/>
           </w:rPr>
-          <w:delText xml:space="preserve">Current Data Deficiencies</w:delText>
+          <w:delText>Current Data Deficiencies</w:delText>
         </w:r>
       </w:del>
-      <w:ins w:id="1006" w:author="Colton Goodrich" w:date="2026-07-09T12:00:00Z">
+      <w:ins w:id="5" w:author="Colton Goodrich" w:date="2026-07-09T12:00:00Z">
         <w:r>
           <w:rPr>
             <w:b/>
             <w:sz w:val="24"/>
           </w:rPr>
-          <w:t xml:space="preserve">The Open Question</w:t>
+          <w:t>The Open Question</w:t>
         </w:r>
       </w:ins>
     </w:p>
@@ -298,18 +343,16 @@
           <w:b/>
         </w:rPr>
       </w:pPr>
-      <w:del w:id="1007" w:author="Colton Goodrich" w:date="2026-07-09T12:00:00Z">
-        <w:r>
-          <w:delText xml:space="preserve">The current state of the art as given in the dissertation is descriptive: it identifies where change happens but does not answer the larger question of why — what are the primary driving factor(s)? Because that work was masked to the stream channels, everything the elevation differencing measured outside them (thawing ground, fans) was set aside. This proposal completes it.</w:delText>
+      <w:del w:id="6" w:author="Colton Goodrich" w:date="2026-07-09T12:00:00Z">
+        <w:r>
+          <w:delText>The current state of the art as given in the dissertation is descriptive: it identifies where change happens but does not answer the larger question of why — what are the primary driving factor(s)? Because that work was masked to the stream channels, everything the elevation differencing measured outside them (thawing ground, fans) was set aside. This proposal completes it.</w:delText>
         </w:r>
       </w:del>
-      <w:ins w:id="1008" w:author="Colton Goodrich" w:date="2026-07-09T12:00:00Z">
-        <w:r>
-          <w:t xml:space="preserve">Detecting where channels change is now feasible; explaining why is not. The open question is which climate drivers set the rate of channel change, and whether melt energy or water volume dominates. This project attributes measured stream-channel change to those drivers and attaches calibrated per-pixel uncertainty to every measurement.</w:t>
-        </w:r>
-      </w:ins>
-      <w:commentRangeStart w:id="57"/>
-      <w:commentRangeEnd w:id="57"/>
+      <w:r>
+        <w:t>Detecting where channels change is now feasible; explaining why is not. The open question is which climate drivers set the rate of channel change, and whether melt energy or water volume dominates. This project attributes measured stream-channel change to those drivers and attaches calibrated per-pixel uncertainty to every measurement.</w:t>
+      </w:r>
+      <w:commentRangeStart w:id="7"/>
+      <w:commentRangeEnd w:id="7"/>
       <w:r>
         <w:rPr>
           <w:rStyle w:val="CommentReference"/>
@@ -317,7 +360,7 @@
           <w:sz w:val="22"/>
           <w:szCs w:val="22"/>
         </w:rPr>
-        <w:commentReference w:id="57"/>
+        <w:commentReference w:id="7"/>
       </w:r>
     </w:p>
     <w:p>
@@ -341,29 +384,74 @@
         </w:rPr>
       </w:pPr>
       <w:r>
-        <w:t>The 2001 baseline is NASA data — an airborne LiDAR swath never fully exploited for surface change – reference for this as well [8]. The project turns the airborne lidar, REMA satellite DEMs (corrected and controlled by airborne lidar and ICESat-2 observations) and reanalysis, into a continuing, uncertainty-calibrated record of climate-driven surface change in the Dry Valleys. The methods travel beyond the site to any elevation-differencing problem, including the surface-change records NASA missions such as ICESat-2 and NISAR produce. The analysis will also enable future change detection from the high resolution terrain observations resulting from the possible future Surface Topography and Vegetation (STV) observing system. The Dry Valleys are also the canonical terrestrial analog for cold-desert planetary surfaces such as Mars. The proposed research also develops the skills NASA's open-science strategy calls for: open geospatial data, machine learning on remote sensing, and honest uncertainty.</w:t>
-      </w:r>
-      <w:r/>
-      <w:r/>
-      <w:r/>
-      <w:r/>
-      <w:r/>
-      <w:r/>
-      <w:r/>
-      <w:r/>
-      <w:r/>
-      <w:r/>
-      <w:r/>
-      <w:r/>
-      <w:r/>
-      <w:r/>
-      <w:r/>
-      <w:r/>
-      <w:r/>
-      <w:r/>
-      <w:r/>
-      <w:r/>
-      <w:r/>
+        <w:t xml:space="preserve">The </w:t>
+      </w:r>
+      <w:ins w:id="208" w:author="Colton Goodrich" w:date="2026-07-09T12:00:00Z">
+        <w:r>
+          <w:t xml:space="preserve">proposed research is relevant to NASA’s Earth Science Division — most directly the Cryospheric Sciences and Terrestrial Hydrology programs, which support research on cold-region surface change and meltwater hydrology. The </w:t>
+        </w:r>
+      </w:ins>
+      <w:r>
+        <w:t xml:space="preserve">2001 baseline is NASA data — an airborne </w:t>
+      </w:r>
+      <w:del w:id="238" w:author="Colton Goodrich" w:date="2026-07-09T12:00:00Z">
+        <w:r>
+          <w:delText xml:space="preserve">LiDAR</w:delText>
+        </w:r>
+      </w:del>
+      <w:ins w:id="240" w:author="Colton Goodrich" w:date="2026-07-09T12:00:00Z">
+        <w:r>
+          <w:t xml:space="preserve">lidar</w:t>
+        </w:r>
+      </w:ins>
+      <w:r>
+        <w:t xml:space="preserve"> swath never fully exploited for surface change </w:t>
+      </w:r>
+      <w:del w:id="204" w:author="Colton Goodrich" w:date="2026-07-09T12:00:00Z">
+        <w:r>
+          <w:delText xml:space="preserve">– reference for this as well </w:delText>
+        </w:r>
+      </w:del>
+      <w:r>
+        <w:t xml:space="preserve">[8]. The project turns the airborne </w:t>
+      </w:r>
+      <w:proofErr w:type="spellStart"/>
+      <w:r>
+        <w:t>lidar</w:t>
+      </w:r>
+      <w:proofErr w:type="spellEnd"/>
+      <w:r>
+        <w:t xml:space="preserve">, REMA satellite DEMs (corrected and controlled by airborne </w:t>
+      </w:r>
+      <w:proofErr w:type="spellStart"/>
+      <w:r>
+        <w:t>lidar</w:t>
+      </w:r>
+      <w:proofErr w:type="spellEnd"/>
+      <w:r>
+        <w:t xml:space="preserve"> and ICESat-2 observations) and reanalysis</w:t>
+      </w:r>
+      <w:del w:id="206" w:author="Colton Goodrich" w:date="2026-07-09T12:00:00Z">
+        <w:r>
+          <w:delText xml:space="preserve">,</w:delText>
+        </w:r>
+      </w:del>
+      <w:r>
+        <w:t xml:space="preserve"> into a continuing, uncertainty-calibrated record of climate-driven surface change in the Dry Valleys. The methods travel beyond the site to any elevation-differencing problem, including the surface-change records NASA missions such as ICESat-2 and NISAR produce. The analysis will also enable future change detection from the high</w:t>
+      </w:r>
+      <w:del w:id="230" w:author="Colton Goodrich" w:date="2026-07-09T12:00:00Z">
+        <w:r>
+          <w:delText xml:space="preserve"> </w:delText>
+        </w:r>
+      </w:del>
+      <w:ins w:id="232" w:author="Colton Goodrich" w:date="2026-07-09T12:00:00Z">
+        <w:r>
+          <w:t xml:space="preserve">-</w:t>
+        </w:r>
+      </w:ins>
+      <w:r>
+        <w:t xml:space="preserve">resolution terrain observations resulting from the possible future Surface Topography and Vegetation (STV) observing system. The Dry Valleys are also the canonical terrestrial analog for cold-desert planetary surfaces such as Mars. The proposed research also develops the skills NASA's open-science strategy calls for: open geospatial data, machine learning on remote sensing, and honest uncertainty.</w:t>
+      </w:r>
     </w:p>
     <w:p>
       <w:pPr>
@@ -382,13 +470,7 @@
     </w:p>
     <w:p>
       <w:r>
-        <w:t xml:space="preserve">The project considers </w:t>
-      </w:r>
-      <w:r>
-        <w:t>t</w:t>
-      </w:r>
-      <w:r>
-        <w:t xml:space="preserve">hree </w:t>
+        <w:t xml:space="preserve">The project considers three </w:t>
       </w:r>
       <w:r>
         <w:t>objectives:</w:t>
@@ -403,56 +485,90 @@
         </w:numPr>
       </w:pPr>
       <w:r>
-        <w:t xml:space="preserve">Attribution. Determination of</w:t>
-      </w:r>
-      <w:del w:id="1009" w:author="Colton Goodrich" w:date="2026-07-09T12:00:00Z">
+        <w:t>Attribution. Determination of</w:t>
+      </w:r>
+      <w:del w:id="8" w:author="Colton Goodrich" w:date="2026-07-09T12:00:00Z">
         <w:r>
           <w:delText xml:space="preserve">  </w:delText>
         </w:r>
       </w:del>
-      <w:ins w:id="1010" w:author="Colton Goodrich" w:date="2026-07-09T12:00:00Z">
+      <w:ins w:id="9" w:author="Colton Goodrich" w:date="2026-07-09T12:00:00Z">
         <w:r>
           <w:t xml:space="preserve"> </w:t>
         </w:r>
       </w:ins>
       <w:r>
-        <w:t xml:space="preserve">which climate drivers control each stream's rate of geomorphic change. Candidate drivers </w:t>
-      </w:r>
-      <w:del w:id="1011" w:author="Colton Goodrich" w:date="2026-07-09T12:00:00Z">
-        <w:r>
-          <w:delText xml:space="preserve">include:</w:delText>
+        <w:t xml:space="preserve">which climate drivers control each stream's rate of geomorphic </w:t>
+      </w:r>
+      <w:proofErr w:type="gramStart"/>
+      <w:r>
+        <w:t>change</w:t>
+      </w:r>
+      <w:proofErr w:type="gramEnd"/>
+      <w:r>
+        <w:t xml:space="preserve">. Candidate drivers </w:t>
+      </w:r>
+      <w:del w:id="10" w:author="Colton Goodrich" w:date="2026-07-09T12:00:00Z">
+        <w:r>
+          <w:delText>include:</w:delText>
         </w:r>
       </w:del>
-      <w:ins w:id="1012" w:author="Colton Goodrich" w:date="2026-07-09T12:00:00Z">
-        <w:r>
-          <w:t xml:space="preserve">—</w:t>
+      <w:ins w:id="11" w:author="Colton Goodrich" w:date="2026-07-09T12:00:00Z">
+        <w:r>
+          <w:t>—</w:t>
         </w:r>
       </w:ins>
       <w:r>
         <w:t xml:space="preserve"> air temperature, incoming sunlight, meltwater discharge, glacial </w:t>
       </w:r>
-      <w:del w:id="1013" w:author="Colton Goodrich" w:date="2026-07-09T12:00:00Z">
-        <w:r>
-          <w:delText xml:space="preserve">mass, and summer thaw.</w:delText>
+      <w:del w:id="12" w:author="Colton Goodrich" w:date="2026-07-09T12:00:00Z">
+        <w:r>
+          <w:delText>mass, and summer thaw.</w:delText>
         </w:r>
       </w:del>
-      <w:ins w:id="1014" w:author="Colton Goodrich" w:date="2026-07-09T12:00:00Z">
-        <w:r>
-          <w:t xml:space="preserve">mass balance, and summer thaw — come from the McMurdo Dry Valleys LTER network (meteorology, stream gauges, glacier mass balance, and soil climate) [6], with ERA5 [7] and AMPS reanalysis filling coverage gaps.</w:t>
+      <w:ins w:id="13" w:author="Colton Goodrich" w:date="2026-07-09T12:00:00Z">
+        <w:r>
+          <w:t>mass balance, and summer thaw — come from the McMurdo Dry Valleys LTER network (meteorology, stream gauges, glacier mass balance, and soil climate) [6], with ERA5 [7] and AMPS reanalysis filling coverage gaps.</w:t>
         </w:r>
       </w:ins>
       <w:r>
-        <w:t xml:space="preserve"> We hypothesize that melt energy will predict sediment movement better than water volume alone. The hypothesis is testable: if discharge alone correlates with channel migration rate then the hypothesis fails.</w:t>
-      </w:r>
-      <w:commentRangeStart w:id="80"/>
-      <w:commentRangeEnd w:id="80"/>
+        <w:t xml:space="preserve"> We hypothesize that melt energy will predict </w:t>
+      </w:r>
+      <w:del w:id="210" w:author="Colton Goodrich" w:date="2026-07-09T12:00:00Z">
+        <w:r>
+          <w:delText xml:space="preserve">sediment movement</w:delText>
+        </w:r>
+      </w:del>
+      <w:ins w:id="212" w:author="Colton Goodrich" w:date="2026-07-09T12:00:00Z">
+        <w:r>
+          <w:t xml:space="preserve">channel change</w:t>
+        </w:r>
+      </w:ins>
+      <w:r>
+        <w:t xml:space="preserve"> better than water volume alone. The hypothesis is testable: if discharge alone </w:t>
+      </w:r>
+      <w:del w:id="214" w:author="Colton Goodrich" w:date="2026-07-09T12:00:00Z">
+        <w:r>
+          <w:delText xml:space="preserve">correlates with channel migration rate then</w:delText>
+        </w:r>
+      </w:del>
+      <w:ins w:id="216" w:author="Colton Goodrich" w:date="2026-07-09T12:00:00Z">
+        <w:r>
+          <w:t xml:space="preserve">predicts channel migration as well as or better than melt energy,</w:t>
+        </w:r>
+      </w:ins>
+      <w:r>
+        <w:t xml:space="preserve"> the hypothesis fails.</w:t>
+      </w:r>
+      <w:commentRangeStart w:id="14"/>
+      <w:commentRangeEnd w:id="14"/>
       <w:r>
         <w:rPr>
           <w:rStyle w:val="CommentReference"/>
           <w:sz w:val="22"/>
           <w:szCs w:val="22"/>
         </w:rPr>
-        <w:commentReference w:id="80"/>
+        <w:commentReference w:id="14"/>
       </w:r>
     </w:p>
     <w:p>
@@ -463,25 +579,45 @@
           <w:numId w:val="3"/>
         </w:numPr>
       </w:pPr>
-      <w:commentRangeStart w:id="92"/>
-      <w:del w:id="1015" w:author="Colton Goodrich" w:date="2026-07-09T12:00:00Z">
-        <w:r>
-          <w:delText xml:space="preserve">Landscape-wide geomorphic change. Extend the measurement from the stream channels to the whole valley floor, and classify each patch of change by process: channel shift or avulsion, thaw subsidence, slope movement, fan growth, and lake-margin change.</w:delText>
+      <w:commentRangeStart w:id="15"/>
+      <w:del w:id="16" w:author="Colton Goodrich" w:date="2026-07-09T12:00:00Z">
+        <w:r>
+          <w:delText>Landscape-wide geomorphic change. Extend the measurement from the stream channels to the whole valley floor, and classify each patch of change by process: channel shift or avulsion, thaw subsidence, slope movement, fan growth, and lake-margin change.</w:delText>
         </w:r>
       </w:del>
-      <w:ins w:id="1016" w:author="Colton Goodrich" w:date="2026-07-09T12:00:00Z">
-        <w:r>
-          <w:t xml:space="preserve">Process attribution along the stream corridor. Beyond the channel centerline, classify change in the near-channel corridor — channel shift and avulsion, bank thaw and subsidence, and fan growth — by process type. Bedrock and stable soils outside the corridor provide the fixed reference used to georeference the REMA satellite DEM to the airborne lidar, so change is measured against genuinely stable ground rather than an assumption that the whole surface is moving.</w:t>
+      <w:ins w:id="17" w:author="Colton Goodrich" w:date="2026-07-09T12:00:00Z">
+        <w:r>
+          <w:t xml:space="preserve">Process attribution along the stream corridor. Beyond the channel centerline, classify change in the near-channel corridor — channel shift and avulsion, bank thaw and subsidence, and fan growth — by process type. Bedrock and stable soils outside the corridor provide the fixed reference used to </w:t>
+        </w:r>
+        <w:proofErr w:type="spellStart"/>
+        <w:r>
+          <w:t>georeference</w:t>
+        </w:r>
+        <w:proofErr w:type="spellEnd"/>
+        <w:r>
+          <w:t xml:space="preserve"> </w:t>
+        </w:r>
+        <w:r>
+          <w:lastRenderedPageBreak/>
+          <w:t xml:space="preserve">the REMA satellite DEM to the airborne </w:t>
+        </w:r>
+        <w:proofErr w:type="spellStart"/>
+        <w:r>
+          <w:t>lidar</w:t>
+        </w:r>
+        <w:proofErr w:type="spellEnd"/>
+        <w:r>
+          <w:t>, so change is measured against genuinely stable ground rather than an assumption that the whole surface is moving.</w:t>
         </w:r>
       </w:ins>
-      <w:commentRangeEnd w:id="92"/>
+      <w:commentRangeEnd w:id="15"/>
       <w:r>
         <w:rPr>
           <w:rStyle w:val="CommentReference"/>
           <w:sz w:val="22"/>
           <w:szCs w:val="22"/>
         </w:rPr>
-        <w:commentReference w:id="92"/>
+        <w:commentReference w:id="15"/>
       </w:r>
     </w:p>
     <w:p>
@@ -489,8 +625,20 @@
         <w:ind w:left="720"/>
       </w:pPr>
       <w:r>
-        <w:lastRenderedPageBreak/>
-        <w:t>The satellite record past 2014 exists only on the free REMA DEM, whose elevations are tricky to combine with LiDAR in terrain-dependent ways. Correcting that is part of the method, not a chief objective.</w:t>
+        <w:t xml:space="preserve">The satellite record past 2014 exists only on the free REMA DEM, whose elevations are tricky to combine with </w:t>
+      </w:r>
+      <w:del w:id="242" w:author="Colton Goodrich" w:date="2026-07-09T12:00:00Z">
+        <w:r>
+          <w:delText xml:space="preserve">LiDAR</w:delText>
+        </w:r>
+      </w:del>
+      <w:ins w:id="244" w:author="Colton Goodrich" w:date="2026-07-09T12:00:00Z">
+        <w:r>
+          <w:t xml:space="preserve">lidar</w:t>
+        </w:r>
+      </w:ins>
+      <w:r>
+        <w:t xml:space="preserve"> in terrain-dependent ways. Correcting that is part of the method, not a chief objective.</w:t>
       </w:r>
     </w:p>
     <w:p>
@@ -501,44 +649,44 @@
           <w:numId w:val="3"/>
         </w:numPr>
       </w:pPr>
-      <w:commentRangeStart w:id="93"/>
+      <w:commentRangeStart w:id="18"/>
       <w:r>
         <w:t xml:space="preserve">Calibrated uncertainty. </w:t>
       </w:r>
-      <w:del w:id="1017" w:author="Colton Goodrich" w:date="2026-07-09T12:00:00Z">
-        <w:r>
-          <w:delText xml:space="preserve">Replace the dissertation's single valley-wide noise estimate with</w:delText>
+      <w:del w:id="19" w:author="Colton Goodrich" w:date="2026-07-09T12:00:00Z">
+        <w:r>
+          <w:delText>Replace the dissertation's single valley-wide noise estimate with</w:delText>
         </w:r>
       </w:del>
-      <w:ins w:id="1018" w:author="Colton Goodrich" w:date="2026-07-09T12:00:00Z">
-        <w:r>
-          <w:t xml:space="preserve">Provide</w:t>
+      <w:ins w:id="20" w:author="Colton Goodrich" w:date="2026-07-09T12:00:00Z">
+        <w:r>
+          <w:t>Provide</w:t>
         </w:r>
       </w:ins>
       <w:r>
         <w:t xml:space="preserve"> a per-pixel detection threshold for slope, aspect, and </w:t>
       </w:r>
-      <w:del w:id="1019" w:author="Colton Goodrich" w:date="2026-07-09T12:00:00Z">
-        <w:r>
-          <w:delText xml:space="preserve">sensor.</w:delText>
+      <w:del w:id="21" w:author="Colton Goodrich" w:date="2026-07-09T12:00:00Z">
+        <w:r>
+          <w:delText>sensor.</w:delText>
         </w:r>
       </w:del>
-      <w:ins w:id="1020" w:author="Colton Goodrich" w:date="2026-07-09T12:00:00Z">
-        <w:r>
-          <w:t xml:space="preserve">sensor, in place of a single valley-wide noise value.</w:t>
+      <w:ins w:id="22" w:author="Colton Goodrich" w:date="2026-07-09T12:00:00Z">
+        <w:r>
+          <w:t>sensor, in place of a single valley-wide noise value.</w:t>
         </w:r>
       </w:ins>
       <w:r>
         <w:t xml:space="preserve"> Success test: on ground that did not change, a 95% confidence threshold should be exceeded by 5% of pixels.</w:t>
       </w:r>
-      <w:commentRangeEnd w:id="93"/>
+      <w:commentRangeEnd w:id="18"/>
       <w:r>
         <w:rPr>
           <w:rStyle w:val="CommentReference"/>
           <w:sz w:val="22"/>
           <w:szCs w:val="22"/>
         </w:rPr>
-        <w:commentReference w:id="93"/>
+        <w:commentReference w:id="18"/>
       </w:r>
     </w:p>
     <w:p>
@@ -584,7 +732,7 @@
                     <pic:cNvPicPr/>
                   </pic:nvPicPr>
                   <pic:blipFill>
-                    <a:blip r:embed="rId10"/>
+                    <a:blip r:embed="rId8"/>
                     <a:stretch>
                       <a:fillRect/>
                     </a:stretch>
@@ -609,7 +757,7 @@
       <w:pPr>
         <w:jc w:val="center"/>
       </w:pPr>
-      <w:commentRangeStart w:id="94"/>
+      <w:commentRangeStart w:id="23"/>
       <w:r>
         <w:rPr>
           <w:i/>
@@ -618,52 +766,42 @@
         </w:rPr>
         <w:t xml:space="preserve">Figure 2. Planned detection-to-attribution workflow: three DEM epochs, </w:t>
       </w:r>
-      <w:del w:id="1021" w:author="Colton Goodrich" w:date="2026-07-09T12:00:00Z">
+      <w:del w:id="24" w:author="Colton Goodrich" w:date="2026-07-09T12:00:00Z">
         <w:r>
           <w:rPr>
             <w:i/>
             <w:color w:val="404040"/>
             <w:sz w:val="18"/>
           </w:rPr>
-          <w:delText xml:space="preserve">co-registration,</w:delText>
+          <w:delText>co-registration,</w:delText>
         </w:r>
       </w:del>
-      <w:ins w:id="1022" w:author="Colton Goodrich" w:date="2026-07-09T12:00:00Z">
+      <w:ins w:id="25" w:author="Colton Goodrich" w:date="2026-07-09T12:00:00Z">
         <w:r>
           <w:rPr>
             <w:i/>
             <w:color w:val="404040"/>
             <w:sz w:val="18"/>
           </w:rPr>
-          <w:t xml:space="preserve">co-registration to airborne-lidar and ICESat-2 control,</w:t>
-        </w:r>
-      </w:ins>
-      <w:r>
-        <w:rPr>
-          <w:i/>
-          <w:color w:val="404040"/>
-          <w:sz w:val="18"/>
-        </w:rPr>
-        <w:t xml:space="preserve"> DEM-of-Difference, per-pixel detection floor, then the O1 (channel), O2 </w:t>
-      </w:r>
-      <w:del w:id="1023" w:author="Colton Goodrich" w:date="2026-07-09T12:00:00Z">
+          <w:t>co-registration to airborne-</w:t>
+        </w:r>
+        <w:proofErr w:type="spellStart"/>
         <w:r>
           <w:rPr>
             <w:i/>
             <w:color w:val="404040"/>
             <w:sz w:val="18"/>
           </w:rPr>
-          <w:delText xml:space="preserve">(valley-floor),</w:delText>
-        </w:r>
-      </w:del>
-      <w:ins w:id="1024" w:author="Colton Goodrich" w:date="2026-07-09T12:00:00Z">
+          <w:t>lidar</w:t>
+        </w:r>
+        <w:proofErr w:type="spellEnd"/>
         <w:r>
           <w:rPr>
             <w:i/>
             <w:color w:val="404040"/>
             <w:sz w:val="18"/>
           </w:rPr>
-          <w:t xml:space="preserve">(stream-corridor),</w:t>
+          <w:t xml:space="preserve"> and ICESat-2 control,</w:t>
         </w:r>
       </w:ins>
       <w:r>
@@ -672,9 +810,37 @@
           <w:color w:val="404040"/>
           <w:sz w:val="18"/>
         </w:rPr>
+        <w:t xml:space="preserve"> DEM-of-Difference, per-pixel detection floor, then the O1 (channel), O2 </w:t>
+      </w:r>
+      <w:del w:id="26" w:author="Colton Goodrich" w:date="2026-07-09T12:00:00Z">
+        <w:r>
+          <w:rPr>
+            <w:i/>
+            <w:color w:val="404040"/>
+            <w:sz w:val="18"/>
+          </w:rPr>
+          <w:delText>(valley-floor),</w:delText>
+        </w:r>
+      </w:del>
+      <w:ins w:id="27" w:author="Colton Goodrich" w:date="2026-07-09T12:00:00Z">
+        <w:r>
+          <w:rPr>
+            <w:i/>
+            <w:color w:val="404040"/>
+            <w:sz w:val="18"/>
+          </w:rPr>
+          <w:t>(stream-corridor),</w:t>
+        </w:r>
+      </w:ins>
+      <w:r>
+        <w:rPr>
+          <w:i/>
+          <w:color w:val="404040"/>
+          <w:sz w:val="18"/>
+        </w:rPr>
         <w:t xml:space="preserve"> and O3 (uncertainty) objectives. Method schematic; no results shown.</w:t>
       </w:r>
-      <w:commentRangeEnd w:id="94"/>
+      <w:commentRangeEnd w:id="23"/>
       <w:r>
         <w:rPr>
           <w:rStyle w:val="CommentReference"/>
@@ -683,7 +849,7 @@
           <w:sz w:val="18"/>
           <w:szCs w:val="22"/>
         </w:rPr>
-        <w:commentReference w:id="94"/>
+        <w:commentReference w:id="23"/>
       </w:r>
     </w:p>
     <w:p>
@@ -703,34 +869,34 @@
           <w:numId w:val="5"/>
         </w:numPr>
       </w:pPr>
-      <w:commentRangeStart w:id="95"/>
-      <w:del w:id="1025" w:author="Colton Goodrich" w:date="2026-07-09T12:00:00Z">
-        <w:r>
-          <w:delText xml:space="preserve">Compute</w:delText>
+      <w:commentRangeStart w:id="28"/>
+      <w:del w:id="29" w:author="Colton Goodrich" w:date="2026-07-09T12:00:00Z">
+        <w:r>
+          <w:delText>Compute</w:delText>
         </w:r>
       </w:del>
-      <w:ins w:id="1026" w:author="Colton Goodrich" w:date="2026-07-09T12:00:00Z">
-        <w:r>
-          <w:t xml:space="preserve">Objective 1 tests whether melt energy predicts channel change better than water volume alone. To test it, I measure</w:t>
+      <w:ins w:id="30" w:author="Colton Goodrich" w:date="2026-07-09T12:00:00Z">
+        <w:r>
+          <w:t>Objective 1 tests whether melt energy predicts channel change better than water volume alone. To test it, I measure</w:t>
         </w:r>
       </w:ins>
       <w:r>
         <w:t xml:space="preserve"> each gauged stream's change </w:t>
       </w:r>
-      <w:del w:id="1027" w:author="Colton Goodrich" w:date="2026-07-09T12:00:00Z">
-        <w:r>
-          <w:delText xml:space="preserve">rate. First I</w:delText>
+      <w:del w:id="31" w:author="Colton Goodrich" w:date="2026-07-09T12:00:00Z">
+        <w:r>
+          <w:delText>rate. First I</w:delText>
         </w:r>
       </w:del>
-      <w:ins w:id="1028" w:author="Colton Goodrich" w:date="2026-07-09T12:00:00Z">
-        <w:r>
-          <w:t xml:space="preserve">rate:</w:t>
+      <w:ins w:id="32" w:author="Colton Goodrich" w:date="2026-07-09T12:00:00Z">
+        <w:r>
+          <w:t>rate:</w:t>
         </w:r>
       </w:ins>
       <w:r>
         <w:t xml:space="preserve"> co-register the two elevation epochs (removing the median vertical offset over stable ground, with an optional ICP refinement), resample </w:t>
       </w:r>
-      <w:del w:id="1029" w:author="Colton Goodrich" w:date="2026-07-09T12:00:00Z">
+      <w:del w:id="33" w:author="Colton Goodrich" w:date="2026-07-09T12:00:00Z">
         <w:r>
           <w:delText xml:space="preserve">them </w:delText>
         </w:r>
@@ -738,7 +904,7 @@
       <w:r>
         <w:t xml:space="preserve">to a shared grid, </w:t>
       </w:r>
-      <w:del w:id="1030" w:author="Colton Goodrich" w:date="2026-07-09T12:00:00Z">
+      <w:del w:id="34" w:author="Colton Goodrich" w:date="2026-07-09T12:00:00Z">
         <w:r>
           <w:delText xml:space="preserve">and </w:delText>
         </w:r>
@@ -746,33 +912,37 @@
       <w:r>
         <w:t xml:space="preserve">difference </w:t>
       </w:r>
-      <w:del w:id="1031" w:author="Colton Goodrich" w:date="2026-07-09T12:00:00Z">
-        <w:r>
-          <w:delText xml:space="preserve">them. I</w:delText>
+      <w:del w:id="35" w:author="Colton Goodrich" w:date="2026-07-09T12:00:00Z">
+        <w:r>
+          <w:delText>them. I</w:delText>
         </w:r>
       </w:del>
-      <w:ins w:id="1032" w:author="Colton Goodrich" w:date="2026-07-09T12:00:00Z">
-        <w:r>
-          <w:t xml:space="preserve">them,</w:t>
+      <w:ins w:id="36" w:author="Colton Goodrich" w:date="2026-07-09T12:00:00Z">
+        <w:r>
+          <w:t>them,</w:t>
         </w:r>
       </w:ins>
       <w:r>
-        <w:t xml:space="preserve"> keep only pixels whose change clears the detection floor (the per-pixel LOD95 threshold from objective 3), </w:t>
-      </w:r>
-      <w:del w:id="1033" w:author="Colton Goodrich" w:date="2026-07-09T12:00:00Z">
-        <w:r>
-          <w:delText xml:space="preserve">sum</w:delText>
+        <w:t xml:space="preserve"> keep only pixels </w:t>
+      </w:r>
+      <w:r>
+        <w:lastRenderedPageBreak/>
+        <w:t xml:space="preserve">whose change clears the detection floor (the per-pixel LOD95 threshold from objective 3), </w:t>
+      </w:r>
+      <w:del w:id="37" w:author="Colton Goodrich" w:date="2026-07-09T12:00:00Z">
+        <w:r>
+          <w:delText>sum</w:delText>
         </w:r>
       </w:del>
-      <w:ins w:id="1034" w:author="Colton Goodrich" w:date="2026-07-09T12:00:00Z">
-        <w:r>
-          <w:t xml:space="preserve">and integrate</w:t>
+      <w:ins w:id="38" w:author="Colton Goodrich" w:date="2026-07-09T12:00:00Z">
+        <w:r>
+          <w:t>and integrate</w:t>
         </w:r>
       </w:ins>
       <w:r>
         <w:t xml:space="preserve"> that change inside the </w:t>
       </w:r>
-      <w:del w:id="1035" w:author="Colton Goodrich" w:date="2026-07-09T12:00:00Z">
+      <w:del w:id="39" w:author="Colton Goodrich" w:date="2026-07-09T12:00:00Z">
         <w:r>
           <w:delText xml:space="preserve">stream's </w:delText>
         </w:r>
@@ -780,26 +950,26 @@
       <w:r>
         <w:t xml:space="preserve">channel outline, </w:t>
       </w:r>
-      <w:del w:id="1036" w:author="Colton Goodrich" w:date="2026-07-09T12:00:00Z">
-        <w:r>
-          <w:delText xml:space="preserve">and normalize</w:delText>
+      <w:del w:id="40" w:author="Colton Goodrich" w:date="2026-07-09T12:00:00Z">
+        <w:r>
+          <w:delText>and normalize</w:delText>
         </w:r>
       </w:del>
-      <w:ins w:id="1037" w:author="Colton Goodrich" w:date="2026-07-09T12:00:00Z">
-        <w:r>
-          <w:t xml:space="preserve">normalized</w:t>
+      <w:ins w:id="41" w:author="Colton Goodrich" w:date="2026-07-09T12:00:00Z">
+        <w:r>
+          <w:t>normalized</w:t>
         </w:r>
       </w:ins>
       <w:r>
         <w:t xml:space="preserve"> by channel area and years elapsed to a </w:t>
       </w:r>
-      <w:del w:id="1038" w:author="Colton Goodrich" w:date="2026-07-09T12:00:00Z">
+      <w:del w:id="42" w:author="Colton Goodrich" w:date="2026-07-09T12:00:00Z">
         <w:r>
           <w:delText xml:space="preserve">specific </w:delText>
         </w:r>
       </w:del>
       <w:r>
-        <w:t xml:space="preserve">rate in mm/yr.</w:t>
+        <w:t>rate in mm/yr.</w:t>
       </w:r>
     </w:p>
     <w:p>
@@ -823,7 +993,6 @@
         </w:numPr>
       </w:pPr>
       <w:r>
-        <w:lastRenderedPageBreak/>
         <w:t>Fit two models, a hierarchical regression (grouped by stream) and a random forest. Validate by leave-one-stream-out cross-validation, so every score comes from a stream held out of the fit, and check that the two model families agree.</w:t>
       </w:r>
     </w:p>
@@ -859,33 +1028,33 @@
       <w:r>
         <w:t xml:space="preserve">Apply the objective-3 per-pixel thresholds </w:t>
       </w:r>
-      <w:del w:id="1039" w:author="Colton Goodrich" w:date="2026-07-09T12:00:00Z">
-        <w:r>
-          <w:delText xml:space="preserve">across the whole valley floor</w:delText>
+      <w:del w:id="43" w:author="Colton Goodrich" w:date="2026-07-09T12:00:00Z">
+        <w:r>
+          <w:delText>across the whole valley floor</w:delText>
         </w:r>
       </w:del>
-      <w:ins w:id="1040" w:author="Colton Goodrich" w:date="2026-07-09T12:00:00Z">
-        <w:r>
-          <w:t xml:space="preserve">along the stream corridor</w:t>
+      <w:ins w:id="44" w:author="Colton Goodrich" w:date="2026-07-09T12:00:00Z">
+        <w:r>
+          <w:t>along the stream corridor</w:t>
         </w:r>
       </w:ins>
       <w:r>
         <w:t xml:space="preserve"> and pull out each change patch as a connected group of super-threshold </w:t>
       </w:r>
-      <w:del w:id="1041" w:author="Colton Goodrich" w:date="2026-07-09T12:00:00Z">
-        <w:r>
-          <w:delText xml:space="preserve">pixels. I drop</w:delText>
+      <w:del w:id="45" w:author="Colton Goodrich" w:date="2026-07-09T12:00:00Z">
+        <w:r>
+          <w:delText>pixels. I drop</w:delText>
         </w:r>
       </w:del>
-      <w:ins w:id="1042" w:author="Colton Goodrich" w:date="2026-07-09T12:00:00Z">
-        <w:r>
-          <w:t xml:space="preserve">pixels, dropping</w:t>
+      <w:ins w:id="46" w:author="Colton Goodrich" w:date="2026-07-09T12:00:00Z">
+        <w:r>
+          <w:t>pixels, dropping</w:t>
         </w:r>
       </w:ins>
       <w:r>
         <w:t xml:space="preserve"> patches below a minimum mapping unit </w:t>
       </w:r>
-      <w:del w:id="1043" w:author="Colton Goodrich" w:date="2026-07-09T12:00:00Z">
+      <w:del w:id="47" w:author="Colton Goodrich" w:date="2026-07-09T12:00:00Z">
         <w:r>
           <w:delText xml:space="preserve">(a few pixels) </w:delText>
         </w:r>
@@ -893,14 +1062,14 @@
       <w:r>
         <w:t xml:space="preserve">to suppress isolated-pixel </w:t>
       </w:r>
-      <w:del w:id="1044" w:author="Colton Goodrich" w:date="2026-07-09T12:00:00Z">
-        <w:r>
-          <w:delText xml:space="preserve">noise, and screen out near-level standing water, whose apparent change is lake-level rise, not ground change — those go to the lake-margin class and lake-level driver instead.</w:delText>
+      <w:del w:id="48" w:author="Colton Goodrich" w:date="2026-07-09T12:00:00Z">
+        <w:r>
+          <w:delText>noise, and screen out near-level standing water, whose apparent change is lake-level rise, not ground change — those go to the lake-margin class and lake-level driver instead.</w:delText>
         </w:r>
       </w:del>
-      <w:ins w:id="1045" w:author="Colton Goodrich" w:date="2026-07-09T12:00:00Z">
-        <w:r>
-          <w:t xml:space="preserve">noise. Bedrock and stable soils flanking the corridor supply the fixed reference used to co-register the sensors, so change is measured against genuinely stable ground.</w:t>
+      <w:ins w:id="49" w:author="Colton Goodrich" w:date="2026-07-09T12:00:00Z">
+        <w:r>
+          <w:t>noise. Bedrock and stable soils flanking the corridor supply the fixed reference used to co-register the sensors, so change is measured against genuinely stable ground.</w:t>
         </w:r>
       </w:ins>
     </w:p>
@@ -937,7 +1106,20 @@
         </w:numPr>
       </w:pPr>
       <w:r>
-        <w:t>As mentioned before, I measure the REMA-minus-LiDAR difference over stable ground, model it against slope and aspect, and remove that bias before mixing the two sensors in any differencing.</w:t>
+        <w:t xml:space="preserve">As mentioned before, I measure the REMA-minus-</w:t>
+      </w:r>
+      <w:del w:id="246" w:author="Colton Goodrich" w:date="2026-07-09T12:00:00Z">
+        <w:r>
+          <w:delText xml:space="preserve">LiDAR</w:delText>
+        </w:r>
+      </w:del>
+      <w:ins w:id="248" w:author="Colton Goodrich" w:date="2026-07-09T12:00:00Z">
+        <w:r>
+          <w:t xml:space="preserve">lidar</w:t>
+        </w:r>
+      </w:ins>
+      <w:r>
+        <w:t xml:space="preserve"> difference over stable ground, model it against slope and aspect, and remove that bias before mixing the two sensors in any differencing.</w:t>
       </w:r>
     </w:p>
     <w:p>
@@ -946,8 +1128,17 @@
           <w:b/>
           <w:sz w:val="24"/>
         </w:rPr>
-        <w:t>Objective 3</w:t>
-      </w:r>
+        <w:t xml:space="preserve">Objective 3</w:t>
+      </w:r>
+      <w:ins w:id="258" w:author="Colton Goodrich" w:date="2026-07-09T12:00:00Z">
+        <w:r>
+          <w:rPr>
+            <w:b/>
+            <w:sz w:val="24"/>
+          </w:rPr>
+          <w:t xml:space="preserve">:</w:t>
+        </w:r>
+      </w:ins>
     </w:p>
     <w:p>
       <w:pPr>
@@ -972,19 +1163,56 @@
       <w:r>
         <w:t>Publish it as a per-pixel threshold map and verify the 5%-on-stable-ground property.</w:t>
       </w:r>
-      <w:commentRangeEnd w:id="95"/>
+      <w:commentRangeEnd w:id="28"/>
       <w:r>
         <w:rPr>
           <w:rStyle w:val="CommentReference"/>
           <w:sz w:val="22"/>
           <w:szCs w:val="22"/>
         </w:rPr>
-        <w:commentReference w:id="95"/>
-      </w:r>
-    </w:p>
-    <w:p>
-      <w:r>
-        <w:t>Note that all methods use robust statistics, since elevation errors here are heavy-tailed and an ordinary standard deviation would be thrown off by a few blunders. The noise scale throughout is the NMAD (1.4826 times the median absolute deviation from the median). For a single surface the detection floor is LOD95 = 1.96 x NMAD; since a difference subtracts two noisy surfaces, their NMADs add in quadrature, so the differencing floor is 1.96 x sqrt(NMAD1^2 + NMAD2^2), the change that noise alone clears only 5% of the time. Everything (DEMs, channel outlines, driver fields) is reprojected to one common Antarctic polar-stereographic grid (EPSG:3294) first, and the two lidar epochs (2 m and 1 m native) are resampled to a shared cell size before differencing.</w:t>
+        <w:commentReference w:id="28"/>
+      </w:r>
+    </w:p>
+    <w:p>
+      <w:r>
+        <w:t xml:space="preserve">Note that all methods use robust statistics</w:t>
+      </w:r>
+      <w:ins w:id="228" w:author="Colton Goodrich" w:date="2026-07-09T12:00:00Z">
+        <w:r>
+          <w:t xml:space="preserve"> [3]</w:t>
+        </w:r>
+      </w:ins>
+      <w:r>
+        <w:t xml:space="preserve">, since elevation errors here are heavy-tailed and an ordinary standard deviation would be thrown off by a few blunders. The noise scale throughout is the NMAD (1.4826 times the median absolute deviation from the median). For a single surface the detection floor is LOD95 = 1.96 x NMAD; since a difference subtracts two noisy surfaces, their NMADs add in quadrature, so the differencing floor is 1.96 x </w:t>
+      </w:r>
+      <w:proofErr w:type="spellStart"/>
+      <w:proofErr w:type="gramStart"/>
+      <w:r>
+        <w:t>sqrt</w:t>
+      </w:r>
+      <w:proofErr w:type="spellEnd"/>
+      <w:r>
+        <w:t>(</w:t>
+      </w:r>
+      <w:proofErr w:type="gramEnd"/>
+      <w:r>
+        <w:t xml:space="preserve">NMAD1^2 + NMAD2^2), the change that noise alone clears only 5% of the time. Everything (DEMs, channel outlines, driver fields) is </w:t>
+      </w:r>
+      <w:proofErr w:type="spellStart"/>
+      <w:r>
+        <w:t>reprojected</w:t>
+      </w:r>
+      <w:proofErr w:type="spellEnd"/>
+      <w:r>
+        <w:t xml:space="preserve"> to one common Antarctic polar-stereographic grid (EPSG:3294) first, and the two </w:t>
+      </w:r>
+      <w:proofErr w:type="spellStart"/>
+      <w:r>
+        <w:t>lidar</w:t>
+      </w:r>
+      <w:proofErr w:type="spellEnd"/>
+      <w:r>
+        <w:t xml:space="preserve"> epochs (2 m and 1 m native) are resampled to a shared cell size before differencing.</w:t>
       </w:r>
     </w:p>
     <w:p>
@@ -1006,7 +1234,15 @@
         <w:t>All data is free</w:t>
       </w:r>
       <w:r>
-        <w:t>ly available, or has been given with permission from the author.</w:t>
+        <w:t xml:space="preserve">ly available</w:t>
+      </w:r>
+      <w:del w:id="264" w:author="Colton Goodrich" w:date="2026-07-09T12:00:00Z">
+        <w:r>
+          <w:delText xml:space="preserve">,</w:delText>
+        </w:r>
+      </w:del>
+      <w:r>
+        <w:t xml:space="preserve"> or has been given with permission from the author.</w:t>
       </w:r>
     </w:p>
     <w:tbl>
@@ -1040,6 +1276,7 @@
                 <w:b/>
                 <w:sz w:val="18"/>
               </w:rPr>
+              <w:lastRenderedPageBreak/>
               <w:t>Need</w:t>
             </w:r>
           </w:p>
@@ -1100,7 +1337,23 @@
                 <w:rFonts w:ascii="Calibri" w:hAnsi="Calibri"/>
                 <w:sz w:val="18"/>
               </w:rPr>
-              <w:t>2001 airborne lidar DEM (2 m)</w:t>
+              <w:t xml:space="preserve">2001 airborne </w:t>
+            </w:r>
+            <w:proofErr w:type="spellStart"/>
+            <w:r>
+              <w:rPr>
+                <w:rFonts w:ascii="Calibri" w:hAnsi="Calibri"/>
+                <w:sz w:val="18"/>
+              </w:rPr>
+              <w:t>lidar</w:t>
+            </w:r>
+            <w:proofErr w:type="spellEnd"/>
+            <w:r>
+              <w:rPr>
+                <w:rFonts w:ascii="Calibri" w:hAnsi="Calibri"/>
+                <w:sz w:val="18"/>
+              </w:rPr>
+              <w:t xml:space="preserve"> DEM (2 m)</w:t>
             </w:r>
           </w:p>
         </w:tc>
@@ -1117,8 +1370,17 @@
                 <w:rFonts w:ascii="Calibri" w:hAnsi="Calibri"/>
                 <w:sz w:val="18"/>
               </w:rPr>
-              <w:t>NASA ATM via USGS ScienceBase</w:t>
+              <w:t xml:space="preserve">NASA ATM via USGS </w:t>
             </w:r>
+            <w:proofErr w:type="spellStart"/>
+            <w:r>
+              <w:rPr>
+                <w:rFonts w:ascii="Calibri" w:hAnsi="Calibri"/>
+                <w:sz w:val="18"/>
+              </w:rPr>
+              <w:t>ScienceBase</w:t>
+            </w:r>
+            <w:proofErr w:type="spellEnd"/>
           </w:p>
         </w:tc>
         <w:tc>
@@ -1156,7 +1418,23 @@
                 <w:rFonts w:ascii="Calibri" w:hAnsi="Calibri"/>
                 <w:sz w:val="18"/>
               </w:rPr>
-              <w:t>2014 airborne lidar DEM (1 m) + point cloud</w:t>
+              <w:t xml:space="preserve">2014 airborne </w:t>
+            </w:r>
+            <w:proofErr w:type="spellStart"/>
+            <w:r>
+              <w:rPr>
+                <w:rFonts w:ascii="Calibri" w:hAnsi="Calibri"/>
+                <w:sz w:val="18"/>
+              </w:rPr>
+              <w:t>lidar</w:t>
+            </w:r>
+            <w:proofErr w:type="spellEnd"/>
+            <w:r>
+              <w:rPr>
+                <w:rFonts w:ascii="Calibri" w:hAnsi="Calibri"/>
+                <w:sz w:val="18"/>
+              </w:rPr>
+              <w:t xml:space="preserve"> DEM (1 m) + point cloud</w:t>
             </w:r>
           </w:p>
         </w:tc>
@@ -1173,8 +1451,17 @@
                 <w:rFonts w:ascii="Calibri" w:hAnsi="Calibri"/>
                 <w:sz w:val="18"/>
               </w:rPr>
-              <w:t>NCALM via OpenTopography</w:t>
+              <w:t xml:space="preserve">NCALM via </w:t>
             </w:r>
+            <w:proofErr w:type="spellStart"/>
+            <w:r>
+              <w:rPr>
+                <w:rFonts w:ascii="Calibri" w:hAnsi="Calibri"/>
+                <w:sz w:val="18"/>
+              </w:rPr>
+              <w:t>OpenTopography</w:t>
+            </w:r>
+            <w:proofErr w:type="spellEnd"/>
           </w:p>
         </w:tc>
         <w:tc>
@@ -1324,7 +1611,6 @@
                 <w:rFonts w:ascii="Calibri" w:hAnsi="Calibri"/>
                 <w:sz w:val="18"/>
               </w:rPr>
-              <w:lastRenderedPageBreak/>
               <w:t>Meteorology, glacier mass balance, soil temperature</w:t>
             </w:r>
           </w:p>
@@ -1381,7 +1667,16 @@
                 <w:rFonts w:ascii="Calibri" w:hAnsi="Calibri"/>
                 <w:sz w:val="18"/>
               </w:rPr>
-              <w:t>ERA5 reanalysis; AMPS Antarctic weather model</w:t>
+              <w:t>ERA5 reanalysis; AMPS Antarcti</w:t>
+            </w:r>
+            <w:bookmarkStart w:id="50" w:name="_GoBack"/>
+            <w:bookmarkEnd w:id="50"/>
+            <w:r>
+              <w:rPr>
+                <w:rFonts w:ascii="Calibri" w:hAnsi="Calibri"/>
+                <w:sz w:val="18"/>
+              </w:rPr>
+              <w:t>c weather model</w:t>
             </w:r>
           </w:p>
         </w:tc>
@@ -1432,7 +1727,7 @@
             <w:pPr>
               <w:spacing w:after="20"/>
             </w:pPr>
-            <w:commentRangeStart w:id="96"/>
+            <w:commentRangeStart w:id="51"/>
             <w:r>
               <w:rPr>
                 <w:rFonts w:ascii="Calibri" w:hAnsi="Calibri"/>
@@ -1474,14 +1769,14 @@
               </w:rPr>
               <w:t>public, free</w:t>
             </w:r>
-            <w:commentRangeEnd w:id="96"/>
+            <w:commentRangeEnd w:id="51"/>
             <w:r>
               <w:rPr>
                 <w:rStyle w:val="CommentReference"/>
                 <w:sz w:val="22"/>
                 <w:szCs w:val="22"/>
               </w:rPr>
-              <w:commentReference w:id="96"/>
+              <w:commentReference w:id="51"/>
             </w:r>
           </w:p>
         </w:tc>
@@ -1544,40 +1839,86 @@
       </w:tr>
       <w:tr>
         <w:trPr>
-          <w:ins w:id="1062" w:author="Colton Goodrich" w:date="2026-07-09T12:00:00Z"/>
+          <w:jc w:val="center"/>
+          <w:ins w:id="52" w:author="Colton Goodrich" w:date="2026-07-09T12:00:00Z"/>
         </w:trPr>
         <w:tc>
           <w:tcPr>
-            <w:tcW w:type="dxa" w:w="3114"/>
+            <w:tcW w:w="3114" w:type="dxa"/>
           </w:tcPr>
           <w:p>
-            <w:ins w:id="1063" w:author="Colton Goodrich" w:date="2026-07-09T12:00:00Z">
+            <w:pPr>
+              <w:rPr>
+                <w:sz w:val="18"/>
+                <w:szCs w:val="18"/>
+                <w:rPrChange w:id="53" w:author="Microsoft account" w:date="2026-07-09T14:38:00Z">
+                  <w:rPr/>
+                </w:rPrChange>
+              </w:rPr>
+            </w:pPr>
+            <w:ins w:id="54" w:author="Colton Goodrich" w:date="2026-07-09T12:00:00Z">
               <w:r>
-                <w:t xml:space="preserve">ICESat-2 elevation (external control)</w:t>
+                <w:rPr>
+                  <w:sz w:val="18"/>
+                  <w:szCs w:val="18"/>
+                </w:rPr>
+                <w:t>ICESat-2 elevation (external control)</w:t>
               </w:r>
             </w:ins>
           </w:p>
         </w:tc>
         <w:tc>
           <w:tcPr>
-            <w:tcW w:type="dxa" w:w="3129"/>
+            <w:tcW w:w="3129" w:type="dxa"/>
           </w:tcPr>
           <w:p>
-            <w:ins w:id="1064" w:author="Colton Goodrich" w:date="2026-07-09T12:00:00Z">
+            <w:pPr>
+              <w:rPr>
+                <w:sz w:val="18"/>
+                <w:szCs w:val="18"/>
+                <w:rPrChange w:id="55" w:author="Microsoft account" w:date="2026-07-09T14:38:00Z">
+                  <w:rPr/>
+                </w:rPrChange>
+              </w:rPr>
+            </w:pPr>
+            <w:ins w:id="56" w:author="Colton Goodrich" w:date="2026-07-09T12:00:00Z">
               <w:r>
-                <w:t xml:space="preserve">NASA NSIDC DAAC</w:t>
+                <w:rPr>
+                  <w:sz w:val="18"/>
+                  <w:szCs w:val="18"/>
+                  <w:rPrChange w:id="57" w:author="Microsoft account" w:date="2026-07-09T14:38:00Z">
+                    <w:rPr/>
+                  </w:rPrChange>
+                </w:rPr>
+                <w:t>NASA NSIDC DAAC</w:t>
               </w:r>
             </w:ins>
           </w:p>
         </w:tc>
         <w:tc>
           <w:tcPr>
-            <w:tcW w:type="dxa" w:w="3107"/>
+            <w:tcW w:w="3107" w:type="dxa"/>
           </w:tcPr>
           <w:p>
-            <w:ins w:id="1065" w:author="Colton Goodrich" w:date="2026-07-09T12:00:00Z">
+            <w:pPr>
+              <w:rPr>
+                <w:sz w:val="18"/>
+                <w:szCs w:val="18"/>
+                <w:rPrChange w:id="58" w:author="Microsoft account" w:date="2026-07-09T14:38:00Z">
+                  <w:rPr/>
+                </w:rPrChange>
+              </w:rPr>
+            </w:pPr>
+            <w:ins w:id="59" w:author="Colton Goodrich" w:date="2026-07-09T12:00:00Z">
               <w:r>
-                <w:t xml:space="preserve">public, free</w:t>
+                <w:rPr>
+                  <w:sz w:val="18"/>
+                  <w:szCs w:val="18"/>
+                  <w:rPrChange w:id="60" w:author="Microsoft account" w:date="2026-07-09T14:38:00Z">
+                    <w:rPr/>
+                  </w:rPrChange>
+                </w:rPr>
+                <w:t>public, free</w:t>
               </w:r>
             </w:ins>
           </w:p>
@@ -1600,54 +1941,54 @@
       </w:r>
     </w:p>
     <w:p>
-      <w:commentRangeStart w:id="97"/>
+      <w:commentRangeStart w:id="61"/>
       <w:r>
         <w:t xml:space="preserve">A single workstation GPU trains the segmentation </w:t>
       </w:r>
-      <w:del w:id="1046" w:author="Colton Goodrich" w:date="2026-07-09T12:00:00Z">
-        <w:r>
-          <w:delText xml:space="preserve">models;</w:delText>
+      <w:del w:id="62" w:author="Colton Goodrich" w:date="2026-07-09T12:00:00Z">
+        <w:r>
+          <w:delText>models;</w:delText>
         </w:r>
       </w:del>
-      <w:ins w:id="1047" w:author="Colton Goodrich" w:date="2026-07-09T12:00:00Z">
-        <w:r>
-          <w:t xml:space="preserve">models, and</w:t>
+      <w:ins w:id="63" w:author="Colton Goodrich" w:date="2026-07-09T12:00:00Z">
+        <w:r>
+          <w:t>models, and</w:t>
         </w:r>
       </w:ins>
       <w:r>
         <w:t xml:space="preserve"> the elevation processing is CPU-bound and modest. </w:t>
       </w:r>
-      <w:del w:id="1048" w:author="Colton Goodrich" w:date="2026-07-09T12:00:00Z">
-        <w:r>
-          <w:delText xml:space="preserve">No supercomputer allocation is required. Full-valley raster</w:delText>
+      <w:del w:id="64" w:author="Colton Goodrich" w:date="2026-07-09T12:00:00Z">
+        <w:r>
+          <w:delText>No supercomputer allocation is required. Full-valley raster</w:delText>
         </w:r>
       </w:del>
-      <w:ins w:id="1049" w:author="Colton Goodrich" w:date="2026-07-09T12:00:00Z">
-        <w:r>
-          <w:t xml:space="preserve">Free access to the host institution's high-performance computing cluster is available for any heavier batch processing, though the project does not depend on it. Raster</w:t>
+      <w:ins w:id="65" w:author="Colton Goodrich" w:date="2026-07-09T12:00:00Z">
+        <w:r>
+          <w:t>Free access to the host institution's high-performance computing cluster is available for any heavier batch processing, though the project does not depend on it. Raster</w:t>
         </w:r>
       </w:ins>
       <w:r>
         <w:t xml:space="preserve"> stacks reach tens of gigabytes and need only local </w:t>
       </w:r>
-      <w:del w:id="1050" w:author="Colton Goodrich" w:date="2026-07-09T12:00:00Z">
-        <w:r>
-          <w:delText xml:space="preserve">storage, not specialized infrastructure.</w:delText>
+      <w:del w:id="66" w:author="Colton Goodrich" w:date="2026-07-09T12:00:00Z">
+        <w:r>
+          <w:delText>storage, not specialized infrastructure.</w:delText>
         </w:r>
       </w:del>
-      <w:ins w:id="1051" w:author="Colton Goodrich" w:date="2026-07-09T12:00:00Z">
-        <w:r>
-          <w:t xml:space="preserve">storage.</w:t>
+      <w:ins w:id="67" w:author="Colton Goodrich" w:date="2026-07-09T12:00:00Z">
+        <w:r>
+          <w:t>storage.</w:t>
         </w:r>
       </w:ins>
-      <w:commentRangeEnd w:id="97"/>
+      <w:commentRangeEnd w:id="61"/>
       <w:r>
         <w:rPr>
           <w:rStyle w:val="CommentReference"/>
           <w:sz w:val="22"/>
           <w:szCs w:val="22"/>
         </w:rPr>
-        <w:commentReference w:id="97"/>
+        <w:commentReference w:id="61"/>
       </w:r>
     </w:p>
     <w:p>
@@ -1665,58 +2006,58 @@
       </w:r>
     </w:p>
     <w:p>
-      <w:del w:id="1052" w:author="Colton Goodrich" w:date="2026-07-09T12:00:00Z">
+      <w:del w:id="68" w:author="Colton Goodrich" w:date="2026-07-09T12:00:00Z">
         <w:r>
           <w:rPr>
             <w:b/>
             <w:sz w:val="24"/>
           </w:rPr>
-          <w:delText xml:space="preserve">Community Contact</w:delText>
+          <w:delText>Community Contact</w:delText>
         </w:r>
       </w:del>
-      <w:ins w:id="1053" w:author="Colton Goodrich" w:date="2026-07-09T12:00:00Z">
+      <w:ins w:id="69" w:author="Colton Goodrich" w:date="2026-07-09T12:00:00Z">
         <w:r>
           <w:rPr>
             <w:b/>
             <w:sz w:val="24"/>
           </w:rPr>
-          <w:t xml:space="preserve">Dissemination</w:t>
+          <w:t>Dissemination</w:t>
         </w:r>
       </w:ins>
     </w:p>
     <w:p>
-      <w:commentRangeStart w:id="98"/>
-      <w:del w:id="1054" w:author="Colton Goodrich" w:date="2026-07-09T12:00:00Z">
-        <w:r>
-          <w:delText xml:space="preserve">The dissertation author has been contacted and is responsive. Continued cooperation helps but is not vital: every analysis</w:delText>
+      <w:commentRangeStart w:id="70"/>
+      <w:del w:id="71" w:author="Colton Goodrich" w:date="2026-07-09T12:00:00Z">
+        <w:r>
+          <w:delText>The dissertation author has been contacted and is responsive. Continued cooperation helps but is not vital: every analysis</w:delText>
         </w:r>
       </w:del>
-      <w:ins w:id="1055" w:author="Colton Goodrich" w:date="2026-07-09T12:00:00Z">
-        <w:r>
-          <w:t xml:space="preserve">Results will reach the cryosphere community through presentations at AGU and polar-science meetings and through open-access publications and archived data products with DOIs. Because the analysis relies only on public data, it</w:t>
+      <w:ins w:id="72" w:author="Colton Goodrich" w:date="2026-07-09T12:00:00Z">
+        <w:r>
+          <w:t>Results will reach the cryosphere community through presentations at AGU and polar-science meetings and through open-access publications and archived data products with DOIs. Because the analysis relies only on public data, it</w:t>
         </w:r>
       </w:ins>
       <w:r>
         <w:t xml:space="preserve"> can proceed </w:t>
       </w:r>
-      <w:del w:id="1056" w:author="Colton Goodrich" w:date="2026-07-09T12:00:00Z">
-        <w:r>
-          <w:delText xml:space="preserve">from public data.</w:delText>
+      <w:del w:id="73" w:author="Colton Goodrich" w:date="2026-07-09T12:00:00Z">
+        <w:r>
+          <w:delText>from public data.</w:delText>
         </w:r>
       </w:del>
-      <w:ins w:id="1057" w:author="Colton Goodrich" w:date="2026-07-09T12:00:00Z">
-        <w:r>
-          <w:t xml:space="preserve">independently.</w:t>
+      <w:ins w:id="74" w:author="Colton Goodrich" w:date="2026-07-09T12:00:00Z">
+        <w:r>
+          <w:t>independently.</w:t>
         </w:r>
       </w:ins>
-      <w:commentRangeEnd w:id="98"/>
+      <w:commentRangeEnd w:id="70"/>
       <w:r>
         <w:rPr>
           <w:rStyle w:val="CommentReference"/>
           <w:sz w:val="22"/>
           <w:szCs w:val="22"/>
         </w:rPr>
-        <w:commentReference w:id="98"/>
+        <w:commentReference w:id="70"/>
       </w:r>
     </w:p>
     <w:p>
@@ -1749,7 +2090,20 @@
     </w:p>
     <w:p>
       <w:r>
-        <w:t>The signal may be weak. With roughly 20 gauged streams and only 3 epochs, the sample is small. If no driver clearly outperforms another, the deliverable becomes a rigorous null result with calibrated uncertainty — useful, if less exciting. The risk is to impact, not feasibility.</w:t>
+        <w:t xml:space="preserve">The signal may be weak. With </w:t>
+      </w:r>
+      <w:del w:id="218" w:author="Colton Goodrich" w:date="2026-07-09T12:00:00Z">
+        <w:r>
+          <w:delText xml:space="preserve">roughly 20</w:delText>
+        </w:r>
+      </w:del>
+      <w:ins w:id="220" w:author="Colton Goodrich" w:date="2026-07-09T12:00:00Z">
+        <w:r>
+          <w:t xml:space="preserve">21</w:t>
+        </w:r>
+      </w:ins>
+      <w:r>
+        <w:t xml:space="preserve"> gauged streams and only 3 epochs, the sample is small. If no driver clearly outperforms another, the deliverable becomes a rigorous null result with calibrated uncertainty — useful, if less exciting. The risk is to impact, not feasibility.</w:t>
       </w:r>
     </w:p>
     <w:p>
@@ -1763,6 +2117,7 @@
     </w:p>
     <w:p>
       <w:r>
+        <w:lastRenderedPageBreak/>
         <w:t>Gauge records are patchy after 2015. Stream gauging in the MDVs declined, and some streams have only a few dozen recorded days in the satellite epoch. This is why objective 1 leans on modeled melt energy rather than gauges alone — though it means the discharge side of the hypothesis is weakest in the most recent period.</w:t>
       </w:r>
     </w:p>
@@ -1793,20 +2148,33 @@
       <w:r>
         <w:t xml:space="preserve">Outside the channels, change may be too small to detect. The valley floors change slowly, so much of the surface may sit below our detection threshold. If so, objective 2 </w:t>
       </w:r>
-      <w:del w:id="1058" w:author="Colton Goodrich" w:date="2026-07-09T12:00:00Z">
-        <w:r>
-          <w:delText xml:space="preserve">narrows back to in-channel change and the landscape-wide result is reported accordingly.</w:delText>
+      <w:del w:id="75" w:author="Colton Goodrich" w:date="2026-07-09T12:00:00Z">
+        <w:r>
+          <w:delText>narrows back to in-channel change and the landscape-wide result is reported accordingly.</w:delText>
         </w:r>
       </w:del>
-      <w:ins w:id="1059" w:author="Colton Goodrich" w:date="2026-07-09T12:00:00Z">
-        <w:r>
-          <w:t xml:space="preserve">stays tight to the channel and its immediate margins, and results are reported at that scope.</w:t>
+      <w:ins w:id="76" w:author="Colton Goodrich" w:date="2026-07-09T12:00:00Z">
+        <w:r>
+          <w:t>stays tight to the channel and its immediate margins, and results are reported at that scope.</w:t>
         </w:r>
       </w:ins>
     </w:p>
     <w:p>
       <w:r>
-        <w:t>Even so, the proposal is worth doing. The MDV streams are the most direct, measurable climate response in one of Earth's most stable landscapes, and the data — two LiDAR epochs, a satellite record, and LTER station records — already exist and are free.</w:t>
+        <w:t xml:space="preserve">Even so, the proposal is worth doing. The MDV streams are the most direct, measurable climate response in one of Earth's most stable landscapes, and the data — two </w:t>
+      </w:r>
+      <w:del w:id="250" w:author="Colton Goodrich" w:date="2026-07-09T12:00:00Z">
+        <w:r>
+          <w:delText xml:space="preserve">LiDAR</w:delText>
+        </w:r>
+      </w:del>
+      <w:ins w:id="252" w:author="Colton Goodrich" w:date="2026-07-09T12:00:00Z">
+        <w:r>
+          <w:t xml:space="preserve">lidar</w:t>
+        </w:r>
+      </w:ins>
+      <w:r>
+        <w:t xml:space="preserve"> epochs, a satellite record, and LTER station records — already exist and are free.</w:t>
       </w:r>
     </w:p>
     <w:p/>
@@ -1828,9 +2196,9 @@
         <w:tblLook w:val="04A0" w:firstRow="1" w:lastRow="0" w:firstColumn="1" w:lastColumn="0" w:noHBand="0" w:noVBand="1"/>
       </w:tblPr>
       <w:tblGrid>
-        <w:gridCol w:w="3102"/>
-        <w:gridCol w:w="3126"/>
-        <w:gridCol w:w="3122"/>
+        <w:gridCol w:w="3092"/>
+        <w:gridCol w:w="3143"/>
+        <w:gridCol w:w="3115"/>
       </w:tblGrid>
       <w:tr>
         <w:trPr>
@@ -1979,22 +2347,22 @@
             <w:pPr>
               <w:spacing w:after="20"/>
             </w:pPr>
-            <w:del w:id="1060" w:author="Colton Goodrich" w:date="2026-07-09T12:00:00Z">
+            <w:del w:id="77" w:author="Colton Goodrich" w:date="2026-07-09T12:00:00Z">
               <w:r>
                 <w:rPr>
                   <w:rFonts w:ascii="Calibri" w:hAnsi="Calibri"/>
                   <w:sz w:val="18"/>
                 </w:rPr>
-                <w:delText xml:space="preserve">Landscape-wide change detection + process-type classification</w:delText>
+                <w:delText>Landscape-wide change detection + process-type classification</w:delText>
               </w:r>
             </w:del>
-            <w:ins w:id="1061" w:author="Colton Goodrich" w:date="2026-07-09T12:00:00Z">
+            <w:ins w:id="78" w:author="Colton Goodrich" w:date="2026-07-09T12:00:00Z">
               <w:r>
                 <w:rPr>
                   <w:rFonts w:ascii="Calibri" w:hAnsi="Calibri"/>
                   <w:sz w:val="18"/>
                 </w:rPr>
-                <w:t xml:space="preserve">Stream-corridor process attribution</w:t>
+                <w:t>Stream-corridor process attribution</w:t>
               </w:r>
             </w:ins>
             <w:r>
@@ -2109,7 +2477,84 @@
         <w:rPr>
           <w:rFonts w:ascii="Calibri" w:hAnsi="Calibri"/>
         </w:rPr>
-        <w:t>All inputs are public and cited to source (NASA ATM, NCALM/OpenTopography, PGC REMA, MCM-LTER/EDI, Copernicus ERA5, AMPS/GDEX). All derived products — change rasters, process-classified change maps, per-stream rate tables, uncertainty layers, channel outlines, and processing code — will be released open-access with DOIs (Zenodo / EDI). Heavy regenerable rasters stay out of version control; scripts, tables, and figures are tracked. Products carry explicit coordinate-system, method, and uncertainty metadata.</w:t>
+        <w:t>All inputs are public and cited to source (NASA ATM, NCALM/</w:t>
+      </w:r>
+      <w:proofErr w:type="spellStart"/>
+      <w:r>
+        <w:rPr>
+          <w:rFonts w:ascii="Calibri" w:hAnsi="Calibri"/>
+        </w:rPr>
+        <w:t>OpenTopography</w:t>
+      </w:r>
+      <w:proofErr w:type="spellEnd"/>
+      <w:r>
+        <w:rPr>
+          <w:rFonts w:ascii="Calibri" w:hAnsi="Calibri"/>
+        </w:rPr>
+        <w:t xml:space="preserve">, PGC REMA, MCM-LTER/EDI, Copernicus ERA5, AMPS/GDEX). All derived products — change </w:t>
+      </w:r>
+      <w:proofErr w:type="spellStart"/>
+      <w:r>
+        <w:rPr>
+          <w:rFonts w:ascii="Calibri" w:hAnsi="Calibri"/>
+        </w:rPr>
+        <w:t>rasters</w:t>
+      </w:r>
+      <w:proofErr w:type="spellEnd"/>
+      <w:r>
+        <w:rPr>
+          <w:rFonts w:ascii="Calibri" w:hAnsi="Calibri"/>
+        </w:rPr>
+        <w:t>, process-classified change maps, per-stream rate tables, uncertainty layers, channel outlines, and processing code — will be released open-access with DOIs (</w:t>
+      </w:r>
+      <w:proofErr w:type="spellStart"/>
+      <w:r>
+        <w:rPr>
+          <w:rFonts w:ascii="Calibri" w:hAnsi="Calibri"/>
+        </w:rPr>
+        <w:t>Zenodo</w:t>
+      </w:r>
+      <w:proofErr w:type="spellEnd"/>
+      <w:r>
+        <w:rPr>
+          <w:rFonts w:ascii="Calibri" w:hAnsi="Calibri"/>
+        </w:rPr>
+        <w:t xml:space="preserve"> / EDI). Heavy </w:t>
+      </w:r>
+      <w:proofErr w:type="spellStart"/>
+      <w:r>
+        <w:rPr>
+          <w:rFonts w:ascii="Calibri" w:hAnsi="Calibri"/>
+        </w:rPr>
+        <w:t>regenerable</w:t>
+      </w:r>
+      <w:proofErr w:type="spellEnd"/>
+      <w:r>
+        <w:rPr>
+          <w:rFonts w:ascii="Calibri" w:hAnsi="Calibri"/>
+        </w:rPr>
+        <w:t xml:space="preserve"> </w:t>
+      </w:r>
+      <w:proofErr w:type="spellStart"/>
+      <w:r>
+        <w:rPr>
+          <w:rFonts w:ascii="Calibri" w:hAnsi="Calibri"/>
+        </w:rPr>
+        <w:t>rasters</w:t>
+      </w:r>
+      <w:proofErr w:type="spellEnd"/>
+      <w:r>
+        <w:rPr>
+          <w:rFonts w:ascii="Calibri" w:hAnsi="Calibri"/>
+        </w:rPr>
+        <w:t xml:space="preserve"> stay out of version control; </w:t>
+      </w:r>
+      <w:r>
+        <w:rPr>
+          <w:rFonts w:ascii="Calibri" w:hAnsi="Calibri"/>
+        </w:rPr>
+        <w:lastRenderedPageBreak/>
+        <w:t>scripts, tables, and figures are tracked. Products carry explicit coordinate-system, method, and uncertainty metadata.</w:t>
       </w:r>
     </w:p>
     <w:p>
@@ -2139,16 +2584,29 @@
         </w:rPr>
         <w:t>[1] Barlow, M. C. (2026). A Comprehensive Spatial Analysis of Stream Boundary and Geomorphological Change Detection: McMurdo Dry Valleys, Antarctica. PhD Dissertation.</w:t>
       </w:r>
+    </w:p>
+    <w:p>
+      <w:pPr>
+        <w:spacing w:after="120"/>
+      </w:pPr>
+      <w:r>
+        <w:rPr>
+          <w:rFonts w:ascii="Calibri" w:hAnsi="Calibri"/>
+        </w:rPr>
+        <w:t xml:space="preserve">[2] Barlow, M. C., Zhu, X., &amp; Glennie, C. L. (2022). Stream Boundary Detection of a Hyper-Arid, Polar Region Using a U-Net Architecture: Taylor Valley, Antarctica. </w:t>
+      </w:r>
       <w:r>
         <w:rPr>
           <w:rFonts w:ascii="Calibri" w:hAnsi="Calibri"/>
           <w:i/>
         </w:rPr>
-      </w:r>
-      <w:r>
-        <w:rPr>
-          <w:rFonts w:ascii="Calibri" w:hAnsi="Calibri"/>
-        </w:rPr>
+        <w:t>Remote Sensing</w:t>
+      </w:r>
+      <w:r>
+        <w:rPr>
+          <w:rFonts w:ascii="Calibri" w:hAnsi="Calibri"/>
+        </w:rPr>
+        <w:t xml:space="preserve"> 14(1):234.</w:t>
       </w:r>
     </w:p>
     <w:p>
@@ -2159,20 +2617,64 @@
         <w:rPr>
           <w:rFonts w:ascii="Calibri" w:hAnsi="Calibri"/>
         </w:rPr>
-        <w:t xml:space="preserve">[2] Barlow, M. C., Zhu, X., &amp; Glennie, C. L. (2022). Stream Boundary Detection of a Hyper-Arid, Polar Region Using a U-Net Architecture: Taylor Valley, Antarctica. </w:t>
+        <w:t xml:space="preserve">[3] </w:t>
+      </w:r>
+      <w:proofErr w:type="spellStart"/>
+      <w:r>
+        <w:rPr>
+          <w:rFonts w:ascii="Calibri" w:hAnsi="Calibri"/>
+        </w:rPr>
+        <w:t>Höhle</w:t>
+      </w:r>
+      <w:proofErr w:type="spellEnd"/>
+      <w:r>
+        <w:rPr>
+          <w:rFonts w:ascii="Calibri" w:hAnsi="Calibri"/>
+        </w:rPr>
+        <w:t xml:space="preserve">, J., &amp; </w:t>
+      </w:r>
+      <w:proofErr w:type="spellStart"/>
+      <w:r>
+        <w:rPr>
+          <w:rFonts w:ascii="Calibri" w:hAnsi="Calibri"/>
+        </w:rPr>
+        <w:t>Höhle</w:t>
+      </w:r>
+      <w:proofErr w:type="spellEnd"/>
+      <w:r>
+        <w:rPr>
+          <w:rFonts w:ascii="Calibri" w:hAnsi="Calibri"/>
+        </w:rPr>
+        <w:t xml:space="preserve">, M. (2009). Accuracy assessment of digital elevation models by means of robust statistical methods. </w:t>
       </w:r>
       <w:r>
         <w:rPr>
           <w:rFonts w:ascii="Calibri" w:hAnsi="Calibri"/>
           <w:i/>
         </w:rPr>
-        <w:t>Remote Sensing</w:t>
-      </w:r>
-      <w:r>
-        <w:rPr>
-          <w:rFonts w:ascii="Calibri" w:hAnsi="Calibri"/>
-        </w:rPr>
-        <w:t xml:space="preserve"> 14(1):234.</w:t>
+        <w:t xml:space="preserve">ISPRS J. </w:t>
+      </w:r>
+      <w:proofErr w:type="spellStart"/>
+      <w:r>
+        <w:rPr>
+          <w:rFonts w:ascii="Calibri" w:hAnsi="Calibri"/>
+          <w:i/>
+        </w:rPr>
+        <w:t>Photogramm</w:t>
+      </w:r>
+      <w:proofErr w:type="spellEnd"/>
+      <w:r>
+        <w:rPr>
+          <w:rFonts w:ascii="Calibri" w:hAnsi="Calibri"/>
+          <w:i/>
+        </w:rPr>
+        <w:t>. Remote Sens.</w:t>
+      </w:r>
+      <w:r>
+        <w:rPr>
+          <w:rFonts w:ascii="Calibri" w:hAnsi="Calibri"/>
+        </w:rPr>
+        <w:t xml:space="preserve"> 64(4):398–406.</w:t>
       </w:r>
     </w:p>
     <w:p>
@@ -2183,20 +2685,20 @@
         <w:rPr>
           <w:rFonts w:ascii="Calibri" w:hAnsi="Calibri"/>
         </w:rPr>
-        <w:t xml:space="preserve">[3] Höhle, J., &amp; Höhle, M. (2009). Accuracy assessment of digital elevation models by means of robust statistical methods. </w:t>
+        <w:t xml:space="preserve">[4] Howat, I. M., et al. (2019). The Reference Elevation Model of Antarctica (REMA). </w:t>
       </w:r>
       <w:r>
         <w:rPr>
           <w:rFonts w:ascii="Calibri" w:hAnsi="Calibri"/>
           <w:i/>
         </w:rPr>
-        <w:t>ISPRS J. Photogramm. Remote Sens.</w:t>
-      </w:r>
-      <w:r>
-        <w:rPr>
-          <w:rFonts w:ascii="Calibri" w:hAnsi="Calibri"/>
-        </w:rPr>
-        <w:t xml:space="preserve"> 64(4):398–406.</w:t>
+        <w:t>The Cryosphere</w:t>
+      </w:r>
+      <w:r>
+        <w:rPr>
+          <w:rFonts w:ascii="Calibri" w:hAnsi="Calibri"/>
+        </w:rPr>
+        <w:t xml:space="preserve"> 13:665–674.</w:t>
       </w:r>
     </w:p>
     <w:p>
@@ -2207,21 +2709,48 @@
         <w:rPr>
           <w:rFonts w:ascii="Calibri" w:hAnsi="Calibri"/>
         </w:rPr>
-        <w:lastRenderedPageBreak/>
-        <w:t xml:space="preserve">[4] Howat, I. M., et al. (2019). The Reference Elevation Model of Antarctica (REMA). </w:t>
+        <w:t xml:space="preserve">[5] </w:t>
+      </w:r>
+      <w:proofErr w:type="spellStart"/>
+      <w:r>
+        <w:rPr>
+          <w:rFonts w:ascii="Calibri" w:hAnsi="Calibri"/>
+        </w:rPr>
+        <w:t>Ronneberger</w:t>
+      </w:r>
+      <w:proofErr w:type="spellEnd"/>
+      <w:r>
+        <w:rPr>
+          <w:rFonts w:ascii="Calibri" w:hAnsi="Calibri"/>
+        </w:rPr>
+        <w:t xml:space="preserve">, O., Fischer, P., &amp; </w:t>
+      </w:r>
+      <w:proofErr w:type="spellStart"/>
+      <w:r>
+        <w:rPr>
+          <w:rFonts w:ascii="Calibri" w:hAnsi="Calibri"/>
+        </w:rPr>
+        <w:t>Brox</w:t>
+      </w:r>
+      <w:proofErr w:type="spellEnd"/>
+      <w:r>
+        <w:rPr>
+          <w:rFonts w:ascii="Calibri" w:hAnsi="Calibri"/>
+        </w:rPr>
+        <w:t xml:space="preserve">, T. (2015). U-Net: Convolutional Networks for Biomedical Image Segmentation. </w:t>
       </w:r>
       <w:r>
         <w:rPr>
           <w:rFonts w:ascii="Calibri" w:hAnsi="Calibri"/>
           <w:i/>
         </w:rPr>
-        <w:t>The Cryosphere</w:t>
-      </w:r>
-      <w:r>
-        <w:rPr>
-          <w:rFonts w:ascii="Calibri" w:hAnsi="Calibri"/>
-        </w:rPr>
-        <w:t xml:space="preserve"> 13:665–674.</w:t>
+        <w:t>MICCAI</w:t>
+      </w:r>
+      <w:r>
+        <w:rPr>
+          <w:rFonts w:ascii="Calibri" w:hAnsi="Calibri"/>
+        </w:rPr>
+        <w:t xml:space="preserve"> 234–241.</w:t>
       </w:r>
     </w:p>
     <w:p>
@@ -2232,20 +2761,83 @@
         <w:rPr>
           <w:rFonts w:ascii="Calibri" w:hAnsi="Calibri"/>
         </w:rPr>
-        <w:t xml:space="preserve">[5] Ronneberger, O., Fischer, P., &amp; Brox, T. (2015). U-Net: Convolutional Networks for Biomedical Image Segmentation. </w:t>
+        <w:t xml:space="preserve">[6] McMurdo Dry Valleys LTER. Stream, meteorology, glacier, and soil datasets. Environmental Data Initiative (EDI), </w:t>
+      </w:r>
+      <w:proofErr w:type="spellStart"/>
+      <w:r>
+        <w:t>knb</w:t>
+      </w:r>
+      <w:proofErr w:type="spellEnd"/>
+      <w:r>
+        <w:t>-</w:t>
+      </w:r>
+      <w:proofErr w:type="spellStart"/>
+      <w:r>
+        <w:t>lter</w:t>
+      </w:r>
+      <w:proofErr w:type="spellEnd"/>
+      <w:r>
+        <w:t>-mcm.*</w:t>
+      </w:r>
+      <w:r>
+        <w:rPr>
+          <w:rFonts w:ascii="Calibri" w:hAnsi="Calibri"/>
+        </w:rPr>
+        <w:t>.</w:t>
+      </w:r>
+    </w:p>
+    <w:p>
+      <w:pPr>
+        <w:spacing w:after="120"/>
+      </w:pPr>
+      <w:r>
+        <w:rPr>
+          <w:rFonts w:ascii="Calibri" w:hAnsi="Calibri"/>
+        </w:rPr>
+        <w:t xml:space="preserve">[7] </w:t>
+      </w:r>
+      <w:proofErr w:type="spellStart"/>
+      <w:r>
+        <w:rPr>
+          <w:rFonts w:ascii="Calibri" w:hAnsi="Calibri"/>
+        </w:rPr>
+        <w:t>Hersbach</w:t>
+      </w:r>
+      <w:proofErr w:type="spellEnd"/>
+      <w:r>
+        <w:rPr>
+          <w:rFonts w:ascii="Calibri" w:hAnsi="Calibri"/>
+        </w:rPr>
+        <w:t xml:space="preserve">, H., et al. (2020). The ERA5 global reanalysis. </w:t>
       </w:r>
       <w:r>
         <w:rPr>
           <w:rFonts w:ascii="Calibri" w:hAnsi="Calibri"/>
           <w:i/>
         </w:rPr>
-        <w:t>MICCAI</w:t>
-      </w:r>
-      <w:r>
-        <w:rPr>
-          <w:rFonts w:ascii="Calibri" w:hAnsi="Calibri"/>
-        </w:rPr>
-        <w:t xml:space="preserve"> 234–241.</w:t>
+        <w:t xml:space="preserve">Q. J. R. </w:t>
+      </w:r>
+      <w:proofErr w:type="spellStart"/>
+      <w:r>
+        <w:rPr>
+          <w:rFonts w:ascii="Calibri" w:hAnsi="Calibri"/>
+          <w:i/>
+        </w:rPr>
+        <w:t>Meteorol</w:t>
+      </w:r>
+      <w:proofErr w:type="spellEnd"/>
+      <w:r>
+        <w:rPr>
+          <w:rFonts w:ascii="Calibri" w:hAnsi="Calibri"/>
+          <w:i/>
+        </w:rPr>
+        <w:t>. Soc.</w:t>
+      </w:r>
+      <w:r>
+        <w:rPr>
+          <w:rFonts w:ascii="Calibri" w:hAnsi="Calibri"/>
+        </w:rPr>
+        <w:t xml:space="preserve"> 146:1999–2049.</w:t>
       </w:r>
     </w:p>
     <w:p>
@@ -2256,16 +2848,57 @@
         <w:rPr>
           <w:rFonts w:ascii="Calibri" w:hAnsi="Calibri"/>
         </w:rPr>
-        <w:t xml:space="preserve">[6] McMurdo Dry Valleys LTER. Stream, meteorology, glacier, and soil datasets. Environmental Data Initiative (EDI), </w:t>
-      </w:r>
-      <w:r>
-        <w:t>knb-lter-mcm.*</w:t>
-      </w:r>
-      <w:r>
-        <w:rPr>
-          <w:rFonts w:ascii="Calibri" w:hAnsi="Calibri"/>
-        </w:rPr>
-        <w:t>.</w:t>
+        <w:t xml:space="preserve">[8] Schenk, T., </w:t>
+      </w:r>
+      <w:proofErr w:type="spellStart"/>
+      <w:r>
+        <w:rPr>
+          <w:rFonts w:ascii="Calibri" w:hAnsi="Calibri"/>
+        </w:rPr>
+        <w:t>Csatho</w:t>
+      </w:r>
+      <w:proofErr w:type="spellEnd"/>
+      <w:r>
+        <w:rPr>
+          <w:rFonts w:ascii="Calibri" w:hAnsi="Calibri"/>
+        </w:rPr>
+        <w:t xml:space="preserve">, B., </w:t>
+      </w:r>
+      <w:proofErr w:type="spellStart"/>
+      <w:r>
+        <w:rPr>
+          <w:rFonts w:ascii="Calibri" w:hAnsi="Calibri"/>
+        </w:rPr>
+        <w:t>Ahn</w:t>
+      </w:r>
+      <w:proofErr w:type="spellEnd"/>
+      <w:r>
+        <w:rPr>
+          <w:rFonts w:ascii="Calibri" w:hAnsi="Calibri"/>
+        </w:rPr>
+        <w:t xml:space="preserve">, Y., Yoon, T., Shin, S. W., &amp; Huh, K. I. (2004). DEM generation from the Antarctic </w:t>
+      </w:r>
+      <w:del w:id="254" w:author="Colton Goodrich" w:date="2026-07-09T12:00:00Z">
+        <w:r>
+          <w:rPr>
+            <w:rFonts w:ascii="Calibri" w:hAnsi="Calibri"/>
+          </w:rPr>
+          <w:delText xml:space="preserve">LiDAR</w:delText>
+        </w:r>
+      </w:del>
+      <w:ins w:id="256" w:author="Colton Goodrich" w:date="2026-07-09T12:00:00Z">
+        <w:r>
+          <w:rPr>
+            <w:rFonts w:ascii="Calibri" w:hAnsi="Calibri"/>
+          </w:rPr>
+          <w:t xml:space="preserve">lidar</w:t>
+        </w:r>
+      </w:ins>
+      <w:r>
+        <w:rPr>
+          <w:rFonts w:ascii="Calibri" w:hAnsi="Calibri"/>
+        </w:rPr>
+        <w:t xml:space="preserve"> data: Site report. US Geological Survey.</w:t>
       </w:r>
     </w:p>
     <w:p>
@@ -2276,70 +2909,48 @@
         <w:rPr>
           <w:rFonts w:ascii="Calibri" w:hAnsi="Calibri"/>
         </w:rPr>
-        <w:t xml:space="preserve">[7] Hersbach, H., et al. (2020). The ERA5 global reanalysis. </w:t>
-      </w:r>
-      <w:r>
-        <w:rPr>
-          <w:rFonts w:ascii="Calibri" w:hAnsi="Calibri"/>
-          <w:i/>
-        </w:rPr>
-        <w:t>Q. J. R. Meteorol. Soc.</w:t>
-      </w:r>
-      <w:r>
-        <w:rPr>
-          <w:rFonts w:ascii="Calibri" w:hAnsi="Calibri"/>
-        </w:rPr>
-        <w:t xml:space="preserve"> 146:1999–2049.</w:t>
-      </w:r>
-    </w:p>
-    <w:p>
-      <w:pPr>
-        <w:spacing w:after="120"/>
-      </w:pPr>
-      <w:r>
-        <w:rPr>
-          <w:rFonts w:ascii="Calibri" w:hAnsi="Calibri"/>
-        </w:rPr>
-        <w:t>[8] Schenk, T., Csatho, B., Ahn, Y., Yoon, T., Shin, S. W., &amp; Huh, K. I. (2004). DEM generation from the Antarctic LiDAR data: Site report. US Geological Survey.</w:t>
-      </w:r>
-      <w:r>
-        <w:rPr>
-          <w:rFonts w:ascii="Calibri" w:hAnsi="Calibri"/>
-          <w:i/>
-        </w:rPr>
-      </w:r>
-      <w:r>
-        <w:rPr>
-          <w:rFonts w:ascii="Calibri" w:hAnsi="Calibri"/>
-        </w:rPr>
-      </w:r>
-    </w:p>
-    <w:p>
-      <w:pPr>
-        <w:spacing w:after="120"/>
-      </w:pPr>
-      <w:r>
-        <w:rPr>
-          <w:rFonts w:ascii="Calibri" w:hAnsi="Calibri"/>
-        </w:rPr>
-        <w:t>[9] Fountain, A. G., et al. (1999). Physical controls on the Taylor Valley ecosystem, Antarctica. BioScience 49(12):961-971.</w:t>
-      </w:r>
-      <w:r>
-        <w:rPr>
-          <w:rFonts w:ascii="Calibri" w:hAnsi="Calibri"/>
-          <w:i/>
-        </w:rPr>
-      </w:r>
-      <w:r>
-        <w:rPr>
-          <w:rFonts w:ascii="Calibri" w:hAnsi="Calibri"/>
-        </w:rPr>
+        <w:t xml:space="preserve">[9] Fountain, A. G., et al. (1999). Physical controls on the Taylor Valley ecosystem, Antarctica. </w:t>
+      </w:r>
+      <w:proofErr w:type="spellStart"/>
+      <w:r>
+        <w:rPr>
+          <w:rFonts w:ascii="Calibri" w:hAnsi="Calibri"/>
+        </w:rPr>
+        <w:t>BioScience</w:t>
+      </w:r>
+      <w:proofErr w:type="spellEnd"/>
+      <w:r>
+        <w:rPr>
+          <w:rFonts w:ascii="Calibri" w:hAnsi="Calibri"/>
+        </w:rPr>
+        <w:t xml:space="preserve"> 49(12):961</w:t>
+      </w:r>
+      <w:del w:id="260" w:author="Colton Goodrich" w:date="2026-07-09T12:00:00Z">
+        <w:r>
+          <w:rPr>
+            <w:rFonts w:ascii="Calibri" w:hAnsi="Calibri"/>
+          </w:rPr>
+          <w:delText xml:space="preserve">-</w:delText>
+        </w:r>
+      </w:del>
+      <w:ins w:id="262" w:author="Colton Goodrich" w:date="2026-07-09T12:00:00Z">
+        <w:r>
+          <w:rPr>
+            <w:rFonts w:ascii="Calibri" w:hAnsi="Calibri"/>
+          </w:rPr>
+          <w:t xml:space="preserve">–</w:t>
+        </w:r>
+      </w:ins>
+      <w:r>
+        <w:rPr>
+          <w:rFonts w:ascii="Calibri" w:hAnsi="Calibri"/>
+        </w:rPr>
+        <w:t xml:space="preserve">971.</w:t>
       </w:r>
     </w:p>
     <w:p>
       <w:pPr>
         <w:pStyle w:val="Default"/>
-        <w:rPr/>
       </w:pPr>
     </w:p>
     <w:sectPr>
@@ -2353,8 +2964,8 @@
 </file>
 
 <file path=word/comments.xml><?xml version="1.0" encoding="utf-8"?>
-<w:comments xmlns:wpc="http://schemas.microsoft.com/office/word/2010/wordprocessingCanvas" xmlns:cx="http://schemas.microsoft.com/office/drawing/2014/chartex" xmlns:cx1="http://schemas.microsoft.com/office/drawing/2015/9/8/chartex" xmlns:cx2="http://schemas.microsoft.com/office/drawing/2015/10/21/chartex" xmlns:cx3="http://schemas.microsoft.com/office/drawing/2016/5/9/chartex" xmlns:cx4="http://schemas.microsoft.com/office/drawing/2016/5/10/chartex" xmlns:cx5="http://schemas.microsoft.com/office/drawing/2016/5/11/chartex" xmlns:cx6="http://schemas.microsoft.com/office/drawing/2016/5/12/chartex" xmlns:cx7="http://schemas.microsoft.com/office/drawing/2016/5/13/chartex" xmlns:cx8="http://schemas.microsoft.com/office/drawing/2016/5/14/chartex" xmlns:mc="http://schemas.openxmlformats.org/markup-compatibility/2006" xmlns:aink="http://schemas.microsoft.com/office/drawing/2016/ink" xmlns:am3d="http://schemas.microsoft.com/office/drawing/2017/model3d" xmlns:o="urn:schemas-microsoft-com:office:office" xmlns:oel="http://schemas.microsoft.com/office/2019/extlst" xmlns:r="http://schemas.openxmlformats.org/officeDocument/2006/relationships" xmlns:m="http://schemas.openxmlformats.org/officeDocument/2006/math" xmlns:v="urn:schemas-microsoft-com:vml" xmlns:wp14="http://schemas.microsoft.com/office/word/2010/wordprocessingDrawing" xmlns:wp="http://schemas.openxmlformats.org/drawingml/2006/wordprocessingDrawing" xmlns:w10="urn:schemas-microsoft-com:office:word" xmlns:w="http://schemas.openxmlformats.org/wordprocessingml/2006/main" xmlns:w14="http://schemas.microsoft.com/office/word/2010/wordml" xmlns:w15="http://schemas.microsoft.com/office/word/2012/wordml" xmlns:w16cex="http://schemas.microsoft.com/office/word/2018/wordml/cex" xmlns:w16cid="http://schemas.microsoft.com/office/word/2016/wordml/cid" xmlns:w16="http://schemas.microsoft.com/office/word/2018/wordml" xmlns:w16du="http://schemas.microsoft.com/office/word/2023/wordml/word16du" xmlns:w16sdtdh="http://schemas.microsoft.com/office/word/2020/wordml/sdtdatahash" xmlns:w16sdtfl="http://schemas.microsoft.com/office/word/2024/wordml/sdtformatlock" xmlns:w16se="http://schemas.microsoft.com/office/word/2015/wordml/symex" xmlns:wpg="http://schemas.microsoft.com/office/word/2010/wordprocessingGroup" xmlns:wpi="http://schemas.microsoft.com/office/word/2010/wordprocessingInk" xmlns:wne="http://schemas.microsoft.com/office/word/2006/wordml" xmlns:wps="http://schemas.microsoft.com/office/word/2010/wordprocessingShape" mc:Ignorable="w14 w15 w16se w16cid w16 w16cex w16sdtdh w16sdtfl w16du wp14">
-  <w:comment w:id="57" w:author="Craig Glennie" w:date="2026-07-08T19:18:00Z" w:initials="CG">
+<w:comments xmlns:wpc="http://schemas.microsoft.com/office/word/2010/wordprocessingCanvas" xmlns:mc="http://schemas.openxmlformats.org/markup-compatibility/2006" xmlns:o="urn:schemas-microsoft-com:office:office" xmlns:r="http://schemas.openxmlformats.org/officeDocument/2006/relationships" xmlns:m="http://schemas.openxmlformats.org/officeDocument/2006/math" xmlns:v="urn:schemas-microsoft-com:vml" xmlns:wp14="http://schemas.microsoft.com/office/word/2010/wordprocessingDrawing" xmlns:wp="http://schemas.openxmlformats.org/drawingml/2006/wordprocessingDrawing" xmlns:w10="urn:schemas-microsoft-com:office:word" xmlns:w="http://schemas.openxmlformats.org/wordprocessingml/2006/main" xmlns:w14="http://schemas.microsoft.com/office/word/2010/wordml" xmlns:w15="http://schemas.microsoft.com/office/word/2012/wordml" xmlns:wpg="http://schemas.microsoft.com/office/word/2010/wordprocessingGroup" xmlns:wpi="http://schemas.microsoft.com/office/word/2010/wordprocessingInk" xmlns:wne="http://schemas.microsoft.com/office/word/2006/wordml" xmlns:wps="http://schemas.microsoft.com/office/word/2010/wordprocessingShape" mc:Ignorable="w14 w15 wp14">
+  <w:comment w:id="7" w:author="Craig Glennie" w:date="2026-07-08T19:18:00Z" w:initials="CG">
     <w:p>
       <w:r>
         <w:rPr>
@@ -2371,7 +2982,7 @@
       </w:r>
     </w:p>
   </w:comment>
-  <w:comment w:id="80" w:author="Craig Glennie" w:date="2026-07-08T19:39:00Z" w:initials="CG">
+  <w:comment w:id="14" w:author="Craig Glennie" w:date="2026-07-08T19:39:00Z" w:initials="CG">
     <w:p>
       <w:r>
         <w:rPr>
@@ -2388,7 +2999,7 @@
       </w:r>
     </w:p>
   </w:comment>
-  <w:comment w:id="92" w:author="Craig Glennie" w:date="2026-07-08T19:36:00Z" w:initials="CG">
+  <w:comment w:id="15" w:author="Craig Glennie" w:date="2026-07-08T19:36:00Z" w:initials="CG">
     <w:p>
       <w:r>
         <w:rPr>
@@ -2401,38 +3012,27 @@
           <w:sz w:val="20"/>
           <w:szCs w:val="20"/>
         </w:rPr>
-        <w:t>Again.  Be careful with this one.  You need to have stable areas to georeference the REMA DEMs - if you assume everything is moving then you can't do this.</w:t>
-      </w:r>
-    </w:p>
-  </w:comment>
-  <w:comment w:id="93" w:author="Craig Glennie" w:date="2026-07-08T19:37:00Z" w:initials="CG">
-    <w:p>
-      <w:r>
-        <w:rPr>
-          <w:rStyle w:val="CommentReference"/>
-        </w:rPr>
-        <w:annotationRef/>
-      </w:r>
+        <w:t xml:space="preserve">Again.  Be careful with this one.  You need to have stable areas to </w:t>
+      </w:r>
+      <w:proofErr w:type="spellStart"/>
       <w:r>
         <w:rPr>
           <w:sz w:val="20"/>
           <w:szCs w:val="20"/>
         </w:rPr>
-        <w:t>Relying too much on the dissertation for background.  Explain this as an objective without stating that it was a deficiency of the dissertation.</w:t>
-      </w:r>
-    </w:p>
-    <w:p/>
-    <w:p>
+        <w:t>georeference</w:t>
+      </w:r>
+      <w:proofErr w:type="spellEnd"/>
       <w:r>
         <w:rPr>
           <w:sz w:val="20"/>
           <w:szCs w:val="20"/>
         </w:rPr>
-        <w:t>You want to show that you are doing something new - not correcting the errors or shortcomings in some else's work.</w:t>
+        <w:t xml:space="preserve"> the REMA DEMs - if you assume everything is moving then you can't do this.</w:t>
       </w:r>
     </w:p>
   </w:comment>
-  <w:comment w:id="94" w:author="Craig Glennie" w:date="2026-07-08T19:39:00Z" w:initials="CG">
+  <w:comment w:id="18" w:author="Craig Glennie" w:date="2026-07-08T19:37:00Z" w:initials="CG">
     <w:p>
       <w:r>
         <w:rPr>
@@ -2445,7 +3045,7 @@
           <w:sz w:val="20"/>
           <w:szCs w:val="20"/>
         </w:rPr>
-        <w:t xml:space="preserve">You have NCALM lidar data here, but haven't mentioned it previously.  </w:t>
+        <w:t>Relying too much on the dissertation for background.  Explain this as an objective without stating that it was a deficiency of the dissertation.</w:t>
       </w:r>
     </w:p>
     <w:p/>
@@ -2455,11 +3055,11 @@
           <w:sz w:val="20"/>
           <w:szCs w:val="20"/>
         </w:rPr>
-        <w:t>Work ICESat-2 into this figure - you need to use current NASA instruments to show NASA relevance.</w:t>
+        <w:t>You want to show that you are doing something new - not correcting the errors or shortcomings in some else's work.</w:t>
       </w:r>
     </w:p>
   </w:comment>
-  <w:comment w:id="95" w:author="Craig Glennie" w:date="2026-07-08T19:41:00Z" w:initials="CG">
+  <w:comment w:id="23" w:author="Craig Glennie" w:date="2026-07-08T19:39:00Z" w:initials="CG">
     <w:p>
       <w:r>
         <w:rPr>
@@ -2472,45 +3072,88 @@
           <w:sz w:val="20"/>
           <w:szCs w:val="20"/>
         </w:rPr>
-        <w:t>This step by step process indicates that it is easy to do and really doesn't require research.  You need to reformulate this more generally and ideally as hypotheses.</w:t>
-      </w:r>
-    </w:p>
-  </w:comment>
-  <w:comment w:id="96" w:author="Craig Glennie" w:date="2026-07-08T19:41:00Z" w:initials="CG">
-    <w:p>
-      <w:r>
-        <w:rPr>
-          <w:rStyle w:val="CommentReference"/>
-        </w:rPr>
-        <w:annotationRef/>
-      </w:r>
+        <w:t xml:space="preserve">You have NCALM </w:t>
+      </w:r>
+      <w:proofErr w:type="spellStart"/>
       <w:r>
         <w:rPr>
           <w:sz w:val="20"/>
           <w:szCs w:val="20"/>
         </w:rPr>
-        <w:t>This needs more NASA data in it - even it is only tangential to the analysis.</w:t>
-      </w:r>
-    </w:p>
-  </w:comment>
-  <w:comment w:id="97" w:author="Craig Glennie" w:date="2026-07-08T19:42:00Z" w:initials="CG">
-    <w:p>
-      <w:r>
-        <w:rPr>
-          <w:rStyle w:val="CommentReference"/>
-        </w:rPr>
-        <w:annotationRef/>
-      </w:r>
+        <w:t>lidar</w:t>
+      </w:r>
+      <w:proofErr w:type="spellEnd"/>
       <w:r>
         <w:rPr>
           <w:sz w:val="20"/>
           <w:szCs w:val="20"/>
         </w:rPr>
+        <w:t xml:space="preserve"> data here, but haven't mentioned it previously.  </w:t>
+      </w:r>
+    </w:p>
+    <w:p/>
+    <w:p>
+      <w:r>
+        <w:rPr>
+          <w:sz w:val="20"/>
+          <w:szCs w:val="20"/>
+        </w:rPr>
+        <w:t>Work ICESat-2 into this figure - you need to use current NASA instruments to show NASA relevance.</w:t>
+      </w:r>
+    </w:p>
+  </w:comment>
+  <w:comment w:id="28" w:author="Craig Glennie" w:date="2026-07-08T19:41:00Z" w:initials="CG">
+    <w:p>
+      <w:r>
+        <w:rPr>
+          <w:rStyle w:val="CommentReference"/>
+        </w:rPr>
+        <w:annotationRef/>
+      </w:r>
+      <w:r>
+        <w:rPr>
+          <w:sz w:val="20"/>
+          <w:szCs w:val="20"/>
+        </w:rPr>
+        <w:t>This step by step process indicates that it is easy to do and really doesn't require research.  You need to reformulate this more generally and ideally as hypotheses.</w:t>
+      </w:r>
+    </w:p>
+  </w:comment>
+  <w:comment w:id="51" w:author="Craig Glennie" w:date="2026-07-08T19:41:00Z" w:initials="CG">
+    <w:p>
+      <w:r>
+        <w:rPr>
+          <w:rStyle w:val="CommentReference"/>
+        </w:rPr>
+        <w:annotationRef/>
+      </w:r>
+      <w:r>
+        <w:rPr>
+          <w:sz w:val="20"/>
+          <w:szCs w:val="20"/>
+        </w:rPr>
+        <w:t>This needs more NASA data in it - even it is only tangential to the analysis.</w:t>
+      </w:r>
+    </w:p>
+  </w:comment>
+  <w:comment w:id="61" w:author="Craig Glennie" w:date="2026-07-08T19:42:00Z" w:initials="CG">
+    <w:p>
+      <w:r>
+        <w:rPr>
+          <w:rStyle w:val="CommentReference"/>
+        </w:rPr>
+        <w:annotationRef/>
+      </w:r>
+      <w:r>
+        <w:rPr>
+          <w:sz w:val="20"/>
+          <w:szCs w:val="20"/>
+        </w:rPr>
         <w:t>Mention free access to the UH high performance computing resources.</w:t>
       </w:r>
     </w:p>
   </w:comment>
-  <w:comment w:id="98" w:author="Craig Glennie" w:date="2026-07-08T19:43:00Z" w:initials="CG">
+  <w:comment w:id="70" w:author="Craig Glennie" w:date="2026-07-08T19:43:00Z" w:initials="CG">
     <w:p>
       <w:r>
         <w:rPr>
@@ -2531,7 +3174,7 @@
 </file>
 
 <file path=word/commentsExtended.xml><?xml version="1.0" encoding="utf-8"?>
-<w15:commentsEx xmlns:wpc="http://schemas.microsoft.com/office/word/2010/wordprocessingCanvas" xmlns:cx="http://schemas.microsoft.com/office/drawing/2014/chartex" xmlns:cx1="http://schemas.microsoft.com/office/drawing/2015/9/8/chartex" xmlns:cx2="http://schemas.microsoft.com/office/drawing/2015/10/21/chartex" xmlns:cx3="http://schemas.microsoft.com/office/drawing/2016/5/9/chartex" xmlns:cx4="http://schemas.microsoft.com/office/drawing/2016/5/10/chartex" xmlns:cx5="http://schemas.microsoft.com/office/drawing/2016/5/11/chartex" xmlns:cx6="http://schemas.microsoft.com/office/drawing/2016/5/12/chartex" xmlns:cx7="http://schemas.microsoft.com/office/drawing/2016/5/13/chartex" xmlns:cx8="http://schemas.microsoft.com/office/drawing/2016/5/14/chartex" xmlns:mc="http://schemas.openxmlformats.org/markup-compatibility/2006" xmlns:aink="http://schemas.microsoft.com/office/drawing/2016/ink" xmlns:am3d="http://schemas.microsoft.com/office/drawing/2017/model3d" xmlns:o="urn:schemas-microsoft-com:office:office" xmlns:oel="http://schemas.microsoft.com/office/2019/extlst" xmlns:r="http://schemas.openxmlformats.org/officeDocument/2006/relationships" xmlns:m="http://schemas.openxmlformats.org/officeDocument/2006/math" xmlns:v="urn:schemas-microsoft-com:vml" xmlns:wp14="http://schemas.microsoft.com/office/word/2010/wordprocessingDrawing" xmlns:wp="http://schemas.openxmlformats.org/drawingml/2006/wordprocessingDrawing" xmlns:w10="urn:schemas-microsoft-com:office:word" xmlns:w="http://schemas.openxmlformats.org/wordprocessingml/2006/main" xmlns:w14="http://schemas.microsoft.com/office/word/2010/wordml" xmlns:w15="http://schemas.microsoft.com/office/word/2012/wordml" xmlns:w16cex="http://schemas.microsoft.com/office/word/2018/wordml/cex" xmlns:w16cid="http://schemas.microsoft.com/office/word/2016/wordml/cid" xmlns:w16="http://schemas.microsoft.com/office/word/2018/wordml" xmlns:w16du="http://schemas.microsoft.com/office/word/2023/wordml/word16du" xmlns:w16sdtdh="http://schemas.microsoft.com/office/word/2020/wordml/sdtdatahash" xmlns:w16sdtfl="http://schemas.microsoft.com/office/word/2024/wordml/sdtformatlock" xmlns:w16se="http://schemas.microsoft.com/office/word/2015/wordml/symex" xmlns:wpg="http://schemas.microsoft.com/office/word/2010/wordprocessingGroup" xmlns:wpi="http://schemas.microsoft.com/office/word/2010/wordprocessingInk" xmlns:wne="http://schemas.microsoft.com/office/word/2006/wordml" xmlns:wps="http://schemas.microsoft.com/office/word/2010/wordprocessingShape" mc:Ignorable="w14 w15 w16se w16cid w16 w16cex w16sdtdh w16sdtfl w16du wp14">
+<w15:commentsEx xmlns:wpc="http://schemas.microsoft.com/office/word/2010/wordprocessingCanvas" xmlns:mc="http://schemas.openxmlformats.org/markup-compatibility/2006" xmlns:o="urn:schemas-microsoft-com:office:office" xmlns:r="http://schemas.openxmlformats.org/officeDocument/2006/relationships" xmlns:m="http://schemas.openxmlformats.org/officeDocument/2006/math" xmlns:v="urn:schemas-microsoft-com:vml" xmlns:wp14="http://schemas.microsoft.com/office/word/2010/wordprocessingDrawing" xmlns:wp="http://schemas.openxmlformats.org/drawingml/2006/wordprocessingDrawing" xmlns:w10="urn:schemas-microsoft-com:office:word" xmlns:w="http://schemas.openxmlformats.org/wordprocessingml/2006/main" xmlns:w14="http://schemas.microsoft.com/office/word/2010/wordml" xmlns:w15="http://schemas.microsoft.com/office/word/2012/wordml" xmlns:wpg="http://schemas.microsoft.com/office/word/2010/wordprocessingGroup" xmlns:wpi="http://schemas.microsoft.com/office/word/2010/wordprocessingInk" xmlns:wne="http://schemas.microsoft.com/office/word/2006/wordml" xmlns:wps="http://schemas.microsoft.com/office/word/2010/wordprocessingShape" mc:Ignorable="w14 w15 wp14">
   <w15:commentEx w15:paraId="42DB2C3E" w15:done="0"/>
   <w15:commentEx w15:paraId="3AF30051" w15:done="0"/>
   <w15:commentEx w15:paraId="56E0FEBE" w15:done="0"/>
@@ -2573,7 +3216,7 @@
 </file>
 
 <file path=word/numbering.xml><?xml version="1.0" encoding="utf-8"?>
-<w:numbering xmlns:wpc="http://schemas.microsoft.com/office/word/2010/wordprocessingCanvas" xmlns:cx="http://schemas.microsoft.com/office/drawing/2014/chartex" xmlns:cx1="http://schemas.microsoft.com/office/drawing/2015/9/8/chartex" xmlns:cx2="http://schemas.microsoft.com/office/drawing/2015/10/21/chartex" xmlns:cx3="http://schemas.microsoft.com/office/drawing/2016/5/9/chartex" xmlns:cx4="http://schemas.microsoft.com/office/drawing/2016/5/10/chartex" xmlns:cx5="http://schemas.microsoft.com/office/drawing/2016/5/11/chartex" xmlns:cx6="http://schemas.microsoft.com/office/drawing/2016/5/12/chartex" xmlns:cx7="http://schemas.microsoft.com/office/drawing/2016/5/13/chartex" xmlns:cx8="http://schemas.microsoft.com/office/drawing/2016/5/14/chartex" xmlns:mc="http://schemas.openxmlformats.org/markup-compatibility/2006" xmlns:aink="http://schemas.microsoft.com/office/drawing/2016/ink" xmlns:am3d="http://schemas.microsoft.com/office/drawing/2017/model3d" xmlns:o="urn:schemas-microsoft-com:office:office" xmlns:oel="http://schemas.microsoft.com/office/2019/extlst" xmlns:r="http://schemas.openxmlformats.org/officeDocument/2006/relationships" xmlns:m="http://schemas.openxmlformats.org/officeDocument/2006/math" xmlns:v="urn:schemas-microsoft-com:vml" xmlns:wp14="http://schemas.microsoft.com/office/word/2010/wordprocessingDrawing" xmlns:wp="http://schemas.openxmlformats.org/drawingml/2006/wordprocessingDrawing" xmlns:w10="urn:schemas-microsoft-com:office:word" xmlns:w="http://schemas.openxmlformats.org/wordprocessingml/2006/main" xmlns:w14="http://schemas.microsoft.com/office/word/2010/wordml" xmlns:w15="http://schemas.microsoft.com/office/word/2012/wordml" xmlns:w16cex="http://schemas.microsoft.com/office/word/2018/wordml/cex" xmlns:w16cid="http://schemas.microsoft.com/office/word/2016/wordml/cid" xmlns:w16="http://schemas.microsoft.com/office/word/2018/wordml" xmlns:w16du="http://schemas.microsoft.com/office/word/2023/wordml/word16du" xmlns:w16sdtdh="http://schemas.microsoft.com/office/word/2020/wordml/sdtdatahash" xmlns:w16sdtfl="http://schemas.microsoft.com/office/word/2024/wordml/sdtformatlock" xmlns:w16se="http://schemas.microsoft.com/office/word/2015/wordml/symex" xmlns:wpg="http://schemas.microsoft.com/office/word/2010/wordprocessingGroup" xmlns:wpi="http://schemas.microsoft.com/office/word/2010/wordprocessingInk" xmlns:wne="http://schemas.microsoft.com/office/word/2006/wordml" xmlns:wps="http://schemas.microsoft.com/office/word/2010/wordprocessingShape" mc:Ignorable="w14 w15 w16se w16cid w16 w16cex w16sdtdh w16sdtfl w16du wp14">
+<w:numbering xmlns:wpc="http://schemas.microsoft.com/office/word/2010/wordprocessingCanvas" xmlns:mc="http://schemas.openxmlformats.org/markup-compatibility/2006" xmlns:o="urn:schemas-microsoft-com:office:office" xmlns:r="http://schemas.openxmlformats.org/officeDocument/2006/relationships" xmlns:m="http://schemas.openxmlformats.org/officeDocument/2006/math" xmlns:v="urn:schemas-microsoft-com:vml" xmlns:wp14="http://schemas.microsoft.com/office/word/2010/wordprocessingDrawing" xmlns:wp="http://schemas.openxmlformats.org/drawingml/2006/wordprocessingDrawing" xmlns:w10="urn:schemas-microsoft-com:office:word" xmlns:w="http://schemas.openxmlformats.org/wordprocessingml/2006/main" xmlns:w14="http://schemas.microsoft.com/office/word/2010/wordml" xmlns:w15="http://schemas.microsoft.com/office/word/2012/wordml" xmlns:wpg="http://schemas.microsoft.com/office/word/2010/wordprocessingGroup" xmlns:wpi="http://schemas.microsoft.com/office/word/2010/wordprocessingInk" xmlns:wne="http://schemas.microsoft.com/office/word/2006/wordml" xmlns:wps="http://schemas.microsoft.com/office/word/2010/wordprocessingShape" mc:Ignorable="w14 w15 wp14">
   <w:abstractNum w:abstractNumId="0" w15:restartNumberingAfterBreak="0">
     <w:nsid w:val="1F9C597B"/>
     <w:multiLevelType w:val="hybridMultilevel"/>
@@ -3197,40 +3840,43 @@
       </w:pPr>
     </w:lvl>
   </w:abstractNum>
-  <w:num w:numId="1" w16cid:durableId="758259250">
+  <w:num w:numId="1">
     <w:abstractNumId w:val="1"/>
   </w:num>
-  <w:num w:numId="2" w16cid:durableId="1834028155">
+  <w:num w:numId="2">
     <w:abstractNumId w:val="5"/>
   </w:num>
-  <w:num w:numId="3" w16cid:durableId="955480393">
+  <w:num w:numId="3">
     <w:abstractNumId w:val="2"/>
   </w:num>
-  <w:num w:numId="4" w16cid:durableId="160388019">
+  <w:num w:numId="4">
     <w:abstractNumId w:val="3"/>
   </w:num>
-  <w:num w:numId="5" w16cid:durableId="386225640">
+  <w:num w:numId="5">
     <w:abstractNumId w:val="6"/>
   </w:num>
-  <w:num w:numId="6" w16cid:durableId="1808663101">
+  <w:num w:numId="6">
     <w:abstractNumId w:val="4"/>
   </w:num>
-  <w:num w:numId="7" w16cid:durableId="2031836533">
+  <w:num w:numId="7">
     <w:abstractNumId w:val="0"/>
   </w:num>
 </w:numbering>
 </file>
 
 <file path=word/people.xml><?xml version="1.0" encoding="utf-8"?>
-<w15:people xmlns:wpc="http://schemas.microsoft.com/office/word/2010/wordprocessingCanvas" xmlns:cx="http://schemas.microsoft.com/office/drawing/2014/chartex" xmlns:cx1="http://schemas.microsoft.com/office/drawing/2015/9/8/chartex" xmlns:cx2="http://schemas.microsoft.com/office/drawing/2015/10/21/chartex" xmlns:cx3="http://schemas.microsoft.com/office/drawing/2016/5/9/chartex" xmlns:cx4="http://schemas.microsoft.com/office/drawing/2016/5/10/chartex" xmlns:cx5="http://schemas.microsoft.com/office/drawing/2016/5/11/chartex" xmlns:cx6="http://schemas.microsoft.com/office/drawing/2016/5/12/chartex" xmlns:cx7="http://schemas.microsoft.com/office/drawing/2016/5/13/chartex" xmlns:cx8="http://schemas.microsoft.com/office/drawing/2016/5/14/chartex" xmlns:mc="http://schemas.openxmlformats.org/markup-compatibility/2006" xmlns:aink="http://schemas.microsoft.com/office/drawing/2016/ink" xmlns:am3d="http://schemas.microsoft.com/office/drawing/2017/model3d" xmlns:o="urn:schemas-microsoft-com:office:office" xmlns:oel="http://schemas.microsoft.com/office/2019/extlst" xmlns:r="http://schemas.openxmlformats.org/officeDocument/2006/relationships" xmlns:m="http://schemas.openxmlformats.org/officeDocument/2006/math" xmlns:v="urn:schemas-microsoft-com:vml" xmlns:wp14="http://schemas.microsoft.com/office/word/2010/wordprocessingDrawing" xmlns:wp="http://schemas.openxmlformats.org/drawingml/2006/wordprocessingDrawing" xmlns:w10="urn:schemas-microsoft-com:office:word" xmlns:w="http://schemas.openxmlformats.org/wordprocessingml/2006/main" xmlns:w14="http://schemas.microsoft.com/office/word/2010/wordml" xmlns:w15="http://schemas.microsoft.com/office/word/2012/wordml" xmlns:w16cex="http://schemas.microsoft.com/office/word/2018/wordml/cex" xmlns:w16cid="http://schemas.microsoft.com/office/word/2016/wordml/cid" xmlns:w16="http://schemas.microsoft.com/office/word/2018/wordml" xmlns:w16du="http://schemas.microsoft.com/office/word/2023/wordml/word16du" xmlns:w16sdtdh="http://schemas.microsoft.com/office/word/2020/wordml/sdtdatahash" xmlns:w16sdtfl="http://schemas.microsoft.com/office/word/2024/wordml/sdtformatlock" xmlns:w16se="http://schemas.microsoft.com/office/word/2015/wordml/symex" xmlns:wpg="http://schemas.microsoft.com/office/word/2010/wordprocessingGroup" xmlns:wpi="http://schemas.microsoft.com/office/word/2010/wordprocessingInk" xmlns:wne="http://schemas.microsoft.com/office/word/2006/wordml" xmlns:wps="http://schemas.microsoft.com/office/word/2010/wordprocessingShape" mc:Ignorable="w14 w15 w16se w16cid w16 w16cex w16sdtdh w16sdtfl w16du wp14">
+<w15:people xmlns:wpc="http://schemas.microsoft.com/office/word/2010/wordprocessingCanvas" xmlns:mc="http://schemas.openxmlformats.org/markup-compatibility/2006" xmlns:o="urn:schemas-microsoft-com:office:office" xmlns:r="http://schemas.openxmlformats.org/officeDocument/2006/relationships" xmlns:m="http://schemas.openxmlformats.org/officeDocument/2006/math" xmlns:v="urn:schemas-microsoft-com:vml" xmlns:wp14="http://schemas.microsoft.com/office/word/2010/wordprocessingDrawing" xmlns:wp="http://schemas.openxmlformats.org/drawingml/2006/wordprocessingDrawing" xmlns:w10="urn:schemas-microsoft-com:office:word" xmlns:w="http://schemas.openxmlformats.org/wordprocessingml/2006/main" xmlns:w14="http://schemas.microsoft.com/office/word/2010/wordml" xmlns:w15="http://schemas.microsoft.com/office/word/2012/wordml" xmlns:wpg="http://schemas.microsoft.com/office/word/2010/wordprocessingGroup" xmlns:wpi="http://schemas.microsoft.com/office/word/2010/wordprocessingInk" xmlns:wne="http://schemas.microsoft.com/office/word/2006/wordml" xmlns:wps="http://schemas.microsoft.com/office/word/2010/wordprocessingShape" mc:Ignorable="w14 w15 wp14">
   <w15:person w15:author="Craig Glennie">
     <w15:presenceInfo w15:providerId="Windows Live" w15:userId="2ac5bc603104b5e8"/>
+  </w15:person>
+  <w15:person w15:author="Microsoft account">
+    <w15:presenceInfo w15:providerId="Windows Live" w15:userId="40cc342490cd5daf"/>
   </w15:person>
 </w15:people>
 </file>
 
 <file path=word/styles.xml><?xml version="1.0" encoding="utf-8"?>
-<w:styles xmlns:mc="http://schemas.openxmlformats.org/markup-compatibility/2006" xmlns:r="http://schemas.openxmlformats.org/officeDocument/2006/relationships" xmlns:w="http://schemas.openxmlformats.org/wordprocessingml/2006/main" xmlns:w14="http://schemas.microsoft.com/office/word/2010/wordml" xmlns:w15="http://schemas.microsoft.com/office/word/2012/wordml" xmlns:w16cex="http://schemas.microsoft.com/office/word/2018/wordml/cex" xmlns:w16cid="http://schemas.microsoft.com/office/word/2016/wordml/cid" xmlns:w16="http://schemas.microsoft.com/office/word/2018/wordml" xmlns:w16du="http://schemas.microsoft.com/office/word/2023/wordml/word16du" xmlns:w16sdtdh="http://schemas.microsoft.com/office/word/2020/wordml/sdtdatahash" xmlns:w16sdtfl="http://schemas.microsoft.com/office/word/2024/wordml/sdtformatlock" xmlns:w16se="http://schemas.microsoft.com/office/word/2015/wordml/symex" mc:Ignorable="w14 w15 w16se w16cid w16 w16cex w16sdtdh w16sdtfl w16du">
+<w:styles xmlns:mc="http://schemas.openxmlformats.org/markup-compatibility/2006" xmlns:r="http://schemas.openxmlformats.org/officeDocument/2006/relationships" xmlns:w="http://schemas.openxmlformats.org/wordprocessingml/2006/main" xmlns:w14="http://schemas.microsoft.com/office/word/2010/wordml" xmlns:w15="http://schemas.microsoft.com/office/word/2012/wordml" mc:Ignorable="w14 w15">
   <w:docDefaults>
     <w:rPrDefault>
       <w:rPr>
@@ -3246,7 +3892,7 @@
       </w:pPr>
     </w:pPrDefault>
   </w:docDefaults>
-  <w:latentStyles w:defLockedState="0" w:defUIPriority="99" w:defSemiHidden="0" w:defUnhideWhenUsed="0" w:defQFormat="0" w:count="376">
+  <w:latentStyles w:defLockedState="0" w:defUIPriority="99" w:defSemiHidden="0" w:defUnhideWhenUsed="0" w:defQFormat="0" w:count="371">
     <w:lsdException w:name="Normal" w:uiPriority="0" w:qFormat="1"/>
     <w:lsdException w:name="heading 1" w:uiPriority="9" w:qFormat="1"/>
     <w:lsdException w:name="heading 2" w:semiHidden="1" w:uiPriority="9" w:unhideWhenUsed="1" w:qFormat="1"/>
@@ -3618,11 +4264,6 @@
     <w:lsdException w:name="List Table 5 Dark Accent 6" w:uiPriority="50"/>
     <w:lsdException w:name="List Table 6 Colorful Accent 6" w:uiPriority="51"/>
     <w:lsdException w:name="List Table 7 Colorful Accent 6" w:uiPriority="52"/>
-    <w:lsdException w:name="Mention" w:semiHidden="1" w:unhideWhenUsed="1"/>
-    <w:lsdException w:name="Smart Hyperlink" w:semiHidden="1" w:unhideWhenUsed="1"/>
-    <w:lsdException w:name="Hashtag" w:semiHidden="1" w:unhideWhenUsed="1"/>
-    <w:lsdException w:name="Unresolved Mention" w:semiHidden="1" w:unhideWhenUsed="1"/>
-    <w:lsdException w:name="Smart Link" w:semiHidden="1" w:unhideWhenUsed="1"/>
   </w:latentStyles>
   <w:style w:type="paragraph" w:default="1" w:styleId="Normal">
     <w:name w:val="Normal"/>
@@ -3780,6 +4421,36 @@
       <w:color w:val="000000"/>
       <w:sz w:val="24"/>
       <w:szCs w:val="24"/>
+    </w:rPr>
+  </w:style>
+  <w:style w:type="paragraph" w:styleId="BalloonText">
+    <w:name w:val="Balloon Text"/>
+    <w:basedOn w:val="Normal"/>
+    <w:link w:val="BalloonTextChar"/>
+    <w:uiPriority w:val="99"/>
+    <w:semiHidden/>
+    <w:unhideWhenUsed/>
+    <w:rsid w:val="00135D6F"/>
+    <w:pPr>
+      <w:spacing w:after="0" w:line="240" w:lineRule="auto"/>
+    </w:pPr>
+    <w:rPr>
+      <w:rFonts w:ascii="Segoe UI" w:hAnsi="Segoe UI" w:cs="Segoe UI"/>
+      <w:sz w:val="18"/>
+      <w:szCs w:val="18"/>
+    </w:rPr>
+  </w:style>
+  <w:style w:type="character" w:customStyle="1" w:styleId="BalloonTextChar">
+    <w:name w:val="Balloon Text Char"/>
+    <w:basedOn w:val="DefaultParagraphFont"/>
+    <w:link w:val="BalloonText"/>
+    <w:uiPriority w:val="99"/>
+    <w:semiHidden/>
+    <w:rsid w:val="00135D6F"/>
+    <w:rPr>
+      <w:rFonts w:ascii="Segoe UI" w:hAnsi="Segoe UI" w:cs="Segoe UI"/>
+      <w:sz w:val="18"/>
+      <w:szCs w:val="18"/>
     </w:rPr>
   </w:style>
 </w:styles>

--- a/barlow/docs/finesst_proposal_v9_tracked.docx
+++ b/barlow/docs/finesst_proposal_v9_tracked.docx
@@ -82,7 +82,7 @@
         </w:rPr>
         <w:drawing>
           <wp:inline distT="0" distB="0" distL="0" distR="0" wp14:anchorId="64234BB5" wp14:editId="391C5956">
-            <wp:extent cx="5486400" cy="2706624"/>
+            <wp:extent cx="4663440" cy="2300630"/>
             <wp:effectExtent l="0" t="0" r="0" b="0"/>
             <wp:docPr id="1" name="Picture 1"/>
             <wp:cNvGraphicFramePr>
@@ -104,7 +104,7 @@
                   <pic:spPr>
                     <a:xfrm>
                       <a:off x="0" y="0"/>
-                      <a:ext cx="5486400" cy="2706624"/>
+                      <a:ext cx="4663440" cy="2300630"/>
                     </a:xfrm>
                     <a:prstGeom prst="rect">
                       <a:avLst/>
@@ -125,7 +125,7 @@
         <w:rPr>
           <w:i/>
           <w:color w:val="404040"/>
-          <w:sz w:val="18"/>
+          <w:sz w:val="24"/>
         </w:rPr>
         <w:t xml:space="preserve">Figure 1. Study area. (A) The McMurdo Dry Valleys within Antarctica (coastline: Natural Earth). (B) </w:t>
       </w:r>
@@ -134,7 +134,7 @@
         <w:rPr>
           <w:i/>
           <w:color w:val="404040"/>
-          <w:sz w:val="18"/>
+          <w:sz w:val="24"/>
         </w:rPr>
         <w:t>Hillshade</w:t>
       </w:r>
@@ -143,7 +143,7 @@
         <w:rPr>
           <w:i/>
           <w:color w:val="404040"/>
-          <w:sz w:val="18"/>
+          <w:sz w:val="24"/>
         </w:rPr>
         <w:t xml:space="preserve"> of the study-area </w:t>
       </w:r>
@@ -152,7 +152,7 @@
         <w:rPr>
           <w:i/>
           <w:color w:val="404040"/>
-          <w:sz w:val="18"/>
+          <w:sz w:val="24"/>
         </w:rPr>
         <w:t>lidar</w:t>
       </w:r>
@@ -161,7 +161,7 @@
         <w:rPr>
           <w:i/>
           <w:color w:val="404040"/>
-          <w:sz w:val="18"/>
+          <w:sz w:val="24"/>
         </w:rPr>
         <w:t xml:space="preserve"> DEM (1 m), showing the incised valley-floor channels this project measures</w:t>
       </w:r>
@@ -170,7 +170,7 @@
           <w:rPr>
             <w:i/>
             <w:color w:val="404040"/>
-            <w:sz w:val="18"/>
+            <w:sz w:val="24"/>
           </w:rPr>
           <w:delText xml:space="preserve">;</w:delText>
         </w:r>
@@ -180,7 +180,7 @@
           <w:rPr>
             <w:i/>
             <w:color w:val="404040"/>
-            <w:sz w:val="18"/>
+            <w:sz w:val="24"/>
           </w:rPr>
           <w:t xml:space="preserve">.</w:t>
         </w:r>
@@ -189,7 +189,7 @@
         <w:rPr>
           <w:i/>
           <w:color w:val="404040"/>
-          <w:sz w:val="18"/>
+          <w:sz w:val="24"/>
         </w:rPr>
         <w:t xml:space="preserve"> </w:t>
       </w:r>
@@ -357,8 +357,8 @@
         <w:rPr>
           <w:rStyle w:val="CommentReference"/>
           <w:b/>
-          <w:sz w:val="22"/>
-          <w:szCs w:val="22"/>
+          <w:sz w:val="24"/>
+          <w:szCs w:val="24"/>
         </w:rPr>
         <w:commentReference w:id="7"/>
       </w:r>
@@ -565,8 +565,8 @@
       <w:r>
         <w:rPr>
           <w:rStyle w:val="CommentReference"/>
-          <w:sz w:val="22"/>
-          <w:szCs w:val="22"/>
+          <w:sz w:val="24"/>
+          <w:szCs w:val="24"/>
         </w:rPr>
         <w:commentReference w:id="14"/>
       </w:r>
@@ -614,8 +614,8 @@
       <w:r>
         <w:rPr>
           <w:rStyle w:val="CommentReference"/>
-          <w:sz w:val="22"/>
-          <w:szCs w:val="22"/>
+          <w:sz w:val="24"/>
+          <w:szCs w:val="24"/>
         </w:rPr>
         <w:commentReference w:id="15"/>
       </w:r>
@@ -683,8 +683,8 @@
       <w:r>
         <w:rPr>
           <w:rStyle w:val="CommentReference"/>
-          <w:sz w:val="22"/>
-          <w:szCs w:val="22"/>
+          <w:sz w:val="24"/>
+          <w:szCs w:val="24"/>
         </w:rPr>
         <w:commentReference w:id="18"/>
       </w:r>
@@ -718,7 +718,7 @@
         </w:rPr>
         <w:drawing>
           <wp:inline distT="0" distB="0" distL="0" distR="0" wp14:anchorId="0F9C1861" wp14:editId="725FF66F">
-            <wp:extent cx="5486400" cy="3830432"/>
+            <wp:extent cx="4663440" cy="3255867"/>
             <wp:effectExtent l="0" t="0" r="0" b="0"/>
             <wp:docPr id="2" name="Picture 2"/>
             <wp:cNvGraphicFramePr>
@@ -740,7 +740,7 @@
                   <pic:spPr>
                     <a:xfrm>
                       <a:off x="0" y="0"/>
-                      <a:ext cx="5486400" cy="3830432"/>
+                      <a:ext cx="4663440" cy="3255867"/>
                     </a:xfrm>
                     <a:prstGeom prst="rect">
                       <a:avLst/>
@@ -762,7 +762,7 @@
         <w:rPr>
           <w:i/>
           <w:color w:val="404040"/>
-          <w:sz w:val="18"/>
+          <w:sz w:val="24"/>
         </w:rPr>
         <w:t xml:space="preserve">Figure 2. Planned detection-to-attribution workflow: three DEM epochs, </w:t>
       </w:r>
@@ -771,7 +771,7 @@
           <w:rPr>
             <w:i/>
             <w:color w:val="404040"/>
-            <w:sz w:val="18"/>
+            <w:sz w:val="24"/>
           </w:rPr>
           <w:delText>co-registration,</w:delText>
         </w:r>
@@ -781,7 +781,7 @@
           <w:rPr>
             <w:i/>
             <w:color w:val="404040"/>
-            <w:sz w:val="18"/>
+            <w:sz w:val="24"/>
           </w:rPr>
           <w:t>co-registration to airborne-</w:t>
         </w:r>
@@ -790,7 +790,7 @@
           <w:rPr>
             <w:i/>
             <w:color w:val="404040"/>
-            <w:sz w:val="18"/>
+            <w:sz w:val="24"/>
           </w:rPr>
           <w:t>lidar</w:t>
         </w:r>
@@ -799,7 +799,7 @@
           <w:rPr>
             <w:i/>
             <w:color w:val="404040"/>
-            <w:sz w:val="18"/>
+            <w:sz w:val="24"/>
           </w:rPr>
           <w:t xml:space="preserve"> and ICESat-2 control,</w:t>
         </w:r>
@@ -808,7 +808,7 @@
         <w:rPr>
           <w:i/>
           <w:color w:val="404040"/>
-          <w:sz w:val="18"/>
+          <w:sz w:val="24"/>
         </w:rPr>
         <w:t xml:space="preserve"> DEM-of-Difference, per-pixel detection floor, then the O1 (channel), O2 </w:t>
       </w:r>
@@ -817,7 +817,7 @@
           <w:rPr>
             <w:i/>
             <w:color w:val="404040"/>
-            <w:sz w:val="18"/>
+            <w:sz w:val="24"/>
           </w:rPr>
           <w:delText>(valley-floor),</w:delText>
         </w:r>
@@ -827,7 +827,7 @@
           <w:rPr>
             <w:i/>
             <w:color w:val="404040"/>
-            <w:sz w:val="18"/>
+            <w:sz w:val="24"/>
           </w:rPr>
           <w:t>(stream-corridor),</w:t>
         </w:r>
@@ -836,7 +836,7 @@
         <w:rPr>
           <w:i/>
           <w:color w:val="404040"/>
-          <w:sz w:val="18"/>
+          <w:sz w:val="24"/>
         </w:rPr>
         <w:t xml:space="preserve"> and O3 (uncertainty) objectives. Method schematic; no results shown.</w:t>
       </w:r>
@@ -846,8 +846,8 @@
           <w:rStyle w:val="CommentReference"/>
           <w:i/>
           <w:color w:val="404040"/>
-          <w:sz w:val="18"/>
-          <w:szCs w:val="22"/>
+          <w:sz w:val="24"/>
+          <w:szCs w:val="24"/>
         </w:rPr>
         <w:commentReference w:id="23"/>
       </w:r>
@@ -1167,8 +1167,8 @@
       <w:r>
         <w:rPr>
           <w:rStyle w:val="CommentReference"/>
-          <w:sz w:val="22"/>
-          <w:szCs w:val="22"/>
+          <w:sz w:val="24"/>
+          <w:szCs w:val="24"/>
         </w:rPr>
         <w:commentReference w:id="28"/>
       </w:r>
@@ -1272,7 +1272,7 @@
             </w:pPr>
             <w:r>
               <w:rPr>
-                <w:rFonts w:ascii="Calibri" w:hAnsi="Calibri"/>
+                <w:rFonts w:ascii="Times New Roman" w:hAnsi="Times New Roman"/>
                 <w:b/>
                 <w:sz w:val="18"/>
               </w:rPr>
@@ -1292,7 +1292,7 @@
             </w:pPr>
             <w:r>
               <w:rPr>
-                <w:rFonts w:ascii="Calibri" w:hAnsi="Calibri"/>
+                <w:rFonts w:ascii="Times New Roman" w:hAnsi="Times New Roman"/>
                 <w:b/>
                 <w:sz w:val="18"/>
               </w:rPr>
@@ -1311,7 +1311,7 @@
             </w:pPr>
             <w:r>
               <w:rPr>
-                <w:rFonts w:ascii="Calibri" w:hAnsi="Calibri"/>
+                <w:rFonts w:ascii="Times New Roman" w:hAnsi="Times New Roman"/>
                 <w:b/>
                 <w:sz w:val="18"/>
               </w:rPr>
@@ -1334,7 +1334,7 @@
             </w:pPr>
             <w:r>
               <w:rPr>
-                <w:rFonts w:ascii="Calibri" w:hAnsi="Calibri"/>
+                <w:rFonts w:ascii="Times New Roman" w:hAnsi="Times New Roman"/>
                 <w:sz w:val="18"/>
               </w:rPr>
               <w:t xml:space="preserve">2001 airborne </w:t>
@@ -1342,7 +1342,7 @@
             <w:proofErr w:type="spellStart"/>
             <w:r>
               <w:rPr>
-                <w:rFonts w:ascii="Calibri" w:hAnsi="Calibri"/>
+                <w:rFonts w:ascii="Times New Roman" w:hAnsi="Times New Roman"/>
                 <w:sz w:val="18"/>
               </w:rPr>
               <w:t>lidar</w:t>
@@ -1350,7 +1350,7 @@
             <w:proofErr w:type="spellEnd"/>
             <w:r>
               <w:rPr>
-                <w:rFonts w:ascii="Calibri" w:hAnsi="Calibri"/>
+                <w:rFonts w:ascii="Times New Roman" w:hAnsi="Times New Roman"/>
                 <w:sz w:val="18"/>
               </w:rPr>
               <w:t xml:space="preserve"> DEM (2 m)</w:t>
@@ -1367,7 +1367,7 @@
             </w:pPr>
             <w:r>
               <w:rPr>
-                <w:rFonts w:ascii="Calibri" w:hAnsi="Calibri"/>
+                <w:rFonts w:ascii="Times New Roman" w:hAnsi="Times New Roman"/>
                 <w:sz w:val="18"/>
               </w:rPr>
               <w:t xml:space="preserve">NASA ATM via USGS </w:t>
@@ -1375,7 +1375,7 @@
             <w:proofErr w:type="spellStart"/>
             <w:r>
               <w:rPr>
-                <w:rFonts w:ascii="Calibri" w:hAnsi="Calibri"/>
+                <w:rFonts w:ascii="Times New Roman" w:hAnsi="Times New Roman"/>
                 <w:sz w:val="18"/>
               </w:rPr>
               <w:t>ScienceBase</w:t>
@@ -1393,7 +1393,7 @@
             </w:pPr>
             <w:r>
               <w:rPr>
-                <w:rFonts w:ascii="Calibri" w:hAnsi="Calibri"/>
+                <w:rFonts w:ascii="Times New Roman" w:hAnsi="Times New Roman"/>
                 <w:sz w:val="18"/>
               </w:rPr>
               <w:t>public, free</w:t>
@@ -1415,7 +1415,7 @@
             </w:pPr>
             <w:r>
               <w:rPr>
-                <w:rFonts w:ascii="Calibri" w:hAnsi="Calibri"/>
+                <w:rFonts w:ascii="Times New Roman" w:hAnsi="Times New Roman"/>
                 <w:sz w:val="18"/>
               </w:rPr>
               <w:t xml:space="preserve">2014 airborne </w:t>
@@ -1423,7 +1423,7 @@
             <w:proofErr w:type="spellStart"/>
             <w:r>
               <w:rPr>
-                <w:rFonts w:ascii="Calibri" w:hAnsi="Calibri"/>
+                <w:rFonts w:ascii="Times New Roman" w:hAnsi="Times New Roman"/>
                 <w:sz w:val="18"/>
               </w:rPr>
               <w:t>lidar</w:t>
@@ -1431,7 +1431,7 @@
             <w:proofErr w:type="spellEnd"/>
             <w:r>
               <w:rPr>
-                <w:rFonts w:ascii="Calibri" w:hAnsi="Calibri"/>
+                <w:rFonts w:ascii="Times New Roman" w:hAnsi="Times New Roman"/>
                 <w:sz w:val="18"/>
               </w:rPr>
               <w:t xml:space="preserve"> DEM (1 m) + point cloud</w:t>
@@ -1448,7 +1448,7 @@
             </w:pPr>
             <w:r>
               <w:rPr>
-                <w:rFonts w:ascii="Calibri" w:hAnsi="Calibri"/>
+                <w:rFonts w:ascii="Times New Roman" w:hAnsi="Times New Roman"/>
                 <w:sz w:val="18"/>
               </w:rPr>
               <w:t xml:space="preserve">NCALM via </w:t>
@@ -1456,7 +1456,7 @@
             <w:proofErr w:type="spellStart"/>
             <w:r>
               <w:rPr>
-                <w:rFonts w:ascii="Calibri" w:hAnsi="Calibri"/>
+                <w:rFonts w:ascii="Times New Roman" w:hAnsi="Times New Roman"/>
                 <w:sz w:val="18"/>
               </w:rPr>
               <w:t>OpenTopography</w:t>
@@ -1474,7 +1474,7 @@
             </w:pPr>
             <w:r>
               <w:rPr>
-                <w:rFonts w:ascii="Calibri" w:hAnsi="Calibri"/>
+                <w:rFonts w:ascii="Times New Roman" w:hAnsi="Times New Roman"/>
                 <w:sz w:val="18"/>
               </w:rPr>
               <w:t>public, free</w:t>
@@ -1496,7 +1496,7 @@
             </w:pPr>
             <w:r>
               <w:rPr>
-                <w:rFonts w:ascii="Calibri" w:hAnsi="Calibri"/>
+                <w:rFonts w:ascii="Times New Roman" w:hAnsi="Times New Roman"/>
                 <w:sz w:val="18"/>
               </w:rPr>
               <w:t>REMA satellite DEM (2 m, 2021–23)</w:t>
@@ -1513,7 +1513,7 @@
             </w:pPr>
             <w:r>
               <w:rPr>
-                <w:rFonts w:ascii="Calibri" w:hAnsi="Calibri"/>
+                <w:rFonts w:ascii="Times New Roman" w:hAnsi="Times New Roman"/>
                 <w:sz w:val="18"/>
               </w:rPr>
               <w:t>Polar Geospatial Center / AWS</w:t>
@@ -1530,7 +1530,7 @@
             </w:pPr>
             <w:r>
               <w:rPr>
-                <w:rFonts w:ascii="Calibri" w:hAnsi="Calibri"/>
+                <w:rFonts w:ascii="Times New Roman" w:hAnsi="Times New Roman"/>
                 <w:sz w:val="18"/>
               </w:rPr>
               <w:t>public, free</w:t>
@@ -1552,7 +1552,7 @@
             </w:pPr>
             <w:r>
               <w:rPr>
-                <w:rFonts w:ascii="Calibri" w:hAnsi="Calibri"/>
+                <w:rFonts w:ascii="Times New Roman" w:hAnsi="Times New Roman"/>
                 <w:sz w:val="18"/>
               </w:rPr>
               <w:t>Stream discharge, 21 gauges (daily)</w:t>
@@ -1569,7 +1569,7 @@
             </w:pPr>
             <w:r>
               <w:rPr>
-                <w:rFonts w:ascii="Calibri" w:hAnsi="Calibri"/>
+                <w:rFonts w:ascii="Times New Roman" w:hAnsi="Times New Roman"/>
                 <w:sz w:val="18"/>
               </w:rPr>
               <w:t>MCM-LTER via EDI</w:t>
@@ -1586,7 +1586,7 @@
             </w:pPr>
             <w:r>
               <w:rPr>
-                <w:rFonts w:ascii="Calibri" w:hAnsi="Calibri"/>
+                <w:rFonts w:ascii="Times New Roman" w:hAnsi="Times New Roman"/>
                 <w:sz w:val="18"/>
               </w:rPr>
               <w:t>public, free</w:t>
@@ -1608,7 +1608,7 @@
             </w:pPr>
             <w:r>
               <w:rPr>
-                <w:rFonts w:ascii="Calibri" w:hAnsi="Calibri"/>
+                <w:rFonts w:ascii="Times New Roman" w:hAnsi="Times New Roman"/>
                 <w:sz w:val="18"/>
               </w:rPr>
               <w:t>Meteorology, glacier mass balance, soil temperature</w:t>
@@ -1625,7 +1625,7 @@
             </w:pPr>
             <w:r>
               <w:rPr>
-                <w:rFonts w:ascii="Calibri" w:hAnsi="Calibri"/>
+                <w:rFonts w:ascii="Times New Roman" w:hAnsi="Times New Roman"/>
                 <w:sz w:val="18"/>
               </w:rPr>
               <w:t>MCM-LTER via EDI</w:t>
@@ -1642,7 +1642,7 @@
             </w:pPr>
             <w:r>
               <w:rPr>
-                <w:rFonts w:ascii="Calibri" w:hAnsi="Calibri"/>
+                <w:rFonts w:ascii="Times New Roman" w:hAnsi="Times New Roman"/>
                 <w:sz w:val="18"/>
               </w:rPr>
               <w:t>public, free</w:t>
@@ -1664,7 +1664,7 @@
             </w:pPr>
             <w:r>
               <w:rPr>
-                <w:rFonts w:ascii="Calibri" w:hAnsi="Calibri"/>
+                <w:rFonts w:ascii="Times New Roman" w:hAnsi="Times New Roman"/>
                 <w:sz w:val="18"/>
               </w:rPr>
               <w:t>ERA5 reanalysis; AMPS Antarcti</w:t>
@@ -1673,7 +1673,7 @@
             <w:bookmarkEnd w:id="50"/>
             <w:r>
               <w:rPr>
-                <w:rFonts w:ascii="Calibri" w:hAnsi="Calibri"/>
+                <w:rFonts w:ascii="Times New Roman" w:hAnsi="Times New Roman"/>
                 <w:sz w:val="18"/>
               </w:rPr>
               <w:t>c weather model</w:t>
@@ -1690,7 +1690,7 @@
             </w:pPr>
             <w:r>
               <w:rPr>
-                <w:rFonts w:ascii="Calibri" w:hAnsi="Calibri"/>
+                <w:rFonts w:ascii="Times New Roman" w:hAnsi="Times New Roman"/>
                 <w:sz w:val="18"/>
               </w:rPr>
               <w:t>Copernicus CDS; NCAR GDEX</w:t>
@@ -1707,7 +1707,7 @@
             </w:pPr>
             <w:r>
               <w:rPr>
-                <w:rFonts w:ascii="Calibri" w:hAnsi="Calibri"/>
+                <w:rFonts w:ascii="Times New Roman" w:hAnsi="Times New Roman"/>
                 <w:sz w:val="18"/>
               </w:rPr>
               <w:t>public, free</w:t>
@@ -1730,7 +1730,7 @@
             <w:commentRangeStart w:id="51"/>
             <w:r>
               <w:rPr>
-                <w:rFonts w:ascii="Calibri" w:hAnsi="Calibri"/>
+                <w:rFonts w:ascii="Times New Roman" w:hAnsi="Times New Roman"/>
                 <w:sz w:val="18"/>
               </w:rPr>
               <w:t>Stream channel outlines (labels)</w:t>
@@ -1747,7 +1747,7 @@
             </w:pPr>
             <w:r>
               <w:rPr>
-                <w:rFonts w:ascii="Calibri" w:hAnsi="Calibri"/>
+                <w:rFonts w:ascii="Times New Roman" w:hAnsi="Times New Roman"/>
                 <w:sz w:val="18"/>
               </w:rPr>
               <w:t>MCM-LTER via EDI</w:t>
@@ -1764,7 +1764,7 @@
             </w:pPr>
             <w:r>
               <w:rPr>
-                <w:rFonts w:ascii="Calibri" w:hAnsi="Calibri"/>
+                <w:rFonts w:ascii="Times New Roman" w:hAnsi="Times New Roman"/>
                 <w:sz w:val="18"/>
               </w:rPr>
               <w:t>public, free</w:t>
@@ -1773,8 +1773,8 @@
             <w:r>
               <w:rPr>
                 <w:rStyle w:val="CommentReference"/>
-                <w:sz w:val="22"/>
-                <w:szCs w:val="22"/>
+                <w:sz w:val="24"/>
+                <w:szCs w:val="24"/>
               </w:rPr>
               <w:commentReference w:id="51"/>
             </w:r>
@@ -1795,7 +1795,7 @@
             </w:pPr>
             <w:r>
               <w:rPr>
-                <w:rFonts w:ascii="Calibri" w:hAnsi="Calibri"/>
+                <w:rFonts w:ascii="Times New Roman" w:hAnsi="Times New Roman"/>
                 <w:sz w:val="18"/>
               </w:rPr>
               <w:t>The prior dissertation's hand-digitized training tiles</w:t>
@@ -1812,7 +1812,7 @@
             </w:pPr>
             <w:r>
               <w:rPr>
-                <w:rFonts w:ascii="Calibri" w:hAnsi="Calibri"/>
+                <w:rFonts w:ascii="Times New Roman" w:hAnsi="Times New Roman"/>
                 <w:sz w:val="18"/>
               </w:rPr>
               <w:t>dissertation author</w:t>
@@ -1829,7 +1829,7 @@
             </w:pPr>
             <w:r>
               <w:rPr>
-                <w:rFonts w:ascii="Calibri" w:hAnsi="Calibri"/>
+                <w:rFonts w:ascii="Times New Roman" w:hAnsi="Times New Roman"/>
                 <w:sz w:val="18"/>
               </w:rPr>
               <w:t>acquired directly from the author</w:t>
@@ -1849,6 +1849,8 @@
           <w:p>
             <w:pPr>
               <w:rPr>
+                <w:sz w:val="18"/>
+                <w:szCs w:val="18"/>
                 <w:sz w:val="18"/>
                 <w:szCs w:val="18"/>
                 <w:rPrChange w:id="53" w:author="Microsoft account" w:date="2026-07-09T14:38:00Z">
@@ -1874,6 +1876,8 @@
           <w:p>
             <w:pPr>
               <w:rPr>
+                <w:sz w:val="18"/>
+                <w:szCs w:val="18"/>
                 <w:sz w:val="18"/>
                 <w:szCs w:val="18"/>
                 <w:rPrChange w:id="55" w:author="Microsoft account" w:date="2026-07-09T14:38:00Z">
@@ -1904,6 +1908,8 @@
               <w:rPr>
                 <w:sz w:val="18"/>
                 <w:szCs w:val="18"/>
+                <w:sz w:val="18"/>
+                <w:szCs w:val="18"/>
                 <w:rPrChange w:id="58" w:author="Microsoft account" w:date="2026-07-09T14:38:00Z">
                   <w:rPr/>
                 </w:rPrChange>
@@ -1985,8 +1991,8 @@
       <w:r>
         <w:rPr>
           <w:rStyle w:val="CommentReference"/>
-          <w:sz w:val="22"/>
-          <w:szCs w:val="22"/>
+          <w:sz w:val="24"/>
+          <w:szCs w:val="24"/>
         </w:rPr>
         <w:commentReference w:id="61"/>
       </w:r>
@@ -2054,8 +2060,8 @@
       <w:r>
         <w:rPr>
           <w:rStyle w:val="CommentReference"/>
-          <w:sz w:val="22"/>
-          <w:szCs w:val="22"/>
+          <w:sz w:val="24"/>
+          <w:szCs w:val="24"/>
         </w:rPr>
         <w:commentReference w:id="70"/>
       </w:r>
@@ -2215,7 +2221,7 @@
             </w:pPr>
             <w:r>
               <w:rPr>
-                <w:rFonts w:ascii="Calibri" w:hAnsi="Calibri"/>
+                <w:rFonts w:ascii="Times New Roman" w:hAnsi="Times New Roman"/>
                 <w:b/>
                 <w:sz w:val="18"/>
               </w:rPr>
@@ -2234,7 +2240,7 @@
             </w:pPr>
             <w:r>
               <w:rPr>
-                <w:rFonts w:ascii="Calibri" w:hAnsi="Calibri"/>
+                <w:rFonts w:ascii="Times New Roman" w:hAnsi="Times New Roman"/>
                 <w:b/>
                 <w:sz w:val="18"/>
               </w:rPr>
@@ -2253,7 +2259,7 @@
             </w:pPr>
             <w:r>
               <w:rPr>
-                <w:rFonts w:ascii="Calibri" w:hAnsi="Calibri"/>
+                <w:rFonts w:ascii="Times New Roman" w:hAnsi="Times New Roman"/>
                 <w:b/>
                 <w:sz w:val="18"/>
               </w:rPr>
@@ -2276,7 +2282,7 @@
             </w:pPr>
             <w:r>
               <w:rPr>
-                <w:rFonts w:ascii="Calibri" w:hAnsi="Calibri"/>
+                <w:rFonts w:ascii="Times New Roman" w:hAnsi="Times New Roman"/>
                 <w:sz w:val="18"/>
               </w:rPr>
               <w:t>Stage  1</w:t>
@@ -2293,7 +2299,7 @@
             </w:pPr>
             <w:r>
               <w:rPr>
-                <w:rFonts w:ascii="Calibri" w:hAnsi="Calibri"/>
+                <w:rFonts w:ascii="Times New Roman" w:hAnsi="Times New Roman"/>
                 <w:sz w:val="18"/>
               </w:rPr>
               <w:t>Rebuild the change-detection chain from public data; harmonize driver records per stream; secure or rebuild training labels; first attribution model (Taylor Valley)</w:t>
@@ -2310,7 +2316,7 @@
             </w:pPr>
             <w:r>
               <w:rPr>
-                <w:rFonts w:ascii="Calibri" w:hAnsi="Calibri"/>
+                <w:rFonts w:ascii="Times New Roman" w:hAnsi="Times New Roman"/>
                 <w:sz w:val="18"/>
               </w:rPr>
               <w:t>Attribution manuscript drafted; labeled training set archived</w:t>
@@ -2332,7 +2338,7 @@
             </w:pPr>
             <w:r>
               <w:rPr>
-                <w:rFonts w:ascii="Calibri" w:hAnsi="Calibri"/>
+                <w:rFonts w:ascii="Times New Roman" w:hAnsi="Times New Roman"/>
                 <w:sz w:val="18"/>
               </w:rPr>
               <w:t>Stage 2</w:t>
@@ -2350,7 +2356,7 @@
             <w:del w:id="77" w:author="Colton Goodrich" w:date="2026-07-09T12:00:00Z">
               <w:r>
                 <w:rPr>
-                  <w:rFonts w:ascii="Calibri" w:hAnsi="Calibri"/>
+                  <w:rFonts w:ascii="Times New Roman" w:hAnsi="Times New Roman"/>
                   <w:sz w:val="18"/>
                 </w:rPr>
                 <w:delText>Landscape-wide change detection + process-type classification</w:delText>
@@ -2359,7 +2365,7 @@
             <w:ins w:id="78" w:author="Colton Goodrich" w:date="2026-07-09T12:00:00Z">
               <w:r>
                 <w:rPr>
-                  <w:rFonts w:ascii="Calibri" w:hAnsi="Calibri"/>
+                  <w:rFonts w:ascii="Times New Roman" w:hAnsi="Times New Roman"/>
                   <w:sz w:val="18"/>
                 </w:rPr>
                 <w:t>Stream-corridor process attribution</w:t>
@@ -2367,7 +2373,7 @@
             </w:ins>
             <w:r>
               <w:rPr>
-                <w:rFonts w:ascii="Calibri" w:hAnsi="Calibri"/>
+                <w:rFonts w:ascii="Times New Roman" w:hAnsi="Times New Roman"/>
                 <w:sz w:val="18"/>
               </w:rPr>
               <w:t xml:space="preserve"> (O2), gated by the O3 thresholds; driver tests per change type; sensor-disagreement correction</w:t>
@@ -2384,7 +2390,7 @@
             </w:pPr>
             <w:r>
               <w:rPr>
-                <w:rFonts w:ascii="Calibri" w:hAnsi="Calibri"/>
+                <w:rFonts w:ascii="Times New Roman" w:hAnsi="Times New Roman"/>
                 <w:sz w:val="18"/>
               </w:rPr>
               <w:t>Process-classification paper; AGU presentation</w:t>
@@ -2406,7 +2412,7 @@
             </w:pPr>
             <w:r>
               <w:rPr>
-                <w:rFonts w:ascii="Calibri" w:hAnsi="Calibri"/>
+                <w:rFonts w:ascii="Times New Roman" w:hAnsi="Times New Roman"/>
                 <w:sz w:val="18"/>
               </w:rPr>
               <w:t>Stage 3</w:t>
@@ -2423,7 +2429,7 @@
             </w:pPr>
             <w:r>
               <w:rPr>
-                <w:rFonts w:ascii="Calibri" w:hAnsi="Calibri"/>
+                <w:rFonts w:ascii="Times New Roman" w:hAnsi="Times New Roman"/>
                 <w:sz w:val="18"/>
               </w:rPr>
               <w:t>Per-pixel calibrated-uncertainty product; three-epoch acceleration analysis; extension beyond Taylor Valley where REMA supports it; synthesis</w:t>
@@ -2440,7 +2446,7 @@
             </w:pPr>
             <w:r>
               <w:rPr>
-                <w:rFonts w:ascii="Calibri" w:hAnsi="Calibri"/>
+                <w:rFonts w:ascii="Times New Roman" w:hAnsi="Times New Roman"/>
                 <w:sz w:val="18"/>
               </w:rPr>
               <w:t>Synthesis paper; public data products with DOIs</w:t>
@@ -2460,7 +2466,7 @@
       <w:pPr>
         <w:spacing w:after="120"/>
         <w:rPr>
-          <w:rFonts w:ascii="Calibri" w:hAnsi="Calibri"/>
+          <w:rFonts w:ascii="Times New Roman" w:hAnsi="Times New Roman"/>
         </w:rPr>
       </w:pPr>
       <w:r>
@@ -2475,83 +2481,83 @@
       </w:r>
       <w:r>
         <w:rPr>
-          <w:rFonts w:ascii="Calibri" w:hAnsi="Calibri"/>
+          <w:rFonts w:ascii="Times New Roman" w:hAnsi="Times New Roman"/>
         </w:rPr>
         <w:t>All inputs are public and cited to source (NASA ATM, NCALM/</w:t>
       </w:r>
       <w:proofErr w:type="spellStart"/>
       <w:r>
         <w:rPr>
-          <w:rFonts w:ascii="Calibri" w:hAnsi="Calibri"/>
+          <w:rFonts w:ascii="Times New Roman" w:hAnsi="Times New Roman"/>
         </w:rPr>
         <w:t>OpenTopography</w:t>
       </w:r>
       <w:proofErr w:type="spellEnd"/>
       <w:r>
         <w:rPr>
-          <w:rFonts w:ascii="Calibri" w:hAnsi="Calibri"/>
+          <w:rFonts w:ascii="Times New Roman" w:hAnsi="Times New Roman"/>
         </w:rPr>
         <w:t xml:space="preserve">, PGC REMA, MCM-LTER/EDI, Copernicus ERA5, AMPS/GDEX). All derived products — change </w:t>
       </w:r>
       <w:proofErr w:type="spellStart"/>
       <w:r>
         <w:rPr>
-          <w:rFonts w:ascii="Calibri" w:hAnsi="Calibri"/>
+          <w:rFonts w:ascii="Times New Roman" w:hAnsi="Times New Roman"/>
         </w:rPr>
         <w:t>rasters</w:t>
       </w:r>
       <w:proofErr w:type="spellEnd"/>
       <w:r>
         <w:rPr>
-          <w:rFonts w:ascii="Calibri" w:hAnsi="Calibri"/>
+          <w:rFonts w:ascii="Times New Roman" w:hAnsi="Times New Roman"/>
         </w:rPr>
         <w:t>, process-classified change maps, per-stream rate tables, uncertainty layers, channel outlines, and processing code — will be released open-access with DOIs (</w:t>
       </w:r>
       <w:proofErr w:type="spellStart"/>
       <w:r>
         <w:rPr>
-          <w:rFonts w:ascii="Calibri" w:hAnsi="Calibri"/>
+          <w:rFonts w:ascii="Times New Roman" w:hAnsi="Times New Roman"/>
         </w:rPr>
         <w:t>Zenodo</w:t>
       </w:r>
       <w:proofErr w:type="spellEnd"/>
       <w:r>
         <w:rPr>
-          <w:rFonts w:ascii="Calibri" w:hAnsi="Calibri"/>
+          <w:rFonts w:ascii="Times New Roman" w:hAnsi="Times New Roman"/>
         </w:rPr>
         <w:t xml:space="preserve"> / EDI). Heavy </w:t>
       </w:r>
       <w:proofErr w:type="spellStart"/>
       <w:r>
         <w:rPr>
-          <w:rFonts w:ascii="Calibri" w:hAnsi="Calibri"/>
+          <w:rFonts w:ascii="Times New Roman" w:hAnsi="Times New Roman"/>
         </w:rPr>
         <w:t>regenerable</w:t>
       </w:r>
       <w:proofErr w:type="spellEnd"/>
       <w:r>
         <w:rPr>
-          <w:rFonts w:ascii="Calibri" w:hAnsi="Calibri"/>
+          <w:rFonts w:ascii="Times New Roman" w:hAnsi="Times New Roman"/>
         </w:rPr>
         <w:t xml:space="preserve"> </w:t>
       </w:r>
       <w:proofErr w:type="spellStart"/>
       <w:r>
         <w:rPr>
-          <w:rFonts w:ascii="Calibri" w:hAnsi="Calibri"/>
+          <w:rFonts w:ascii="Times New Roman" w:hAnsi="Times New Roman"/>
         </w:rPr>
         <w:t>rasters</w:t>
       </w:r>
       <w:proofErr w:type="spellEnd"/>
       <w:r>
         <w:rPr>
-          <w:rFonts w:ascii="Calibri" w:hAnsi="Calibri"/>
+          <w:rFonts w:ascii="Times New Roman" w:hAnsi="Times New Roman"/>
         </w:rPr>
         <w:t xml:space="preserve"> stay out of version control; </w:t>
       </w:r>
       <w:r>
         <w:rPr>
-          <w:rFonts w:ascii="Calibri" w:hAnsi="Calibri"/>
+          <w:rFonts w:ascii="Times New Roman" w:hAnsi="Times New Roman"/>
         </w:rPr>
         <w:lastRenderedPageBreak/>
         <w:t>scripts, tables, and figures are tracked. Products carry explicit coordinate-system, method, and uncertainty metadata.</w:t>
@@ -2561,13 +2567,13 @@
       <w:pPr>
         <w:spacing w:before="140" w:after="60"/>
         <w:rPr>
-          <w:rFonts w:ascii="Calibri" w:hAnsi="Calibri"/>
+          <w:rFonts w:ascii="Times New Roman" w:hAnsi="Times New Roman"/>
           <w:sz w:val="28"/>
         </w:rPr>
       </w:pPr>
       <w:r>
         <w:rPr>
-          <w:rFonts w:ascii="Calibri" w:hAnsi="Calibri"/>
+          <w:rFonts w:ascii="Times New Roman" w:hAnsi="Times New Roman"/>
           <w:b/>
           <w:sz w:val="32"/>
         </w:rPr>
@@ -2580,7 +2586,7 @@
       </w:pPr>
       <w:r>
         <w:rPr>
-          <w:rFonts w:ascii="Calibri" w:hAnsi="Calibri"/>
+          <w:rFonts w:ascii="Times New Roman" w:hAnsi="Times New Roman"/>
         </w:rPr>
         <w:t>[1] Barlow, M. C. (2026). A Comprehensive Spatial Analysis of Stream Boundary and Geomorphological Change Detection: McMurdo Dry Valleys, Antarctica. PhD Dissertation.</w:t>
       </w:r>
@@ -2591,20 +2597,20 @@
       </w:pPr>
       <w:r>
         <w:rPr>
-          <w:rFonts w:ascii="Calibri" w:hAnsi="Calibri"/>
+          <w:rFonts w:ascii="Times New Roman" w:hAnsi="Times New Roman"/>
         </w:rPr>
         <w:t xml:space="preserve">[2] Barlow, M. C., Zhu, X., &amp; Glennie, C. L. (2022). Stream Boundary Detection of a Hyper-Arid, Polar Region Using a U-Net Architecture: Taylor Valley, Antarctica. </w:t>
       </w:r>
       <w:r>
         <w:rPr>
-          <w:rFonts w:ascii="Calibri" w:hAnsi="Calibri"/>
+          <w:rFonts w:ascii="Times New Roman" w:hAnsi="Times New Roman"/>
           <w:i/>
         </w:rPr>
         <w:t>Remote Sensing</w:t>
       </w:r>
       <w:r>
         <w:rPr>
-          <w:rFonts w:ascii="Calibri" w:hAnsi="Calibri"/>
+          <w:rFonts w:ascii="Times New Roman" w:hAnsi="Times New Roman"/>
         </w:rPr>
         <w:t xml:space="preserve"> 14(1):234.</w:t>
       </w:r>
@@ -2615,41 +2621,41 @@
       </w:pPr>
       <w:r>
         <w:rPr>
-          <w:rFonts w:ascii="Calibri" w:hAnsi="Calibri"/>
+          <w:rFonts w:ascii="Times New Roman" w:hAnsi="Times New Roman"/>
         </w:rPr>
         <w:t xml:space="preserve">[3] </w:t>
       </w:r>
       <w:proofErr w:type="spellStart"/>
       <w:r>
         <w:rPr>
-          <w:rFonts w:ascii="Calibri" w:hAnsi="Calibri"/>
+          <w:rFonts w:ascii="Times New Roman" w:hAnsi="Times New Roman"/>
         </w:rPr>
         <w:t>Höhle</w:t>
       </w:r>
       <w:proofErr w:type="spellEnd"/>
       <w:r>
         <w:rPr>
-          <w:rFonts w:ascii="Calibri" w:hAnsi="Calibri"/>
+          <w:rFonts w:ascii="Times New Roman" w:hAnsi="Times New Roman"/>
         </w:rPr>
         <w:t xml:space="preserve">, J., &amp; </w:t>
       </w:r>
       <w:proofErr w:type="spellStart"/>
       <w:r>
         <w:rPr>
-          <w:rFonts w:ascii="Calibri" w:hAnsi="Calibri"/>
+          <w:rFonts w:ascii="Times New Roman" w:hAnsi="Times New Roman"/>
         </w:rPr>
         <w:t>Höhle</w:t>
       </w:r>
       <w:proofErr w:type="spellEnd"/>
       <w:r>
         <w:rPr>
-          <w:rFonts w:ascii="Calibri" w:hAnsi="Calibri"/>
+          <w:rFonts w:ascii="Times New Roman" w:hAnsi="Times New Roman"/>
         </w:rPr>
         <w:t xml:space="preserve">, M. (2009). Accuracy assessment of digital elevation models by means of robust statistical methods. </w:t>
       </w:r>
       <w:r>
         <w:rPr>
-          <w:rFonts w:ascii="Calibri" w:hAnsi="Calibri"/>
+          <w:rFonts w:ascii="Times New Roman" w:hAnsi="Times New Roman"/>
           <w:i/>
         </w:rPr>
         <w:t xml:space="preserve">ISPRS J. </w:t>
@@ -2657,7 +2663,7 @@
       <w:proofErr w:type="spellStart"/>
       <w:r>
         <w:rPr>
-          <w:rFonts w:ascii="Calibri" w:hAnsi="Calibri"/>
+          <w:rFonts w:ascii="Times New Roman" w:hAnsi="Times New Roman"/>
           <w:i/>
         </w:rPr>
         <w:t>Photogramm</w:t>
@@ -2665,14 +2671,14 @@
       <w:proofErr w:type="spellEnd"/>
       <w:r>
         <w:rPr>
-          <w:rFonts w:ascii="Calibri" w:hAnsi="Calibri"/>
+          <w:rFonts w:ascii="Times New Roman" w:hAnsi="Times New Roman"/>
           <w:i/>
         </w:rPr>
         <w:t>. Remote Sens.</w:t>
       </w:r>
       <w:r>
         <w:rPr>
-          <w:rFonts w:ascii="Calibri" w:hAnsi="Calibri"/>
+          <w:rFonts w:ascii="Times New Roman" w:hAnsi="Times New Roman"/>
         </w:rPr>
         <w:t xml:space="preserve"> 64(4):398–406.</w:t>
       </w:r>
@@ -2683,20 +2689,20 @@
       </w:pPr>
       <w:r>
         <w:rPr>
-          <w:rFonts w:ascii="Calibri" w:hAnsi="Calibri"/>
+          <w:rFonts w:ascii="Times New Roman" w:hAnsi="Times New Roman"/>
         </w:rPr>
         <w:t xml:space="preserve">[4] Howat, I. M., et al. (2019). The Reference Elevation Model of Antarctica (REMA). </w:t>
       </w:r>
       <w:r>
         <w:rPr>
-          <w:rFonts w:ascii="Calibri" w:hAnsi="Calibri"/>
+          <w:rFonts w:ascii="Times New Roman" w:hAnsi="Times New Roman"/>
           <w:i/>
         </w:rPr>
         <w:t>The Cryosphere</w:t>
       </w:r>
       <w:r>
         <w:rPr>
-          <w:rFonts w:ascii="Calibri" w:hAnsi="Calibri"/>
+          <w:rFonts w:ascii="Times New Roman" w:hAnsi="Times New Roman"/>
         </w:rPr>
         <w:t xml:space="preserve"> 13:665–674.</w:t>
       </w:r>
@@ -2707,48 +2713,48 @@
       </w:pPr>
       <w:r>
         <w:rPr>
-          <w:rFonts w:ascii="Calibri" w:hAnsi="Calibri"/>
+          <w:rFonts w:ascii="Times New Roman" w:hAnsi="Times New Roman"/>
         </w:rPr>
         <w:t xml:space="preserve">[5] </w:t>
       </w:r>
       <w:proofErr w:type="spellStart"/>
       <w:r>
         <w:rPr>
-          <w:rFonts w:ascii="Calibri" w:hAnsi="Calibri"/>
+          <w:rFonts w:ascii="Times New Roman" w:hAnsi="Times New Roman"/>
         </w:rPr>
         <w:t>Ronneberger</w:t>
       </w:r>
       <w:proofErr w:type="spellEnd"/>
       <w:r>
         <w:rPr>
-          <w:rFonts w:ascii="Calibri" w:hAnsi="Calibri"/>
+          <w:rFonts w:ascii="Times New Roman" w:hAnsi="Times New Roman"/>
         </w:rPr>
         <w:t xml:space="preserve">, O., Fischer, P., &amp; </w:t>
       </w:r>
       <w:proofErr w:type="spellStart"/>
       <w:r>
         <w:rPr>
-          <w:rFonts w:ascii="Calibri" w:hAnsi="Calibri"/>
+          <w:rFonts w:ascii="Times New Roman" w:hAnsi="Times New Roman"/>
         </w:rPr>
         <w:t>Brox</w:t>
       </w:r>
       <w:proofErr w:type="spellEnd"/>
       <w:r>
         <w:rPr>
-          <w:rFonts w:ascii="Calibri" w:hAnsi="Calibri"/>
+          <w:rFonts w:ascii="Times New Roman" w:hAnsi="Times New Roman"/>
         </w:rPr>
         <w:t xml:space="preserve">, T. (2015). U-Net: Convolutional Networks for Biomedical Image Segmentation. </w:t>
       </w:r>
       <w:r>
         <w:rPr>
-          <w:rFonts w:ascii="Calibri" w:hAnsi="Calibri"/>
+          <w:rFonts w:ascii="Times New Roman" w:hAnsi="Times New Roman"/>
           <w:i/>
         </w:rPr>
         <w:t>MICCAI</w:t>
       </w:r>
       <w:r>
         <w:rPr>
-          <w:rFonts w:ascii="Calibri" w:hAnsi="Calibri"/>
+          <w:rFonts w:ascii="Times New Roman" w:hAnsi="Times New Roman"/>
         </w:rPr>
         <w:t xml:space="preserve"> 234–241.</w:t>
       </w:r>
@@ -2759,7 +2765,7 @@
       </w:pPr>
       <w:r>
         <w:rPr>
-          <w:rFonts w:ascii="Calibri" w:hAnsi="Calibri"/>
+          <w:rFonts w:ascii="Times New Roman" w:hAnsi="Times New Roman"/>
         </w:rPr>
         <w:t xml:space="preserve">[6] McMurdo Dry Valleys LTER. Stream, meteorology, glacier, and soil datasets. Environmental Data Initiative (EDI), </w:t>
       </w:r>
@@ -2781,7 +2787,7 @@
       </w:r>
       <w:r>
         <w:rPr>
-          <w:rFonts w:ascii="Calibri" w:hAnsi="Calibri"/>
+          <w:rFonts w:ascii="Times New Roman" w:hAnsi="Times New Roman"/>
         </w:rPr>
         <w:t>.</w:t>
       </w:r>
@@ -2792,27 +2798,27 @@
       </w:pPr>
       <w:r>
         <w:rPr>
-          <w:rFonts w:ascii="Calibri" w:hAnsi="Calibri"/>
+          <w:rFonts w:ascii="Times New Roman" w:hAnsi="Times New Roman"/>
         </w:rPr>
         <w:t xml:space="preserve">[7] </w:t>
       </w:r>
       <w:proofErr w:type="spellStart"/>
       <w:r>
         <w:rPr>
-          <w:rFonts w:ascii="Calibri" w:hAnsi="Calibri"/>
+          <w:rFonts w:ascii="Times New Roman" w:hAnsi="Times New Roman"/>
         </w:rPr>
         <w:t>Hersbach</w:t>
       </w:r>
       <w:proofErr w:type="spellEnd"/>
       <w:r>
         <w:rPr>
-          <w:rFonts w:ascii="Calibri" w:hAnsi="Calibri"/>
+          <w:rFonts w:ascii="Times New Roman" w:hAnsi="Times New Roman"/>
         </w:rPr>
         <w:t xml:space="preserve">, H., et al. (2020). The ERA5 global reanalysis. </w:t>
       </w:r>
       <w:r>
         <w:rPr>
-          <w:rFonts w:ascii="Calibri" w:hAnsi="Calibri"/>
+          <w:rFonts w:ascii="Times New Roman" w:hAnsi="Times New Roman"/>
           <w:i/>
         </w:rPr>
         <w:t xml:space="preserve">Q. J. R. </w:t>
@@ -2820,7 +2826,7 @@
       <w:proofErr w:type="spellStart"/>
       <w:r>
         <w:rPr>
-          <w:rFonts w:ascii="Calibri" w:hAnsi="Calibri"/>
+          <w:rFonts w:ascii="Times New Roman" w:hAnsi="Times New Roman"/>
           <w:i/>
         </w:rPr>
         <w:t>Meteorol</w:t>
@@ -2828,14 +2834,14 @@
       <w:proofErr w:type="spellEnd"/>
       <w:r>
         <w:rPr>
-          <w:rFonts w:ascii="Calibri" w:hAnsi="Calibri"/>
+          <w:rFonts w:ascii="Times New Roman" w:hAnsi="Times New Roman"/>
           <w:i/>
         </w:rPr>
         <w:t>. Soc.</w:t>
       </w:r>
       <w:r>
         <w:rPr>
-          <w:rFonts w:ascii="Calibri" w:hAnsi="Calibri"/>
+          <w:rFonts w:ascii="Times New Roman" w:hAnsi="Times New Roman"/>
         </w:rPr>
         <w:t xml:space="preserve"> 146:1999–2049.</w:t>
       </w:r>
@@ -2846,89 +2852,79 @@
       </w:pPr>
       <w:r>
         <w:rPr>
-          <w:rFonts w:ascii="Calibri" w:hAnsi="Calibri"/>
+          <w:rFonts w:ascii="Times New Roman" w:hAnsi="Times New Roman"/>
         </w:rPr>
         <w:t xml:space="preserve">[8] Schenk, T., </w:t>
       </w:r>
       <w:proofErr w:type="spellStart"/>
       <w:r>
         <w:rPr>
-          <w:rFonts w:ascii="Calibri" w:hAnsi="Calibri"/>
+          <w:rFonts w:ascii="Times New Roman" w:hAnsi="Times New Roman"/>
         </w:rPr>
         <w:t>Csatho</w:t>
       </w:r>
       <w:proofErr w:type="spellEnd"/>
       <w:r>
         <w:rPr>
-          <w:rFonts w:ascii="Calibri" w:hAnsi="Calibri"/>
+          <w:rFonts w:ascii="Times New Roman" w:hAnsi="Times New Roman"/>
         </w:rPr>
         <w:t xml:space="preserve">, B., </w:t>
       </w:r>
       <w:proofErr w:type="spellStart"/>
       <w:r>
         <w:rPr>
-          <w:rFonts w:ascii="Calibri" w:hAnsi="Calibri"/>
+          <w:rFonts w:ascii="Times New Roman" w:hAnsi="Times New Roman"/>
         </w:rPr>
         <w:t>Ahn</w:t>
       </w:r>
       <w:proofErr w:type="spellEnd"/>
       <w:r>
         <w:rPr>
-          <w:rFonts w:ascii="Calibri" w:hAnsi="Calibri"/>
+          <w:rFonts w:ascii="Times New Roman" w:hAnsi="Times New Roman"/>
         </w:rPr>
         <w:t xml:space="preserve">, Y., Yoon, T., Shin, S. W., &amp; Huh, K. I. (2004). DEM generation from the Antarctic </w:t>
       </w:r>
-      <w:del w:id="254" w:author="Colton Goodrich" w:date="2026-07-09T12:00:00Z">
+      <w:r>
+        <w:rPr>
+          <w:rFonts w:ascii="Times New Roman" w:hAnsi="Times New Roman"/>
+        </w:rPr>
+        <w:t xml:space="preserve">LiDAR</w:t>
+      </w:r>
+      <w:r>
+        <w:rPr>
+          <w:rFonts w:ascii="Times New Roman" w:hAnsi="Times New Roman"/>
+        </w:rPr>
+        <w:t xml:space="preserve"> data: Site report. US Geological Survey.</w:t>
+      </w:r>
+    </w:p>
+    <w:p>
+      <w:pPr>
+        <w:spacing w:after="120"/>
+      </w:pPr>
+      <w:r>
+        <w:rPr>
+          <w:rFonts w:ascii="Times New Roman" w:hAnsi="Times New Roman"/>
+        </w:rPr>
+        <w:t xml:space="preserve">[9] Fountain, A. G., et al. (1999). Physical controls on the Taylor Valley ecosystem, Antarctica. </w:t>
+      </w:r>
+      <w:proofErr w:type="spellStart"/>
+      <w:r>
+        <w:rPr>
+          <w:rFonts w:ascii="Times New Roman" w:hAnsi="Times New Roman"/>
+        </w:rPr>
+        <w:t>BioScience</w:t>
+      </w:r>
+      <w:proofErr w:type="spellEnd"/>
+      <w:r>
+        <w:rPr>
+          <w:rFonts w:ascii="Times New Roman" w:hAnsi="Times New Roman"/>
+        </w:rPr>
+        <w:t xml:space="preserve"> 49(12):961</w:t>
+      </w:r>
+      <w:del w:id="260" w:author="Colton Goodrich" w:date="2026-07-09T12:00:00Z">
         <w:r>
           <w:rPr>
-            <w:rFonts w:ascii="Calibri" w:hAnsi="Calibri"/>
-          </w:rPr>
-          <w:delText xml:space="preserve">LiDAR</w:delText>
-        </w:r>
-      </w:del>
-      <w:ins w:id="256" w:author="Colton Goodrich" w:date="2026-07-09T12:00:00Z">
-        <w:r>
-          <w:rPr>
-            <w:rFonts w:ascii="Calibri" w:hAnsi="Calibri"/>
-          </w:rPr>
-          <w:t xml:space="preserve">lidar</w:t>
-        </w:r>
-      </w:ins>
-      <w:r>
-        <w:rPr>
-          <w:rFonts w:ascii="Calibri" w:hAnsi="Calibri"/>
-        </w:rPr>
-        <w:t xml:space="preserve"> data: Site report. US Geological Survey.</w:t>
-      </w:r>
-    </w:p>
-    <w:p>
-      <w:pPr>
-        <w:spacing w:after="120"/>
-      </w:pPr>
-      <w:r>
-        <w:rPr>
-          <w:rFonts w:ascii="Calibri" w:hAnsi="Calibri"/>
-        </w:rPr>
-        <w:t xml:space="preserve">[9] Fountain, A. G., et al. (1999). Physical controls on the Taylor Valley ecosystem, Antarctica. </w:t>
-      </w:r>
-      <w:proofErr w:type="spellStart"/>
-      <w:r>
-        <w:rPr>
-          <w:rFonts w:ascii="Calibri" w:hAnsi="Calibri"/>
-        </w:rPr>
-        <w:t>BioScience</w:t>
-      </w:r>
-      <w:proofErr w:type="spellEnd"/>
-      <w:r>
-        <w:rPr>
-          <w:rFonts w:ascii="Calibri" w:hAnsi="Calibri"/>
-        </w:rPr>
-        <w:t xml:space="preserve"> 49(12):961</w:t>
-      </w:r>
-      <w:del w:id="260" w:author="Colton Goodrich" w:date="2026-07-09T12:00:00Z">
-        <w:r>
-          <w:rPr>
-            <w:rFonts w:ascii="Calibri" w:hAnsi="Calibri"/>
+            <w:rFonts w:ascii="Times New Roman" w:hAnsi="Times New Roman"/>
           </w:rPr>
           <w:delText xml:space="preserve">-</w:delText>
         </w:r>
@@ -2936,22 +2932,17 @@
       <w:ins w:id="262" w:author="Colton Goodrich" w:date="2026-07-09T12:00:00Z">
         <w:r>
           <w:rPr>
-            <w:rFonts w:ascii="Calibri" w:hAnsi="Calibri"/>
+            <w:rFonts w:ascii="Times New Roman" w:hAnsi="Times New Roman"/>
           </w:rPr>
           <w:t xml:space="preserve">–</w:t>
         </w:r>
       </w:ins>
       <w:r>
         <w:rPr>
-          <w:rFonts w:ascii="Calibri" w:hAnsi="Calibri"/>
+          <w:rFonts w:ascii="Times New Roman" w:hAnsi="Times New Roman"/>
         </w:rPr>
         <w:t xml:space="preserve">971.</w:t>
       </w:r>
-    </w:p>
-    <w:p>
-      <w:pPr>
-        <w:pStyle w:val="Default"/>
-      </w:pPr>
     </w:p>
     <w:sectPr>
       <w:pgSz w:w="12240" w:h="15840"/>
@@ -3881,14 +3872,14 @@
     <w:rPrDefault>
       <w:rPr>
         <w:rFonts w:asciiTheme="minorHAnsi" w:eastAsiaTheme="minorHAnsi" w:hAnsiTheme="minorHAnsi" w:cstheme="minorBidi"/>
-        <w:sz w:val="22"/>
-        <w:szCs w:val="22"/>
+        <w:sz w:val="24"/>
+        <w:szCs w:val="24"/>
         <w:lang w:val="en-US" w:eastAsia="en-US" w:bidi="ar-SA"/>
       </w:rPr>
     </w:rPrDefault>
     <w:pPrDefault>
       <w:pPr>
-        <w:spacing w:after="160" w:line="259" w:lineRule="auto"/>
+        <w:spacing w:after="120" w:line="240" w:lineRule="auto"/>
       </w:pPr>
     </w:pPrDefault>
   </w:docDefaults>
@@ -4417,7 +4408,7 @@
       <w:spacing w:after="0" w:line="240" w:lineRule="auto"/>
     </w:pPr>
     <w:rPr>
-      <w:rFonts w:ascii="Arial" w:hAnsi="Arial" w:cs="Arial"/>
+      <w:rFonts w:ascii="Times New Roman" w:hAnsi="Arial" w:cs="Arial"/>
       <w:color w:val="000000"/>
       <w:sz w:val="24"/>
       <w:szCs w:val="24"/>
@@ -4499,7 +4490,7 @@
     </a:clrScheme>
     <a:fontScheme name="Office">
       <a:majorFont>
-        <a:latin typeface="Calibri Light" panose="020F0302020204030204"/>
+        <a:latin typeface="Times New Roman" panose="020F0302020204030204"/>
         <a:ea typeface=""/>
         <a:cs typeface=""/>
         <a:font script="Jpan" typeface="ＭＳ ゴシック"/>
@@ -4534,7 +4525,7 @@
         <a:font script="Geor" typeface="Sylfaen"/>
       </a:majorFont>
       <a:minorFont>
-        <a:latin typeface="Calibri" panose="020F0502020204030204"/>
+        <a:latin typeface="Times New Roman" panose="020F0502020204030204"/>
         <a:ea typeface=""/>
         <a:cs typeface=""/>
         <a:font script="Jpan" typeface="ＭＳ 明朝"/>

--- a/barlow/docs/finesst_proposal_v9_tracked.docx
+++ b/barlow/docs/finesst_proposal_v9_tracked.docx
@@ -154,7 +154,7 @@
           <w:color w:val="404040"/>
           <w:sz w:val="24"/>
         </w:rPr>
-        <w:t>lidar</w:t>
+        <w:t>LiDAR</w:t>
       </w:r>
       <w:proofErr w:type="spellEnd"/>
       <w:r>
@@ -284,7 +284,7 @@
       </w:del>
       <w:ins w:id="236" w:author="Colton Goodrich" w:date="2026-07-09T12:00:00Z">
         <w:r>
-          <w:t xml:space="preserve">-acquisition airborne lidar and valley-</w:t>
+          <w:t xml:space="preserve">-acquisition airborne LiDAR and valley-</w:t>
         </w:r>
       </w:ins>
       <w:r>
@@ -401,7 +401,7 @@
       </w:del>
       <w:ins w:id="240" w:author="Colton Goodrich" w:date="2026-07-09T12:00:00Z">
         <w:r>
-          <w:t xml:space="preserve">lidar</w:t>
+          <w:t xml:space="preserve">LiDAR</w:t>
         </w:r>
       </w:ins>
       <w:r>
@@ -417,7 +417,7 @@
       </w:r>
       <w:proofErr w:type="spellStart"/>
       <w:r>
-        <w:t>lidar</w:t>
+        <w:t>LiDAR</w:t>
       </w:r>
       <w:proofErr w:type="spellEnd"/>
       <w:r>
@@ -425,7 +425,7 @@
       </w:r>
       <w:proofErr w:type="spellStart"/>
       <w:r>
-        <w:t>lidar</w:t>
+        <w:t>LiDAR</w:t>
       </w:r>
       <w:proofErr w:type="spellEnd"/>
       <w:r>
@@ -603,7 +603,7 @@
         </w:r>
         <w:proofErr w:type="spellStart"/>
         <w:r>
-          <w:t>lidar</w:t>
+          <w:t>LiDAR</w:t>
         </w:r>
         <w:proofErr w:type="spellEnd"/>
         <w:r>
@@ -634,7 +634,7 @@
       </w:del>
       <w:ins w:id="244" w:author="Colton Goodrich" w:date="2026-07-09T12:00:00Z">
         <w:r>
-          <w:t xml:space="preserve">lidar</w:t>
+          <w:t xml:space="preserve">LiDAR</w:t>
         </w:r>
       </w:ins>
       <w:r>
@@ -792,7 +792,7 @@
             <w:color w:val="404040"/>
             <w:sz w:val="24"/>
           </w:rPr>
-          <w:t>lidar</w:t>
+          <w:t>LiDAR</w:t>
         </w:r>
         <w:proofErr w:type="spellEnd"/>
         <w:r>
@@ -1115,7 +1115,7 @@
       </w:del>
       <w:ins w:id="248" w:author="Colton Goodrich" w:date="2026-07-09T12:00:00Z">
         <w:r>
-          <w:t xml:space="preserve">lidar</w:t>
+          <w:t xml:space="preserve">LiDAR</w:t>
         </w:r>
       </w:ins>
       <w:r>
@@ -1208,7 +1208,7 @@
       </w:r>
       <w:proofErr w:type="spellStart"/>
       <w:r>
-        <w:t>lidar</w:t>
+        <w:t>LiDAR</w:t>
       </w:r>
       <w:proofErr w:type="spellEnd"/>
       <w:r>
@@ -1345,7 +1345,7 @@
                 <w:rFonts w:ascii="Times New Roman" w:hAnsi="Times New Roman"/>
                 <w:sz w:val="18"/>
               </w:rPr>
-              <w:t>lidar</w:t>
+              <w:t>LiDAR</w:t>
             </w:r>
             <w:proofErr w:type="spellEnd"/>
             <w:r>
@@ -1426,7 +1426,7 @@
                 <w:rFonts w:ascii="Times New Roman" w:hAnsi="Times New Roman"/>
                 <w:sz w:val="18"/>
               </w:rPr>
-              <w:t>lidar</w:t>
+              <w:t>LiDAR</w:t>
             </w:r>
             <w:proofErr w:type="spellEnd"/>
             <w:r>
@@ -2176,7 +2176,7 @@
       </w:del>
       <w:ins w:id="252" w:author="Colton Goodrich" w:date="2026-07-09T12:00:00Z">
         <w:r>
-          <w:t xml:space="preserve">lidar</w:t>
+          <w:t xml:space="preserve">LiDAR</w:t>
         </w:r>
       </w:ins>
       <w:r>
@@ -3071,7 +3071,7 @@
           <w:sz w:val="20"/>
           <w:szCs w:val="20"/>
         </w:rPr>
-        <w:t>lidar</w:t>
+        <w:t>LiDAR</w:t>
       </w:r>
       <w:proofErr w:type="spellEnd"/>
       <w:r>
